--- a/1-运维服务目录/0101- 运维服务目录管理制度.docx
+++ b/1-运维服务目录/0101- 运维服务目录管理制度.docx
@@ -1,7 +1,6 @@
 
 <file path=word/document.xml><?xml version="1.0" encoding="utf-8"?>
-<w:document xmlns:wpc="http://schemas.microsoft.com/office/word/2010/wordprocessingCanvas" xmlns:mc="http://schemas.openxmlformats.org/markup-compatibility/2006" xmlns:o="urn:schemas-microsoft-com:office:office" xmlns:r="http://schemas.openxmlformats.org/officeDocument/2006/relationships" xmlns:m="http://schemas.openxmlformats.org/officeDocument/2006/math" xmlns:v="urn:schemas-microsoft-com:vml" xmlns:wp14="http://schemas.microsoft.com/office/word/2010/wordprocessingDrawing" xmlns:wp="http://schemas.openxmlformats.org/drawingml/2006/wordprocessingDrawing" xmlns:w10="urn:schemas-microsoft-com:office:word" xmlns:w="http://schemas.openxmlformats.org/wordprocessingml/2006/main" xmlns:w14="http://schemas.microsoft.com/office/word/2010/wordml" xmlns:w15="http://schemas.microsoft.com/office/word/2012/wordml" xmlns:wne="http://schemas.microsoft.com/office/word/2006/wordml" xmlns:wpg="http://schemas.microsoft.com/office/word/2010/wordprocessingGroup" xmlns:wpi="http://schemas.microsoft.com/office/word/2010/wordprocessingInk" xmlns:wps="http://schemas.microsoft.com/office/word/2010/wordprocessingShape" mc:Ignorable="w14 w15 wp14">
-  <!-- Generated by Aspose.Words for .NET 13.3.0.1 -->
+<w:document xmlns:wpc="http://schemas.microsoft.com/office/word/2010/wordprocessingCanvas" xmlns:mc="http://schemas.openxmlformats.org/markup-compatibility/2006" xmlns:o="urn:schemas-microsoft-com:office:office" xmlns:r="http://schemas.openxmlformats.org/officeDocument/2006/relationships" xmlns:m="http://schemas.openxmlformats.org/officeDocument/2006/math" xmlns:v="urn:schemas-microsoft-com:vml" xmlns:wp14="http://schemas.microsoft.com/office/word/2010/wordprocessingDrawing" xmlns:wp="http://schemas.openxmlformats.org/drawingml/2006/wordprocessingDrawing" xmlns:w="http://schemas.openxmlformats.org/wordprocessingml/2006/main" xmlns:w14="http://schemas.microsoft.com/office/word/2010/wordml" xmlns:w10="urn:schemas-microsoft-com:office:word" xmlns:w15="http://schemas.microsoft.com/office/word/2012/wordml" xmlns:wpg="http://schemas.microsoft.com/office/word/2010/wordprocessingGroup" xmlns:wpi="http://schemas.microsoft.com/office/word/2010/wordprocessingInk" xmlns:wne="http://schemas.microsoft.com/office/word/2006/wordml" xmlns:wps="http://schemas.microsoft.com/office/word/2010/wordprocessingShape" xmlns:wpsCustomData="http://www.wps.cn/officeDocument/2013/wpsCustomData" mc:Ignorable="w14 w15 wp14">
   <w:body>
     <w:p>
       <w:pPr>
@@ -16,7 +15,7 @@
         <w:spacing w:before="78" w:line="219" w:lineRule="auto"/>
         <w:ind w:left="25"/>
         <w:rPr>
-          <w:rFonts w:ascii="宋体" w:eastAsia="宋体" w:hAnsi="宋体" w:cs="宋体" w:hint="default"/>
+          <w:rFonts w:hint="default" w:ascii="宋体" w:hAnsi="宋体" w:eastAsia="宋体" w:cs="宋体"/>
           <w:sz w:val="24"/>
           <w:szCs w:val="24"/>
           <w:lang w:val="en-US" w:eastAsia="zh-CN"/>
@@ -24,7 +23,7 @@
       </w:pPr>
       <w:r>
         <w:rPr>
-          <w:rFonts w:ascii="宋体" w:eastAsia="宋体" w:hAnsi="宋体" w:cs="宋体"/>
+          <w:rFonts w:ascii="宋体" w:hAnsi="宋体" w:eastAsia="宋体" w:cs="宋体"/>
           <w:b/>
           <w:bCs/>
           <w:spacing w:val="-3"/>
@@ -53,14 +52,14 @@
         <w:ind w:left="23"/>
         <w:textAlignment w:val="auto"/>
         <w:rPr>
-          <w:rFonts w:ascii="宋体" w:eastAsia="宋体" w:hAnsi="宋体" w:cs="宋体"/>
-          <w:sz w:val="24"/>
-          <w:szCs w:val="24"/>
-        </w:rPr>
-      </w:pPr>
-      <w:r>
-        <w:rPr>
-          <w:rFonts w:ascii="宋体" w:eastAsia="宋体" w:hAnsi="宋体" w:cs="宋体"/>
+          <w:rFonts w:ascii="宋体" w:hAnsi="宋体" w:eastAsia="宋体" w:cs="宋体"/>
+          <w:sz w:val="24"/>
+          <w:szCs w:val="24"/>
+        </w:rPr>
+      </w:pPr>
+      <w:r>
+        <w:rPr>
+          <w:rFonts w:ascii="宋体" w:hAnsi="宋体" w:eastAsia="宋体" w:cs="宋体"/>
           <w:b/>
           <w:bCs/>
           <w:spacing w:val="240"/>
@@ -72,7 +71,7 @@
       </w:r>
       <w:r>
         <w:rPr>
-          <w:rFonts w:ascii="宋体" w:eastAsia="宋体" w:hAnsi="宋体" w:cs="宋体"/>
+          <w:rFonts w:ascii="宋体" w:hAnsi="宋体" w:eastAsia="宋体" w:cs="宋体"/>
           <w:b/>
           <w:bCs/>
           <w:spacing w:val="0"/>
@@ -84,7 +83,7 @@
       </w:r>
       <w:r>
         <w:rPr>
-          <w:rFonts w:ascii="宋体" w:eastAsia="宋体" w:hAnsi="宋体" w:cs="宋体"/>
+          <w:rFonts w:ascii="宋体" w:hAnsi="宋体" w:eastAsia="宋体" w:cs="宋体"/>
           <w:b/>
           <w:bCs/>
           <w:spacing w:val="-5"/>
@@ -93,12 +92,10 @@
         </w:rPr>
         <w:t>：V1.0</w:t>
       </w:r>
-      <w:bookmarkStart w:id="0" w:name="_GoBack"/>
-      <w:bookmarkEnd w:id="0"/>
-    </w:p>
-    <w:p>
-      <w:pPr>
-        <w:pStyle w:val="a"/>
+    </w:p>
+    <w:p>
+      <w:pPr>
+        <w:pStyle w:val="24"/>
         <w:keepNext w:val="0"/>
         <w:keepLines w:val="0"/>
         <w:pageBreakBefore w:val="0"/>
@@ -108,8 +105,8 @@
         <w:topLinePunct w:val="0"/>
         <w:bidi w:val="0"/>
       </w:pPr>
+      <w:bookmarkStart w:id="0" w:name="_Toc9338"/>
       <w:bookmarkStart w:id="1" w:name="_Toc10904"/>
-      <w:bookmarkStart w:id="2" w:name="_Toc22741"/>
       <w:r>
         <w:rPr>
           <w:rFonts w:hint="eastAsia"/>
@@ -117,12 +114,12 @@
         </w:rPr>
         <w:t>陕西益利德软件科技有限公司</w:t>
       </w:r>
+      <w:bookmarkEnd w:id="0"/>
       <w:bookmarkEnd w:id="1"/>
-      <w:bookmarkEnd w:id="2"/>
-    </w:p>
-    <w:p>
-      <w:pPr>
-        <w:pStyle w:val="a0"/>
+    </w:p>
+    <w:p>
+      <w:pPr>
+        <w:pStyle w:val="25"/>
         <w:keepNext w:val="0"/>
         <w:keepLines w:val="0"/>
         <w:pageBreakBefore w:val="0"/>
@@ -132,11 +129,11 @@
         <w:topLinePunct w:val="0"/>
         <w:bidi w:val="0"/>
         <w:rPr>
-          <w:rFonts w:eastAsia="黑体" w:hint="eastAsia"/>
+          <w:rFonts w:hint="eastAsia" w:eastAsia="黑体"/>
           <w:lang w:val="en-US" w:eastAsia="zh-CN"/>
         </w:rPr>
       </w:pPr>
-      <w:bookmarkStart w:id="3" w:name="_Toc22861"/>
+      <w:bookmarkStart w:id="2" w:name="_Toc8142"/>
       <w:r>
         <w:t>运维服务目录管理</w:t>
       </w:r>
@@ -147,21 +144,22 @@
         </w:rPr>
         <w:t>制度</w:t>
       </w:r>
-      <w:bookmarkEnd w:id="3"/>
+      <w:bookmarkEnd w:id="2"/>
     </w:p>
     <w:tbl>
       <w:tblPr>
-        <w:tblStyle w:val="TableGrid"/>
+        <w:tblStyle w:val="21"/>
         <w:tblW w:w="0" w:type="auto"/>
         <w:tblInd w:w="2443" w:type="dxa"/>
         <w:tblBorders>
-          <w:top w:val="nil"/>
-          <w:left w:val="nil"/>
-          <w:bottom w:val="nil"/>
-          <w:right w:val="nil"/>
-          <w:insideH w:val="nil"/>
-          <w:insideV w:val="nil"/>
+          <w:top w:val="none" w:color="auto" w:sz="0" w:space="0"/>
+          <w:left w:val="none" w:color="auto" w:sz="0" w:space="0"/>
+          <w:bottom w:val="none" w:color="auto" w:sz="0" w:space="0"/>
+          <w:right w:val="none" w:color="auto" w:sz="0" w:space="0"/>
+          <w:insideH w:val="none" w:color="auto" w:sz="0" w:space="0"/>
+          <w:insideV w:val="none" w:color="auto" w:sz="0" w:space="0"/>
         </w:tblBorders>
+        <w:tblLayout w:type="autofit"/>
         <w:tblCellMar>
           <w:top w:w="0" w:type="dxa"/>
           <w:left w:w="108" w:type="dxa"/>
@@ -175,15 +173,13 @@
       </w:tblGrid>
       <w:tr>
         <w:tblPrEx>
-          <w:tblW w:w="0" w:type="auto"/>
-          <w:tblInd w:w="2443" w:type="dxa"/>
           <w:tblBorders>
-            <w:top w:val="nil"/>
-            <w:left w:val="nil"/>
-            <w:bottom w:val="nil"/>
-            <w:right w:val="nil"/>
-            <w:insideH w:val="nil"/>
-            <w:insideV w:val="nil"/>
+            <w:top w:val="none" w:color="auto" w:sz="0" w:space="0"/>
+            <w:left w:val="none" w:color="auto" w:sz="0" w:space="0"/>
+            <w:bottom w:val="none" w:color="auto" w:sz="0" w:space="0"/>
+            <w:right w:val="none" w:color="auto" w:sz="0" w:space="0"/>
+            <w:insideH w:val="none" w:color="auto" w:sz="0" w:space="0"/>
+            <w:insideV w:val="none" w:color="auto" w:sz="0" w:space="0"/>
           </w:tblBorders>
           <w:tblCellMar>
             <w:top w:w="0" w:type="dxa"/>
@@ -193,7 +189,7 @@
           </w:tblCellMar>
         </w:tblPrEx>
         <w:trPr>
-          <w:trHeight w:val="810"/>
+          <w:trHeight w:val="810" w:hRule="atLeast"/>
         </w:trPr>
         <w:tc>
           <w:tcPr>
@@ -225,7 +221,7 @@
             </w:r>
             <w:r>
               <w:rPr>
-                <w:rFonts w:asciiTheme="minorAscii" w:eastAsiaTheme="minorEastAsia" w:hAnsiTheme="minorAscii" w:hint="default"/>
+                <w:rFonts w:hint="default" w:asciiTheme="minorAscii" w:hAnsiTheme="minorAscii" w:eastAsiaTheme="minorEastAsia"/>
                 <w:spacing w:val="227"/>
                 <w:sz w:val="21"/>
                 <w:vertAlign w:val="baseline"/>
@@ -240,7 +236,7 @@
                 <w:vertAlign w:val="baseline"/>
                 <w:lang w:val="en-US" w:eastAsia="zh-CN"/>
               </w:rPr>
-              <w:t>孙光莉</w:t>
+              <w:t>王潇</w:t>
             </w:r>
           </w:p>
         </w:tc>
@@ -274,7 +270,7 @@
             </w:r>
             <w:r>
               <w:rPr>
-                <w:rFonts w:asciiTheme="minorAscii" w:eastAsiaTheme="minorEastAsia" w:hAnsiTheme="minorAscii" w:hint="eastAsia"/>
+                <w:rFonts w:hint="eastAsia" w:asciiTheme="minorAscii" w:hAnsiTheme="minorAscii" w:eastAsiaTheme="minorEastAsia"/>
                 <w:spacing w:val="227"/>
                 <w:sz w:val="21"/>
                 <w:vertAlign w:val="baseline"/>
@@ -296,8 +292,14 @@
       </w:tr>
       <w:tr>
         <w:tblPrEx>
-          <w:tblW w:w="0" w:type="auto"/>
-          <w:tblInd w:w="2443" w:type="dxa"/>
+          <w:tblBorders>
+            <w:top w:val="none" w:color="auto" w:sz="0" w:space="0"/>
+            <w:left w:val="none" w:color="auto" w:sz="0" w:space="0"/>
+            <w:bottom w:val="none" w:color="auto" w:sz="0" w:space="0"/>
+            <w:right w:val="none" w:color="auto" w:sz="0" w:space="0"/>
+            <w:insideH w:val="none" w:color="auto" w:sz="0" w:space="0"/>
+            <w:insideV w:val="none" w:color="auto" w:sz="0" w:space="0"/>
+          </w:tblBorders>
           <w:tblCellMar>
             <w:top w:w="0" w:type="dxa"/>
             <w:left w:w="108" w:type="dxa"/>
@@ -306,7 +308,7 @@
           </w:tblCellMar>
         </w:tblPrEx>
         <w:trPr>
-          <w:trHeight w:val="810"/>
+          <w:trHeight w:val="810" w:hRule="atLeast"/>
         </w:trPr>
         <w:tc>
           <w:tcPr>
@@ -324,7 +326,7 @@
               <w:topLinePunct w:val="0"/>
               <w:bidi w:val="0"/>
               <w:rPr>
-                <w:rFonts w:ascii="Arial" w:eastAsia="Arial" w:hAnsi="Arial" w:cs="Arial" w:hint="eastAsia"/>
+                <w:rFonts w:hint="eastAsia" w:ascii="Arial" w:hAnsi="Arial" w:eastAsia="Arial" w:cs="Arial"/>
                 <w:snapToGrid w:val="0"/>
                 <w:color w:val="000000"/>
                 <w:kern w:val="0"/>
@@ -344,7 +346,7 @@
             </w:r>
             <w:r>
               <w:rPr>
-                <w:rFonts w:asciiTheme="minorAscii" w:eastAsiaTheme="minorEastAsia" w:hAnsiTheme="minorAscii" w:hint="default"/>
+                <w:rFonts w:hint="default" w:asciiTheme="minorAscii" w:hAnsiTheme="minorAscii" w:eastAsiaTheme="minorEastAsia"/>
                 <w:spacing w:val="227"/>
                 <w:sz w:val="21"/>
                 <w:vertAlign w:val="baseline"/>
@@ -355,13 +357,10 @@
             <w:r>
               <w:rPr>
                 <w:rFonts w:hint="eastAsia"/>
-                <w:spacing w:val="105"/>
-                <w:kern w:val="0"/>
                 <w:u w:val="single"/>
-                <w:vertAlign w:val="baseline"/>
                 <w:lang w:val="en-US" w:eastAsia="zh-CN"/>
               </w:rPr>
-              <w:t>严长运</w:t>
+              <w:t>李钢要</w:t>
             </w:r>
           </w:p>
         </w:tc>
@@ -381,7 +380,7 @@
               <w:topLinePunct w:val="0"/>
               <w:bidi w:val="0"/>
               <w:rPr>
-                <w:rFonts w:ascii="Arial" w:eastAsia="Arial" w:hAnsi="Arial" w:cs="Arial" w:hint="eastAsia"/>
+                <w:rFonts w:hint="eastAsia" w:ascii="Arial" w:hAnsi="Arial" w:eastAsia="Arial" w:cs="Arial"/>
                 <w:snapToGrid w:val="0"/>
                 <w:color w:val="000000"/>
                 <w:kern w:val="0"/>
@@ -401,7 +400,7 @@
             </w:r>
             <w:r>
               <w:rPr>
-                <w:rFonts w:asciiTheme="minorAscii" w:eastAsiaTheme="minorEastAsia" w:hAnsiTheme="minorAscii" w:hint="eastAsia"/>
+                <w:rFonts w:hint="eastAsia" w:asciiTheme="minorAscii" w:hAnsiTheme="minorAscii" w:eastAsiaTheme="minorEastAsia"/>
                 <w:spacing w:val="227"/>
                 <w:sz w:val="21"/>
                 <w:vertAlign w:val="baseline"/>
@@ -423,8 +422,14 @@
       </w:tr>
       <w:tr>
         <w:tblPrEx>
-          <w:tblW w:w="0" w:type="auto"/>
-          <w:tblInd w:w="2443" w:type="dxa"/>
+          <w:tblBorders>
+            <w:top w:val="none" w:color="auto" w:sz="0" w:space="0"/>
+            <w:left w:val="none" w:color="auto" w:sz="0" w:space="0"/>
+            <w:bottom w:val="none" w:color="auto" w:sz="0" w:space="0"/>
+            <w:right w:val="none" w:color="auto" w:sz="0" w:space="0"/>
+            <w:insideH w:val="none" w:color="auto" w:sz="0" w:space="0"/>
+            <w:insideV w:val="none" w:color="auto" w:sz="0" w:space="0"/>
+          </w:tblBorders>
           <w:tblCellMar>
             <w:top w:w="0" w:type="dxa"/>
             <w:left w:w="108" w:type="dxa"/>
@@ -433,7 +438,7 @@
           </w:tblCellMar>
         </w:tblPrEx>
         <w:trPr>
-          <w:trHeight w:val="635"/>
+          <w:trHeight w:val="635" w:hRule="atLeast"/>
         </w:trPr>
         <w:tc>
           <w:tcPr>
@@ -465,7 +470,7 @@
             </w:r>
             <w:r>
               <w:rPr>
-                <w:rFonts w:asciiTheme="minorAscii" w:eastAsiaTheme="minorEastAsia" w:hAnsiTheme="minorAscii" w:hint="eastAsia"/>
+                <w:rFonts w:hint="eastAsia" w:asciiTheme="minorAscii" w:hAnsiTheme="minorAscii" w:eastAsiaTheme="minorEastAsia"/>
                 <w:spacing w:val="227"/>
                 <w:sz w:val="21"/>
                 <w:vertAlign w:val="baseline"/>
@@ -513,7 +518,7 @@
             </w:r>
             <w:r>
               <w:rPr>
-                <w:rFonts w:asciiTheme="minorAscii" w:eastAsiaTheme="minorEastAsia" w:hAnsiTheme="minorAscii" w:hint="eastAsia"/>
+                <w:rFonts w:hint="eastAsia" w:asciiTheme="minorAscii" w:hAnsiTheme="minorAscii" w:eastAsiaTheme="minorEastAsia"/>
                 <w:spacing w:val="227"/>
                 <w:sz w:val="21"/>
                 <w:vertAlign w:val="baseline"/>
@@ -562,14 +567,14 @@
         <w:spacing w:before="153" w:line="225" w:lineRule="auto"/>
         <w:ind w:left="3634"/>
         <w:rPr>
-          <w:rFonts w:ascii="宋体" w:eastAsia="宋体" w:hAnsi="宋体" w:cs="宋体"/>
+          <w:rFonts w:ascii="宋体" w:hAnsi="宋体" w:eastAsia="宋体" w:cs="宋体"/>
           <w:sz w:val="31"/>
           <w:szCs w:val="31"/>
         </w:rPr>
       </w:pPr>
       <w:r>
         <w:rPr>
-          <w:rFonts w:ascii="宋体" w:eastAsia="宋体" w:hAnsi="宋体" w:cs="宋体"/>
+          <w:rFonts w:ascii="宋体" w:hAnsi="宋体" w:eastAsia="宋体" w:cs="宋体"/>
           <w:b/>
           <w:bCs/>
           <w:spacing w:val="4"/>
@@ -581,16 +586,16 @@
     </w:p>
     <w:tbl>
       <w:tblPr>
-        <w:tblStyle w:val="TableNormal0"/>
+        <w:tblStyle w:val="26"/>
         <w:tblW w:w="8491" w:type="dxa"/>
         <w:tblInd w:w="2" w:type="dxa"/>
         <w:tblBorders>
-          <w:top w:val="single" w:sz="2" w:space="0" w:color="000000"/>
-          <w:left w:val="single" w:sz="2" w:space="0" w:color="000000"/>
-          <w:bottom w:val="single" w:sz="2" w:space="0" w:color="000000"/>
-          <w:right w:val="single" w:sz="2" w:space="0" w:color="000000"/>
-          <w:insideH w:val="single" w:sz="2" w:space="0" w:color="000000"/>
-          <w:insideV w:val="single" w:sz="2" w:space="0" w:color="000000"/>
+          <w:top w:val="single" w:color="000000" w:sz="2" w:space="0"/>
+          <w:left w:val="single" w:color="000000" w:sz="2" w:space="0"/>
+          <w:bottom w:val="single" w:color="000000" w:sz="2" w:space="0"/>
+          <w:right w:val="single" w:color="000000" w:sz="2" w:space="0"/>
+          <w:insideH w:val="single" w:color="000000" w:sz="2" w:space="0"/>
+          <w:insideV w:val="single" w:color="000000" w:sz="2" w:space="0"/>
         </w:tblBorders>
         <w:tblLayout w:type="fixed"/>
         <w:tblCellMar>
@@ -610,17 +615,14 @@
       </w:tblGrid>
       <w:tr>
         <w:tblPrEx>
-          <w:tblW w:w="8491" w:type="dxa"/>
-          <w:tblInd w:w="2" w:type="dxa"/>
           <w:tblBorders>
-            <w:top w:val="single" w:sz="2" w:space="0" w:color="000000"/>
-            <w:left w:val="single" w:sz="2" w:space="0" w:color="000000"/>
-            <w:bottom w:val="single" w:sz="2" w:space="0" w:color="000000"/>
-            <w:right w:val="single" w:sz="2" w:space="0" w:color="000000"/>
-            <w:insideH w:val="single" w:sz="2" w:space="0" w:color="000000"/>
-            <w:insideV w:val="single" w:sz="2" w:space="0" w:color="000000"/>
+            <w:top w:val="single" w:color="000000" w:sz="2" w:space="0"/>
+            <w:left w:val="single" w:color="000000" w:sz="2" w:space="0"/>
+            <w:bottom w:val="single" w:color="000000" w:sz="2" w:space="0"/>
+            <w:right w:val="single" w:color="000000" w:sz="2" w:space="0"/>
+            <w:insideH w:val="single" w:color="000000" w:sz="2" w:space="0"/>
+            <w:insideV w:val="single" w:color="000000" w:sz="2" w:space="0"/>
           </w:tblBorders>
-          <w:tblLayout w:type="fixed"/>
           <w:tblCellMar>
             <w:top w:w="0" w:type="dxa"/>
             <w:left w:w="0" w:type="dxa"/>
@@ -629,7 +631,7 @@
           </w:tblCellMar>
         </w:tblPrEx>
         <w:trPr>
-          <w:trHeight w:val="593"/>
+          <w:trHeight w:val="593" w:hRule="atLeast"/>
         </w:trPr>
         <w:tc>
           <w:tcPr>
@@ -648,14 +650,14 @@
               <w:spacing w:before="176" w:line="228" w:lineRule="auto"/>
               <w:ind w:left="607"/>
               <w:rPr>
-                <w:rFonts w:ascii="宋体" w:eastAsia="宋体" w:hAnsi="宋体" w:cs="宋体"/>
+                <w:rFonts w:ascii="宋体" w:hAnsi="宋体" w:eastAsia="宋体" w:cs="宋体"/>
                 <w:sz w:val="20"/>
                 <w:szCs w:val="20"/>
               </w:rPr>
             </w:pPr>
             <w:r>
               <w:rPr>
-                <w:rFonts w:ascii="宋体" w:eastAsia="宋体" w:hAnsi="宋体" w:cs="宋体"/>
+                <w:rFonts w:ascii="宋体" w:hAnsi="宋体" w:eastAsia="宋体" w:cs="宋体"/>
                 <w:spacing w:val="-14"/>
                 <w:sz w:val="20"/>
                 <w:szCs w:val="20"/>
@@ -681,14 +683,14 @@
               <w:spacing w:before="175" w:line="227" w:lineRule="auto"/>
               <w:ind w:left="253"/>
               <w:rPr>
-                <w:rFonts w:ascii="宋体" w:eastAsia="宋体" w:hAnsi="宋体" w:cs="宋体"/>
+                <w:rFonts w:ascii="宋体" w:hAnsi="宋体" w:eastAsia="宋体" w:cs="宋体"/>
                 <w:sz w:val="20"/>
                 <w:szCs w:val="20"/>
               </w:rPr>
             </w:pPr>
             <w:r>
               <w:rPr>
-                <w:rFonts w:ascii="宋体" w:eastAsia="宋体" w:hAnsi="宋体" w:cs="宋体"/>
+                <w:rFonts w:ascii="宋体" w:hAnsi="宋体" w:eastAsia="宋体" w:cs="宋体"/>
                 <w:spacing w:val="4"/>
                 <w:sz w:val="20"/>
                 <w:szCs w:val="20"/>
@@ -714,14 +716,14 @@
               <w:spacing w:before="175" w:line="228" w:lineRule="auto"/>
               <w:ind w:left="730"/>
               <w:rPr>
-                <w:rFonts w:ascii="宋体" w:eastAsia="宋体" w:hAnsi="宋体" w:cs="宋体"/>
+                <w:rFonts w:ascii="宋体" w:hAnsi="宋体" w:eastAsia="宋体" w:cs="宋体"/>
                 <w:sz w:val="20"/>
                 <w:szCs w:val="20"/>
               </w:rPr>
             </w:pPr>
             <w:r>
               <w:rPr>
-                <w:rFonts w:ascii="宋体" w:eastAsia="宋体" w:hAnsi="宋体" w:cs="宋体"/>
+                <w:rFonts w:ascii="宋体" w:hAnsi="宋体" w:eastAsia="宋体" w:cs="宋体"/>
                 <w:spacing w:val="7"/>
                 <w:sz w:val="20"/>
                 <w:szCs w:val="20"/>
@@ -747,14 +749,14 @@
               <w:spacing w:before="175" w:line="228" w:lineRule="auto"/>
               <w:ind w:left="310"/>
               <w:rPr>
-                <w:rFonts w:ascii="宋体" w:eastAsia="宋体" w:hAnsi="宋体" w:cs="宋体"/>
+                <w:rFonts w:ascii="宋体" w:hAnsi="宋体" w:eastAsia="宋体" w:cs="宋体"/>
                 <w:sz w:val="20"/>
                 <w:szCs w:val="20"/>
               </w:rPr>
             </w:pPr>
             <w:r>
               <w:rPr>
-                <w:rFonts w:ascii="宋体" w:eastAsia="宋体" w:hAnsi="宋体" w:cs="宋体"/>
+                <w:rFonts w:ascii="宋体" w:hAnsi="宋体" w:eastAsia="宋体" w:cs="宋体"/>
                 <w:spacing w:val="6"/>
                 <w:sz w:val="20"/>
                 <w:szCs w:val="20"/>
@@ -780,7 +782,7 @@
               <w:spacing w:before="175" w:line="228" w:lineRule="auto"/>
               <w:ind w:left="310"/>
               <w:rPr>
-                <w:rFonts w:ascii="宋体" w:eastAsia="宋体" w:hAnsi="宋体" w:cs="宋体" w:hint="eastAsia"/>
+                <w:rFonts w:hint="eastAsia" w:ascii="宋体" w:hAnsi="宋体" w:eastAsia="宋体" w:cs="宋体"/>
                 <w:spacing w:val="6"/>
                 <w:sz w:val="20"/>
                 <w:szCs w:val="20"/>
@@ -789,7 +791,7 @@
             </w:pPr>
             <w:r>
               <w:rPr>
-                <w:rFonts w:ascii="宋体" w:eastAsia="宋体" w:hAnsi="宋体" w:cs="宋体" w:hint="eastAsia"/>
+                <w:rFonts w:hint="eastAsia" w:ascii="宋体" w:hAnsi="宋体" w:eastAsia="宋体" w:cs="宋体"/>
                 <w:spacing w:val="6"/>
                 <w:sz w:val="20"/>
                 <w:szCs w:val="20"/>
@@ -816,14 +818,14 @@
               <w:spacing w:before="176" w:line="229" w:lineRule="auto"/>
               <w:ind w:left="311"/>
               <w:rPr>
-                <w:rFonts w:ascii="宋体" w:eastAsia="宋体" w:hAnsi="宋体" w:cs="宋体"/>
+                <w:rFonts w:ascii="宋体" w:hAnsi="宋体" w:eastAsia="宋体" w:cs="宋体"/>
                 <w:sz w:val="20"/>
                 <w:szCs w:val="20"/>
               </w:rPr>
             </w:pPr>
             <w:r>
               <w:rPr>
-                <w:rFonts w:ascii="宋体" w:eastAsia="宋体" w:hAnsi="宋体" w:cs="宋体"/>
+                <w:rFonts w:ascii="宋体" w:hAnsi="宋体" w:eastAsia="宋体" w:cs="宋体"/>
                 <w:spacing w:val="7"/>
                 <w:sz w:val="20"/>
                 <w:szCs w:val="20"/>
@@ -835,9 +837,14 @@
       </w:tr>
       <w:tr>
         <w:tblPrEx>
-          <w:tblW w:w="8491" w:type="dxa"/>
-          <w:tblInd w:w="2" w:type="dxa"/>
-          <w:tblLayout w:type="fixed"/>
+          <w:tblBorders>
+            <w:top w:val="single" w:color="000000" w:sz="2" w:space="0"/>
+            <w:left w:val="single" w:color="000000" w:sz="2" w:space="0"/>
+            <w:bottom w:val="single" w:color="000000" w:sz="2" w:space="0"/>
+            <w:right w:val="single" w:color="000000" w:sz="2" w:space="0"/>
+            <w:insideH w:val="single" w:color="000000" w:sz="2" w:space="0"/>
+            <w:insideV w:val="single" w:color="000000" w:sz="2" w:space="0"/>
+          </w:tblBorders>
           <w:tblCellMar>
             <w:top w:w="0" w:type="dxa"/>
             <w:left w:w="0" w:type="dxa"/>
@@ -846,7 +853,7 @@
           </w:tblCellMar>
         </w:tblPrEx>
         <w:trPr>
-          <w:trHeight w:val="556"/>
+          <w:trHeight w:val="556" w:hRule="atLeast"/>
         </w:trPr>
         <w:tc>
           <w:tcPr>
@@ -865,14 +872,14 @@
               <w:spacing w:before="173" w:line="267" w:lineRule="exact"/>
               <w:ind w:left="260"/>
               <w:rPr>
-                <w:rFonts w:ascii="宋体" w:eastAsia="宋体" w:hAnsi="宋体" w:cs="宋体"/>
+                <w:rFonts w:ascii="宋体" w:hAnsi="宋体" w:eastAsia="宋体" w:cs="宋体"/>
                 <w:sz w:val="20"/>
                 <w:szCs w:val="20"/>
               </w:rPr>
             </w:pPr>
             <w:r>
               <w:rPr>
-                <w:rFonts w:ascii="宋体" w:eastAsia="宋体" w:hAnsi="宋体" w:cs="宋体"/>
+                <w:rFonts w:ascii="宋体" w:hAnsi="宋体" w:eastAsia="宋体" w:cs="宋体"/>
                 <w:spacing w:val="3"/>
                 <w:position w:val="1"/>
                 <w:sz w:val="20"/>
@@ -899,14 +906,14 @@
               <w:spacing w:before="173" w:line="267" w:lineRule="exact"/>
               <w:ind w:left="248"/>
               <w:rPr>
-                <w:rFonts w:ascii="宋体" w:eastAsia="宋体" w:hAnsi="宋体" w:cs="宋体"/>
+                <w:rFonts w:ascii="宋体" w:hAnsi="宋体" w:eastAsia="宋体" w:cs="宋体"/>
                 <w:sz w:val="20"/>
                 <w:szCs w:val="20"/>
               </w:rPr>
             </w:pPr>
             <w:r>
               <w:rPr>
-                <w:rFonts w:ascii="宋体" w:eastAsia="宋体" w:hAnsi="宋体" w:cs="宋体"/>
+                <w:rFonts w:ascii="宋体" w:hAnsi="宋体" w:eastAsia="宋体" w:cs="宋体"/>
                 <w:spacing w:val="4"/>
                 <w:position w:val="1"/>
                 <w:sz w:val="20"/>
@@ -933,14 +940,14 @@
               <w:spacing w:before="172" w:line="228" w:lineRule="auto"/>
               <w:ind w:left="114"/>
               <w:rPr>
-                <w:rFonts w:ascii="宋体" w:eastAsia="宋体" w:hAnsi="宋体" w:cs="宋体"/>
+                <w:rFonts w:ascii="宋体" w:hAnsi="宋体" w:eastAsia="宋体" w:cs="宋体"/>
                 <w:sz w:val="20"/>
                 <w:szCs w:val="20"/>
               </w:rPr>
             </w:pPr>
             <w:r>
               <w:rPr>
-                <w:rFonts w:ascii="宋体" w:eastAsia="宋体" w:hAnsi="宋体" w:cs="宋体"/>
+                <w:rFonts w:ascii="宋体" w:hAnsi="宋体" w:eastAsia="宋体" w:cs="宋体"/>
                 <w:spacing w:val="7"/>
                 <w:sz w:val="20"/>
                 <w:szCs w:val="20"/>
@@ -966,19 +973,21 @@
               <w:spacing w:before="172" w:line="228" w:lineRule="auto"/>
               <w:ind w:left="313"/>
               <w:rPr>
-                <w:rFonts w:ascii="宋体" w:eastAsia="宋体" w:hAnsi="宋体" w:cs="宋体"/>
+                <w:rFonts w:hint="eastAsia" w:ascii="宋体" w:hAnsi="宋体" w:eastAsia="宋体" w:cs="宋体"/>
                 <w:sz w:val="20"/>
                 <w:szCs w:val="20"/>
+                <w:lang w:eastAsia="zh-CN"/>
               </w:rPr>
             </w:pPr>
             <w:r>
               <w:rPr>
-                <w:rFonts w:ascii="宋体" w:eastAsia="宋体" w:hAnsi="宋体" w:cs="宋体" w:hint="eastAsia"/>
+                <w:rFonts w:hint="eastAsia" w:ascii="宋体" w:hAnsi="宋体" w:cs="宋体"/>
                 <w:spacing w:val="5"/>
                 <w:sz w:val="20"/>
                 <w:szCs w:val="20"/>
+                <w:lang w:eastAsia="zh-CN"/>
               </w:rPr>
-              <w:t>孙光莉</w:t>
+              <w:t>王潇</w:t>
             </w:r>
           </w:p>
         </w:tc>
@@ -999,7 +1008,7 @@
               <w:spacing w:before="172" w:line="228" w:lineRule="auto"/>
               <w:ind w:left="313"/>
               <w:rPr>
-                <w:rFonts w:ascii="宋体" w:eastAsia="宋体" w:hAnsi="宋体" w:cs="宋体" w:hint="eastAsia"/>
+                <w:rFonts w:hint="eastAsia" w:ascii="宋体" w:hAnsi="宋体" w:eastAsia="宋体" w:cs="宋体"/>
                 <w:spacing w:val="5"/>
                 <w:sz w:val="20"/>
                 <w:szCs w:val="20"/>
@@ -1007,14 +1016,10 @@
             </w:pPr>
             <w:r>
               <w:rPr>
-                <w:rFonts w:ascii="宋体" w:eastAsia="宋体" w:hAnsi="宋体" w:cs="宋体" w:hint="eastAsia"/>
-                <w:spacing w:val="100"/>
-                <w:kern w:val="0"/>
-                <w:sz w:val="20"/>
-                <w:szCs w:val="20"/>
+                <w:rFonts w:hint="eastAsia"/>
                 <w:lang w:val="en-US" w:eastAsia="zh-CN"/>
               </w:rPr>
-              <w:t>严长运</w:t>
+              <w:t>李钢要</w:t>
             </w:r>
           </w:p>
         </w:tc>
@@ -1035,14 +1040,14 @@
               <w:spacing w:before="173" w:line="229" w:lineRule="auto"/>
               <w:ind w:left="314"/>
               <w:rPr>
-                <w:rFonts w:ascii="宋体" w:eastAsia="宋体" w:hAnsi="宋体" w:cs="宋体"/>
+                <w:rFonts w:ascii="宋体" w:hAnsi="宋体" w:eastAsia="宋体" w:cs="宋体"/>
                 <w:sz w:val="20"/>
                 <w:szCs w:val="20"/>
               </w:rPr>
             </w:pPr>
             <w:r>
               <w:rPr>
-                <w:rFonts w:ascii="宋体" w:eastAsia="宋体" w:hAnsi="宋体" w:cs="宋体" w:hint="eastAsia"/>
+                <w:rFonts w:hint="eastAsia" w:ascii="宋体" w:hAnsi="宋体" w:eastAsia="宋体" w:cs="宋体"/>
                 <w:spacing w:val="6"/>
                 <w:sz w:val="20"/>
                 <w:szCs w:val="20"/>
@@ -1055,9 +1060,14 @@
       </w:tr>
       <w:tr>
         <w:tblPrEx>
-          <w:tblW w:w="8491" w:type="dxa"/>
-          <w:tblInd w:w="2" w:type="dxa"/>
-          <w:tblLayout w:type="fixed"/>
+          <w:tblBorders>
+            <w:top w:val="single" w:color="000000" w:sz="2" w:space="0"/>
+            <w:left w:val="single" w:color="000000" w:sz="2" w:space="0"/>
+            <w:bottom w:val="single" w:color="000000" w:sz="2" w:space="0"/>
+            <w:right w:val="single" w:color="000000" w:sz="2" w:space="0"/>
+            <w:insideH w:val="single" w:color="000000" w:sz="2" w:space="0"/>
+            <w:insideV w:val="single" w:color="000000" w:sz="2" w:space="0"/>
+          </w:tblBorders>
           <w:tblCellMar>
             <w:top w:w="0" w:type="dxa"/>
             <w:left w:w="0" w:type="dxa"/>
@@ -1066,7 +1076,7 @@
           </w:tblCellMar>
         </w:tblPrEx>
         <w:trPr>
-          <w:trHeight w:val="556"/>
+          <w:trHeight w:val="556" w:hRule="atLeast"/>
         </w:trPr>
         <w:tc>
           <w:tcPr>
@@ -1074,7 +1084,7 @@
           </w:tcPr>
           <w:p>
             <w:pPr>
-              <w:pStyle w:val="TableText"/>
+              <w:pStyle w:val="27"/>
               <w:keepNext w:val="0"/>
               <w:keepLines w:val="0"/>
               <w:pageBreakBefore w:val="0"/>
@@ -1092,7 +1102,7 @@
           </w:tcPr>
           <w:p>
             <w:pPr>
-              <w:pStyle w:val="TableText"/>
+              <w:pStyle w:val="27"/>
               <w:keepNext w:val="0"/>
               <w:keepLines w:val="0"/>
               <w:pageBreakBefore w:val="0"/>
@@ -1110,7 +1120,7 @@
           </w:tcPr>
           <w:p>
             <w:pPr>
-              <w:pStyle w:val="TableText"/>
+              <w:pStyle w:val="27"/>
               <w:keepNext w:val="0"/>
               <w:keepLines w:val="0"/>
               <w:pageBreakBefore w:val="0"/>
@@ -1166,7 +1176,7 @@
           </w:tcPr>
           <w:p>
             <w:pPr>
-              <w:pStyle w:val="TableText"/>
+              <w:pStyle w:val="27"/>
               <w:keepNext w:val="0"/>
               <w:keepLines w:val="0"/>
               <w:pageBreakBefore w:val="0"/>
@@ -1181,9 +1191,14 @@
       </w:tr>
       <w:tr>
         <w:tblPrEx>
-          <w:tblW w:w="8491" w:type="dxa"/>
-          <w:tblInd w:w="2" w:type="dxa"/>
-          <w:tblLayout w:type="fixed"/>
+          <w:tblBorders>
+            <w:top w:val="single" w:color="000000" w:sz="2" w:space="0"/>
+            <w:left w:val="single" w:color="000000" w:sz="2" w:space="0"/>
+            <w:bottom w:val="single" w:color="000000" w:sz="2" w:space="0"/>
+            <w:right w:val="single" w:color="000000" w:sz="2" w:space="0"/>
+            <w:insideH w:val="single" w:color="000000" w:sz="2" w:space="0"/>
+            <w:insideV w:val="single" w:color="000000" w:sz="2" w:space="0"/>
+          </w:tblBorders>
           <w:tblCellMar>
             <w:top w:w="0" w:type="dxa"/>
             <w:left w:w="0" w:type="dxa"/>
@@ -1192,7 +1207,7 @@
           </w:tblCellMar>
         </w:tblPrEx>
         <w:trPr>
-          <w:trHeight w:val="556"/>
+          <w:trHeight w:val="556" w:hRule="atLeast"/>
         </w:trPr>
         <w:tc>
           <w:tcPr>
@@ -1200,7 +1215,7 @@
           </w:tcPr>
           <w:p>
             <w:pPr>
-              <w:pStyle w:val="TableText"/>
+              <w:pStyle w:val="27"/>
               <w:keepNext w:val="0"/>
               <w:keepLines w:val="0"/>
               <w:pageBreakBefore w:val="0"/>
@@ -1218,7 +1233,7 @@
           </w:tcPr>
           <w:p>
             <w:pPr>
-              <w:pStyle w:val="TableText"/>
+              <w:pStyle w:val="27"/>
               <w:keepNext w:val="0"/>
               <w:keepLines w:val="0"/>
               <w:pageBreakBefore w:val="0"/>
@@ -1236,7 +1251,7 @@
           </w:tcPr>
           <w:p>
             <w:pPr>
-              <w:pStyle w:val="TableText"/>
+              <w:pStyle w:val="27"/>
               <w:keepNext w:val="0"/>
               <w:keepLines w:val="0"/>
               <w:pageBreakBefore w:val="0"/>
@@ -1292,7 +1307,7 @@
           </w:tcPr>
           <w:p>
             <w:pPr>
-              <w:pStyle w:val="TableText"/>
+              <w:pStyle w:val="27"/>
               <w:keepNext w:val="0"/>
               <w:keepLines w:val="0"/>
               <w:pageBreakBefore w:val="0"/>
@@ -1307,9 +1322,14 @@
       </w:tr>
       <w:tr>
         <w:tblPrEx>
-          <w:tblW w:w="8491" w:type="dxa"/>
-          <w:tblInd w:w="2" w:type="dxa"/>
-          <w:tblLayout w:type="fixed"/>
+          <w:tblBorders>
+            <w:top w:val="single" w:color="000000" w:sz="2" w:space="0"/>
+            <w:left w:val="single" w:color="000000" w:sz="2" w:space="0"/>
+            <w:bottom w:val="single" w:color="000000" w:sz="2" w:space="0"/>
+            <w:right w:val="single" w:color="000000" w:sz="2" w:space="0"/>
+            <w:insideH w:val="single" w:color="000000" w:sz="2" w:space="0"/>
+            <w:insideV w:val="single" w:color="000000" w:sz="2" w:space="0"/>
+          </w:tblBorders>
           <w:tblCellMar>
             <w:top w:w="0" w:type="dxa"/>
             <w:left w:w="0" w:type="dxa"/>
@@ -1318,7 +1338,7 @@
           </w:tblCellMar>
         </w:tblPrEx>
         <w:trPr>
-          <w:trHeight w:val="557"/>
+          <w:trHeight w:val="557" w:hRule="atLeast"/>
         </w:trPr>
         <w:tc>
           <w:tcPr>
@@ -1326,7 +1346,7 @@
           </w:tcPr>
           <w:p>
             <w:pPr>
-              <w:pStyle w:val="TableText"/>
+              <w:pStyle w:val="27"/>
               <w:keepNext w:val="0"/>
               <w:keepLines w:val="0"/>
               <w:pageBreakBefore w:val="0"/>
@@ -1344,7 +1364,7 @@
           </w:tcPr>
           <w:p>
             <w:pPr>
-              <w:pStyle w:val="TableText"/>
+              <w:pStyle w:val="27"/>
               <w:keepNext w:val="0"/>
               <w:keepLines w:val="0"/>
               <w:pageBreakBefore w:val="0"/>
@@ -1362,7 +1382,7 @@
           </w:tcPr>
           <w:p>
             <w:pPr>
-              <w:pStyle w:val="TableText"/>
+              <w:pStyle w:val="27"/>
               <w:keepNext w:val="0"/>
               <w:keepLines w:val="0"/>
               <w:pageBreakBefore w:val="0"/>
@@ -1380,7 +1400,7 @@
           </w:tcPr>
           <w:p>
             <w:pPr>
-              <w:pStyle w:val="TableText"/>
+              <w:pStyle w:val="27"/>
               <w:keepNext w:val="0"/>
               <w:keepLines w:val="0"/>
               <w:pageBreakBefore w:val="0"/>
@@ -1398,7 +1418,7 @@
           </w:tcPr>
           <w:p>
             <w:pPr>
-              <w:pStyle w:val="TableText"/>
+              <w:pStyle w:val="27"/>
               <w:keepNext w:val="0"/>
               <w:keepLines w:val="0"/>
               <w:pageBreakBefore w:val="0"/>
@@ -1416,7 +1436,7 @@
           </w:tcPr>
           <w:p>
             <w:pPr>
-              <w:pStyle w:val="TableText"/>
+              <w:pStyle w:val="27"/>
               <w:keepNext w:val="0"/>
               <w:keepLines w:val="0"/>
               <w:pageBreakBefore w:val="0"/>
@@ -1431,9 +1451,14 @@
       </w:tr>
       <w:tr>
         <w:tblPrEx>
-          <w:tblW w:w="8491" w:type="dxa"/>
-          <w:tblInd w:w="2" w:type="dxa"/>
-          <w:tblLayout w:type="fixed"/>
+          <w:tblBorders>
+            <w:top w:val="single" w:color="000000" w:sz="2" w:space="0"/>
+            <w:left w:val="single" w:color="000000" w:sz="2" w:space="0"/>
+            <w:bottom w:val="single" w:color="000000" w:sz="2" w:space="0"/>
+            <w:right w:val="single" w:color="000000" w:sz="2" w:space="0"/>
+            <w:insideH w:val="single" w:color="000000" w:sz="2" w:space="0"/>
+            <w:insideV w:val="single" w:color="000000" w:sz="2" w:space="0"/>
+          </w:tblBorders>
           <w:tblCellMar>
             <w:top w:w="0" w:type="dxa"/>
             <w:left w:w="0" w:type="dxa"/>
@@ -1442,7 +1467,7 @@
           </w:tblCellMar>
         </w:tblPrEx>
         <w:trPr>
-          <w:trHeight w:val="556"/>
+          <w:trHeight w:val="556" w:hRule="atLeast"/>
         </w:trPr>
         <w:tc>
           <w:tcPr>
@@ -1450,7 +1475,7 @@
           </w:tcPr>
           <w:p>
             <w:pPr>
-              <w:pStyle w:val="TableText"/>
+              <w:pStyle w:val="27"/>
               <w:keepNext w:val="0"/>
               <w:keepLines w:val="0"/>
               <w:pageBreakBefore w:val="0"/>
@@ -1468,7 +1493,7 @@
           </w:tcPr>
           <w:p>
             <w:pPr>
-              <w:pStyle w:val="TableText"/>
+              <w:pStyle w:val="27"/>
               <w:keepNext w:val="0"/>
               <w:keepLines w:val="0"/>
               <w:pageBreakBefore w:val="0"/>
@@ -1486,7 +1511,7 @@
           </w:tcPr>
           <w:p>
             <w:pPr>
-              <w:pStyle w:val="TableText"/>
+              <w:pStyle w:val="27"/>
               <w:keepNext w:val="0"/>
               <w:keepLines w:val="0"/>
               <w:pageBreakBefore w:val="0"/>
@@ -1504,7 +1529,7 @@
           </w:tcPr>
           <w:p>
             <w:pPr>
-              <w:pStyle w:val="TableText"/>
+              <w:pStyle w:val="27"/>
               <w:keepNext w:val="0"/>
               <w:keepLines w:val="0"/>
               <w:pageBreakBefore w:val="0"/>
@@ -1522,7 +1547,7 @@
           </w:tcPr>
           <w:p>
             <w:pPr>
-              <w:pStyle w:val="TableText"/>
+              <w:pStyle w:val="27"/>
               <w:keepNext w:val="0"/>
               <w:keepLines w:val="0"/>
               <w:pageBreakBefore w:val="0"/>
@@ -1540,7 +1565,7 @@
           </w:tcPr>
           <w:p>
             <w:pPr>
-              <w:pStyle w:val="TableText"/>
+              <w:pStyle w:val="27"/>
               <w:keepNext w:val="0"/>
               <w:keepLines w:val="0"/>
               <w:pageBreakBefore w:val="0"/>
@@ -1555,9 +1580,14 @@
       </w:tr>
       <w:tr>
         <w:tblPrEx>
-          <w:tblW w:w="8491" w:type="dxa"/>
-          <w:tblInd w:w="2" w:type="dxa"/>
-          <w:tblLayout w:type="fixed"/>
+          <w:tblBorders>
+            <w:top w:val="single" w:color="000000" w:sz="2" w:space="0"/>
+            <w:left w:val="single" w:color="000000" w:sz="2" w:space="0"/>
+            <w:bottom w:val="single" w:color="000000" w:sz="2" w:space="0"/>
+            <w:right w:val="single" w:color="000000" w:sz="2" w:space="0"/>
+            <w:insideH w:val="single" w:color="000000" w:sz="2" w:space="0"/>
+            <w:insideV w:val="single" w:color="000000" w:sz="2" w:space="0"/>
+          </w:tblBorders>
           <w:tblCellMar>
             <w:top w:w="0" w:type="dxa"/>
             <w:left w:w="0" w:type="dxa"/>
@@ -1566,7 +1596,7 @@
           </w:tblCellMar>
         </w:tblPrEx>
         <w:trPr>
-          <w:trHeight w:val="561"/>
+          <w:trHeight w:val="561" w:hRule="atLeast"/>
         </w:trPr>
         <w:tc>
           <w:tcPr>
@@ -1574,7 +1604,7 @@
           </w:tcPr>
           <w:p>
             <w:pPr>
-              <w:pStyle w:val="TableText"/>
+              <w:pStyle w:val="27"/>
               <w:keepNext w:val="0"/>
               <w:keepLines w:val="0"/>
               <w:pageBreakBefore w:val="0"/>
@@ -1592,7 +1622,7 @@
           </w:tcPr>
           <w:p>
             <w:pPr>
-              <w:pStyle w:val="TableText"/>
+              <w:pStyle w:val="27"/>
               <w:keepNext w:val="0"/>
               <w:keepLines w:val="0"/>
               <w:pageBreakBefore w:val="0"/>
@@ -1610,7 +1640,7 @@
           </w:tcPr>
           <w:p>
             <w:pPr>
-              <w:pStyle w:val="TableText"/>
+              <w:pStyle w:val="27"/>
               <w:keepNext w:val="0"/>
               <w:keepLines w:val="0"/>
               <w:pageBreakBefore w:val="0"/>
@@ -1628,7 +1658,7 @@
           </w:tcPr>
           <w:p>
             <w:pPr>
-              <w:pStyle w:val="TableText"/>
+              <w:pStyle w:val="27"/>
               <w:keepNext w:val="0"/>
               <w:keepLines w:val="0"/>
               <w:pageBreakBefore w:val="0"/>
@@ -1646,7 +1676,7 @@
           </w:tcPr>
           <w:p>
             <w:pPr>
-              <w:pStyle w:val="TableText"/>
+              <w:pStyle w:val="27"/>
               <w:keepNext w:val="0"/>
               <w:keepLines w:val="0"/>
               <w:pageBreakBefore w:val="0"/>
@@ -1664,7 +1694,7 @@
           </w:tcPr>
           <w:p>
             <w:pPr>
-              <w:pStyle w:val="TableText"/>
+              <w:pStyle w:val="27"/>
               <w:keepNext w:val="0"/>
               <w:keepLines w:val="0"/>
               <w:pageBreakBefore w:val="0"/>
@@ -1696,7 +1726,7 @@
     <w:sdt>
       <w:sdtPr>
         <w:rPr>
-          <w:rFonts w:ascii="宋体" w:eastAsia="宋体" w:hAnsi="宋体" w:cs="Arial"/>
+          <w:rFonts w:ascii="宋体" w:hAnsi="宋体" w:eastAsia="宋体" w:cs="Arial"/>
           <w:snapToGrid w:val="0"/>
           <w:color w:val="000000"/>
           <w:kern w:val="0"/>
@@ -1712,7 +1742,7 @@
       </w:sdtPr>
       <w:sdtEndPr>
         <w:rPr>
-          <w:rFonts w:ascii="Arial" w:eastAsia="Arial" w:hAnsi="Arial" w:cs="Arial"/>
+          <w:rFonts w:ascii="Arial" w:hAnsi="Arial" w:eastAsia="Arial" w:cs="Arial"/>
           <w:snapToGrid w:val="0"/>
           <w:color w:val="000000"/>
           <w:kern w:val="0"/>
@@ -1734,14 +1764,14 @@
             <w:bidi w:val="0"/>
             <w:jc w:val="center"/>
             <w:rPr>
-              <w:rFonts w:ascii="宋体" w:eastAsia="宋体" w:hAnsi="宋体" w:cs="宋体" w:hint="eastAsia"/>
+              <w:rFonts w:hint="eastAsia" w:ascii="宋体" w:hAnsi="宋体" w:eastAsia="宋体" w:cs="宋体"/>
               <w:sz w:val="24"/>
               <w:szCs w:val="24"/>
             </w:rPr>
           </w:pPr>
           <w:r>
             <w:rPr>
-              <w:rFonts w:ascii="宋体" w:eastAsia="宋体" w:hAnsi="宋体" w:cs="宋体" w:hint="eastAsia"/>
+              <w:rFonts w:hint="eastAsia" w:ascii="宋体" w:hAnsi="宋体" w:eastAsia="宋体" w:cs="宋体"/>
               <w:sz w:val="24"/>
               <w:szCs w:val="24"/>
             </w:rPr>
@@ -1750,14 +1780,14 @@
         </w:p>
         <w:p>
           <w:pPr>
-            <w:pStyle w:val="TOC1"/>
+            <w:pStyle w:val="16"/>
             <w:tabs>
               <w:tab w:val="right" w:leader="dot" w:pos="8306"/>
             </w:tabs>
           </w:pPr>
           <w:r>
             <w:rPr>
-              <w:rFonts w:ascii="宋体" w:eastAsia="宋体" w:hAnsi="宋体" w:cs="宋体" w:hint="eastAsia"/>
+              <w:rFonts w:hint="eastAsia" w:ascii="宋体" w:hAnsi="宋体" w:eastAsia="宋体" w:cs="宋体"/>
               <w:sz w:val="24"/>
               <w:szCs w:val="24"/>
             </w:rPr>
@@ -1765,7 +1795,7 @@
           </w:r>
           <w:r>
             <w:rPr>
-              <w:rFonts w:ascii="宋体" w:eastAsia="宋体" w:hAnsi="宋体" w:cs="宋体" w:hint="eastAsia"/>
+              <w:rFonts w:hint="eastAsia" w:ascii="宋体" w:hAnsi="宋体" w:eastAsia="宋体" w:cs="宋体"/>
               <w:sz w:val="24"/>
               <w:szCs w:val="24"/>
             </w:rPr>
@@ -1773,7 +1803,7 @@
           </w:r>
           <w:r>
             <w:rPr>
-              <w:rFonts w:ascii="宋体" w:eastAsia="宋体" w:hAnsi="宋体" w:cs="宋体" w:hint="eastAsia"/>
+              <w:rFonts w:hint="eastAsia" w:ascii="宋体" w:hAnsi="宋体" w:eastAsia="宋体" w:cs="宋体"/>
               <w:sz w:val="24"/>
               <w:szCs w:val="24"/>
             </w:rPr>
@@ -1781,21 +1811,21 @@
           </w:r>
           <w:r>
             <w:rPr>
-              <w:rFonts w:ascii="宋体" w:eastAsia="宋体" w:hAnsi="宋体" w:cs="宋体" w:hint="eastAsia"/>
+              <w:rFonts w:hint="eastAsia" w:ascii="宋体" w:hAnsi="宋体" w:eastAsia="宋体" w:cs="宋体"/>
               <w:szCs w:val="24"/>
             </w:rPr>
             <w:fldChar w:fldCharType="begin"/>
           </w:r>
           <w:r>
             <w:rPr>
-              <w:rFonts w:ascii="宋体" w:eastAsia="宋体" w:hAnsi="宋体" w:cs="宋体" w:hint="eastAsia"/>
-              <w:szCs w:val="24"/>
-            </w:rPr>
-            <w:instrText xml:space="preserve"> HYPERLINK \l _Toc22741 </w:instrText>
-          </w:r>
-          <w:r>
-            <w:rPr>
-              <w:rFonts w:ascii="宋体" w:eastAsia="宋体" w:hAnsi="宋体" w:cs="宋体" w:hint="eastAsia"/>
+              <w:rFonts w:hint="eastAsia" w:ascii="宋体" w:hAnsi="宋体" w:eastAsia="宋体" w:cs="宋体"/>
+              <w:szCs w:val="24"/>
+            </w:rPr>
+            <w:instrText xml:space="preserve"> HYPERLINK \l _Toc9338 </w:instrText>
+          </w:r>
+          <w:r>
+            <w:rPr>
+              <w:rFonts w:hint="eastAsia" w:ascii="宋体" w:hAnsi="宋体" w:eastAsia="宋体" w:cs="宋体"/>
               <w:szCs w:val="24"/>
             </w:rPr>
             <w:fldChar w:fldCharType="separate"/>
@@ -1814,7 +1844,7 @@
             <w:fldChar w:fldCharType="begin"/>
           </w:r>
           <w:r>
-            <w:instrText xml:space="preserve"> PAGEREF _Toc22741 \h </w:instrText>
+            <w:instrText xml:space="preserve"> PAGEREF _Toc9338 \h </w:instrText>
           </w:r>
           <w:r>
             <w:fldChar w:fldCharType="separate"/>
@@ -1827,7 +1857,7 @@
           </w:r>
           <w:r>
             <w:rPr>
-              <w:rFonts w:ascii="宋体" w:eastAsia="宋体" w:hAnsi="宋体" w:cs="宋体" w:hint="eastAsia"/>
+              <w:rFonts w:hint="eastAsia" w:ascii="宋体" w:hAnsi="宋体" w:eastAsia="宋体" w:cs="宋体"/>
               <w:szCs w:val="24"/>
             </w:rPr>
             <w:fldChar w:fldCharType="end"/>
@@ -1835,28 +1865,28 @@
         </w:p>
         <w:p>
           <w:pPr>
-            <w:pStyle w:val="TOC1"/>
+            <w:pStyle w:val="16"/>
             <w:tabs>
               <w:tab w:val="right" w:leader="dot" w:pos="8306"/>
             </w:tabs>
           </w:pPr>
           <w:r>
             <w:rPr>
-              <w:rFonts w:ascii="宋体" w:eastAsia="宋体" w:hAnsi="宋体" w:cs="宋体" w:hint="eastAsia"/>
+              <w:rFonts w:hint="eastAsia" w:ascii="宋体" w:hAnsi="宋体" w:eastAsia="宋体" w:cs="宋体"/>
               <w:szCs w:val="24"/>
             </w:rPr>
             <w:fldChar w:fldCharType="begin"/>
           </w:r>
           <w:r>
             <w:rPr>
-              <w:rFonts w:ascii="宋体" w:eastAsia="宋体" w:hAnsi="宋体" w:cs="宋体" w:hint="eastAsia"/>
-              <w:szCs w:val="24"/>
-            </w:rPr>
-            <w:instrText xml:space="preserve"> HYPERLINK \l _Toc22861 </w:instrText>
-          </w:r>
-          <w:r>
-            <w:rPr>
-              <w:rFonts w:ascii="宋体" w:eastAsia="宋体" w:hAnsi="宋体" w:cs="宋体" w:hint="eastAsia"/>
+              <w:rFonts w:hint="eastAsia" w:ascii="宋体" w:hAnsi="宋体" w:eastAsia="宋体" w:cs="宋体"/>
+              <w:szCs w:val="24"/>
+            </w:rPr>
+            <w:instrText xml:space="preserve"> HYPERLINK \l _Toc8142 </w:instrText>
+          </w:r>
+          <w:r>
+            <w:rPr>
+              <w:rFonts w:hint="eastAsia" w:ascii="宋体" w:hAnsi="宋体" w:eastAsia="宋体" w:cs="宋体"/>
               <w:szCs w:val="24"/>
             </w:rPr>
             <w:fldChar w:fldCharType="separate"/>
@@ -1878,7 +1908,7 @@
             <w:fldChar w:fldCharType="begin"/>
           </w:r>
           <w:r>
-            <w:instrText xml:space="preserve"> PAGEREF _Toc22861 \h </w:instrText>
+            <w:instrText xml:space="preserve"> PAGEREF _Toc8142 \h </w:instrText>
           </w:r>
           <w:r>
             <w:fldChar w:fldCharType="separate"/>
@@ -1891,7 +1921,7 @@
           </w:r>
           <w:r>
             <w:rPr>
-              <w:rFonts w:ascii="宋体" w:eastAsia="宋体" w:hAnsi="宋体" w:cs="宋体" w:hint="eastAsia"/>
+              <w:rFonts w:hint="eastAsia" w:ascii="宋体" w:hAnsi="宋体" w:eastAsia="宋体" w:cs="宋体"/>
               <w:szCs w:val="24"/>
             </w:rPr>
             <w:fldChar w:fldCharType="end"/>
@@ -1899,28 +1929,28 @@
         </w:p>
         <w:p>
           <w:pPr>
-            <w:pStyle w:val="TOC1"/>
+            <w:pStyle w:val="16"/>
             <w:tabs>
               <w:tab w:val="right" w:leader="dot" w:pos="8306"/>
             </w:tabs>
           </w:pPr>
           <w:r>
             <w:rPr>
-              <w:rFonts w:ascii="宋体" w:eastAsia="宋体" w:hAnsi="宋体" w:cs="宋体" w:hint="eastAsia"/>
+              <w:rFonts w:hint="eastAsia" w:ascii="宋体" w:hAnsi="宋体" w:eastAsia="宋体" w:cs="宋体"/>
               <w:szCs w:val="24"/>
             </w:rPr>
             <w:fldChar w:fldCharType="begin"/>
           </w:r>
           <w:r>
             <w:rPr>
-              <w:rFonts w:ascii="宋体" w:eastAsia="宋体" w:hAnsi="宋体" w:cs="宋体" w:hint="eastAsia"/>
-              <w:szCs w:val="24"/>
-            </w:rPr>
-            <w:instrText xml:space="preserve"> HYPERLINK \l _Toc30059 </w:instrText>
-          </w:r>
-          <w:r>
-            <w:rPr>
-              <w:rFonts w:ascii="宋体" w:eastAsia="宋体" w:hAnsi="宋体" w:cs="宋体" w:hint="eastAsia"/>
+              <w:rFonts w:hint="eastAsia" w:ascii="宋体" w:hAnsi="宋体" w:eastAsia="宋体" w:cs="宋体"/>
+              <w:szCs w:val="24"/>
+            </w:rPr>
+            <w:instrText xml:space="preserve"> HYPERLINK \l _Toc13290 </w:instrText>
+          </w:r>
+          <w:r>
+            <w:rPr>
+              <w:rFonts w:hint="eastAsia" w:ascii="宋体" w:hAnsi="宋体" w:eastAsia="宋体" w:cs="宋体"/>
               <w:szCs w:val="24"/>
             </w:rPr>
             <w:fldChar w:fldCharType="separate"/>
@@ -1941,7 +1971,7 @@
             <w:fldChar w:fldCharType="begin"/>
           </w:r>
           <w:r>
-            <w:instrText xml:space="preserve"> PAGEREF _Toc30059 \h </w:instrText>
+            <w:instrText xml:space="preserve"> PAGEREF _Toc13290 \h </w:instrText>
           </w:r>
           <w:r>
             <w:fldChar w:fldCharType="separate"/>
@@ -1954,7 +1984,7 @@
           </w:r>
           <w:r>
             <w:rPr>
-              <w:rFonts w:ascii="宋体" w:eastAsia="宋体" w:hAnsi="宋体" w:cs="宋体" w:hint="eastAsia"/>
+              <w:rFonts w:hint="eastAsia" w:ascii="宋体" w:hAnsi="宋体" w:eastAsia="宋体" w:cs="宋体"/>
               <w:szCs w:val="24"/>
             </w:rPr>
             <w:fldChar w:fldCharType="end"/>
@@ -1962,28 +1992,28 @@
         </w:p>
         <w:p>
           <w:pPr>
-            <w:pStyle w:val="TOC1"/>
+            <w:pStyle w:val="16"/>
             <w:tabs>
               <w:tab w:val="right" w:leader="dot" w:pos="8306"/>
             </w:tabs>
           </w:pPr>
           <w:r>
             <w:rPr>
-              <w:rFonts w:ascii="宋体" w:eastAsia="宋体" w:hAnsi="宋体" w:cs="宋体" w:hint="eastAsia"/>
+              <w:rFonts w:hint="eastAsia" w:ascii="宋体" w:hAnsi="宋体" w:eastAsia="宋体" w:cs="宋体"/>
               <w:szCs w:val="24"/>
             </w:rPr>
             <w:fldChar w:fldCharType="begin"/>
           </w:r>
           <w:r>
             <w:rPr>
-              <w:rFonts w:ascii="宋体" w:eastAsia="宋体" w:hAnsi="宋体" w:cs="宋体" w:hint="eastAsia"/>
-              <w:szCs w:val="24"/>
-            </w:rPr>
-            <w:instrText xml:space="preserve"> HYPERLINK \l _Toc15343 </w:instrText>
-          </w:r>
-          <w:r>
-            <w:rPr>
-              <w:rFonts w:ascii="宋体" w:eastAsia="宋体" w:hAnsi="宋体" w:cs="宋体" w:hint="eastAsia"/>
+              <w:rFonts w:hint="eastAsia" w:ascii="宋体" w:hAnsi="宋体" w:eastAsia="宋体" w:cs="宋体"/>
+              <w:szCs w:val="24"/>
+            </w:rPr>
+            <w:instrText xml:space="preserve"> HYPERLINK \l _Toc24443 </w:instrText>
+          </w:r>
+          <w:r>
+            <w:rPr>
+              <w:rFonts w:hint="eastAsia" w:ascii="宋体" w:hAnsi="宋体" w:eastAsia="宋体" w:cs="宋体"/>
               <w:szCs w:val="24"/>
             </w:rPr>
             <w:fldChar w:fldCharType="separate"/>
@@ -2009,7 +2039,7 @@
             <w:fldChar w:fldCharType="begin"/>
           </w:r>
           <w:r>
-            <w:instrText xml:space="preserve"> PAGEREF _Toc15343 \h </w:instrText>
+            <w:instrText xml:space="preserve"> PAGEREF _Toc24443 \h </w:instrText>
           </w:r>
           <w:r>
             <w:fldChar w:fldCharType="separate"/>
@@ -2022,7 +2052,7 @@
           </w:r>
           <w:r>
             <w:rPr>
-              <w:rFonts w:ascii="宋体" w:eastAsia="宋体" w:hAnsi="宋体" w:cs="宋体" w:hint="eastAsia"/>
+              <w:rFonts w:hint="eastAsia" w:ascii="宋体" w:hAnsi="宋体" w:eastAsia="宋体" w:cs="宋体"/>
               <w:szCs w:val="24"/>
             </w:rPr>
             <w:fldChar w:fldCharType="end"/>
@@ -2030,28 +2060,28 @@
         </w:p>
         <w:p>
           <w:pPr>
-            <w:pStyle w:val="TOC1"/>
+            <w:pStyle w:val="16"/>
             <w:tabs>
               <w:tab w:val="right" w:leader="dot" w:pos="8306"/>
             </w:tabs>
           </w:pPr>
           <w:r>
             <w:rPr>
-              <w:rFonts w:ascii="宋体" w:eastAsia="宋体" w:hAnsi="宋体" w:cs="宋体" w:hint="eastAsia"/>
+              <w:rFonts w:hint="eastAsia" w:ascii="宋体" w:hAnsi="宋体" w:eastAsia="宋体" w:cs="宋体"/>
               <w:szCs w:val="24"/>
             </w:rPr>
             <w:fldChar w:fldCharType="begin"/>
           </w:r>
           <w:r>
             <w:rPr>
-              <w:rFonts w:ascii="宋体" w:eastAsia="宋体" w:hAnsi="宋体" w:cs="宋体" w:hint="eastAsia"/>
-              <w:szCs w:val="24"/>
-            </w:rPr>
-            <w:instrText xml:space="preserve"> HYPERLINK \l _Toc32122 </w:instrText>
-          </w:r>
-          <w:r>
-            <w:rPr>
-              <w:rFonts w:ascii="宋体" w:eastAsia="宋体" w:hAnsi="宋体" w:cs="宋体" w:hint="eastAsia"/>
+              <w:rFonts w:hint="eastAsia" w:ascii="宋体" w:hAnsi="宋体" w:eastAsia="宋体" w:cs="宋体"/>
+              <w:szCs w:val="24"/>
+            </w:rPr>
+            <w:instrText xml:space="preserve"> HYPERLINK \l _Toc30343 </w:instrText>
+          </w:r>
+          <w:r>
+            <w:rPr>
+              <w:rFonts w:hint="eastAsia" w:ascii="宋体" w:hAnsi="宋体" w:eastAsia="宋体" w:cs="宋体"/>
               <w:szCs w:val="24"/>
             </w:rPr>
             <w:fldChar w:fldCharType="separate"/>
@@ -2072,7 +2102,7 @@
             <w:fldChar w:fldCharType="begin"/>
           </w:r>
           <w:r>
-            <w:instrText xml:space="preserve"> PAGEREF _Toc32122 \h </w:instrText>
+            <w:instrText xml:space="preserve"> PAGEREF _Toc30343 \h </w:instrText>
           </w:r>
           <w:r>
             <w:fldChar w:fldCharType="separate"/>
@@ -2085,7 +2115,7 @@
           </w:r>
           <w:r>
             <w:rPr>
-              <w:rFonts w:ascii="宋体" w:eastAsia="宋体" w:hAnsi="宋体" w:cs="宋体" w:hint="eastAsia"/>
+              <w:rFonts w:hint="eastAsia" w:ascii="宋体" w:hAnsi="宋体" w:eastAsia="宋体" w:cs="宋体"/>
               <w:szCs w:val="24"/>
             </w:rPr>
             <w:fldChar w:fldCharType="end"/>
@@ -2093,28 +2123,28 @@
         </w:p>
         <w:p>
           <w:pPr>
-            <w:pStyle w:val="TOC1"/>
+            <w:pStyle w:val="16"/>
             <w:tabs>
               <w:tab w:val="right" w:leader="dot" w:pos="8306"/>
             </w:tabs>
           </w:pPr>
           <w:r>
             <w:rPr>
-              <w:rFonts w:ascii="宋体" w:eastAsia="宋体" w:hAnsi="宋体" w:cs="宋体" w:hint="eastAsia"/>
+              <w:rFonts w:hint="eastAsia" w:ascii="宋体" w:hAnsi="宋体" w:eastAsia="宋体" w:cs="宋体"/>
               <w:szCs w:val="24"/>
             </w:rPr>
             <w:fldChar w:fldCharType="begin"/>
           </w:r>
           <w:r>
             <w:rPr>
-              <w:rFonts w:ascii="宋体" w:eastAsia="宋体" w:hAnsi="宋体" w:cs="宋体" w:hint="eastAsia"/>
-              <w:szCs w:val="24"/>
-            </w:rPr>
-            <w:instrText xml:space="preserve"> HYPERLINK \l _Toc2180 </w:instrText>
-          </w:r>
-          <w:r>
-            <w:rPr>
-              <w:rFonts w:ascii="宋体" w:eastAsia="宋体" w:hAnsi="宋体" w:cs="宋体" w:hint="eastAsia"/>
+              <w:rFonts w:hint="eastAsia" w:ascii="宋体" w:hAnsi="宋体" w:eastAsia="宋体" w:cs="宋体"/>
+              <w:szCs w:val="24"/>
+            </w:rPr>
+            <w:instrText xml:space="preserve"> HYPERLINK \l _Toc12247 </w:instrText>
+          </w:r>
+          <w:r>
+            <w:rPr>
+              <w:rFonts w:hint="eastAsia" w:ascii="宋体" w:hAnsi="宋体" w:eastAsia="宋体" w:cs="宋体"/>
               <w:szCs w:val="24"/>
             </w:rPr>
             <w:fldChar w:fldCharType="separate"/>
@@ -2135,7 +2165,7 @@
             <w:fldChar w:fldCharType="begin"/>
           </w:r>
           <w:r>
-            <w:instrText xml:space="preserve"> PAGEREF _Toc2180 \h </w:instrText>
+            <w:instrText xml:space="preserve"> PAGEREF _Toc12247 \h </w:instrText>
           </w:r>
           <w:r>
             <w:fldChar w:fldCharType="separate"/>
@@ -2148,7 +2178,7 @@
           </w:r>
           <w:r>
             <w:rPr>
-              <w:rFonts w:ascii="宋体" w:eastAsia="宋体" w:hAnsi="宋体" w:cs="宋体" w:hint="eastAsia"/>
+              <w:rFonts w:hint="eastAsia" w:ascii="宋体" w:hAnsi="宋体" w:eastAsia="宋体" w:cs="宋体"/>
               <w:szCs w:val="24"/>
             </w:rPr>
             <w:fldChar w:fldCharType="end"/>
@@ -2156,28 +2186,28 @@
         </w:p>
         <w:p>
           <w:pPr>
-            <w:pStyle w:val="TOC2"/>
+            <w:pStyle w:val="17"/>
             <w:tabs>
               <w:tab w:val="right" w:leader="dot" w:pos="8306"/>
             </w:tabs>
           </w:pPr>
           <w:r>
             <w:rPr>
-              <w:rFonts w:ascii="宋体" w:eastAsia="宋体" w:hAnsi="宋体" w:cs="宋体" w:hint="eastAsia"/>
+              <w:rFonts w:hint="eastAsia" w:ascii="宋体" w:hAnsi="宋体" w:eastAsia="宋体" w:cs="宋体"/>
               <w:szCs w:val="24"/>
             </w:rPr>
             <w:fldChar w:fldCharType="begin"/>
           </w:r>
           <w:r>
             <w:rPr>
-              <w:rFonts w:ascii="宋体" w:eastAsia="宋体" w:hAnsi="宋体" w:cs="宋体" w:hint="eastAsia"/>
-              <w:szCs w:val="24"/>
-            </w:rPr>
-            <w:instrText xml:space="preserve"> HYPERLINK \l _Toc2965 </w:instrText>
-          </w:r>
-          <w:r>
-            <w:rPr>
-              <w:rFonts w:ascii="宋体" w:eastAsia="宋体" w:hAnsi="宋体" w:cs="宋体" w:hint="eastAsia"/>
+              <w:rFonts w:hint="eastAsia" w:ascii="宋体" w:hAnsi="宋体" w:eastAsia="宋体" w:cs="宋体"/>
+              <w:szCs w:val="24"/>
+            </w:rPr>
+            <w:instrText xml:space="preserve"> HYPERLINK \l _Toc25984 </w:instrText>
+          </w:r>
+          <w:r>
+            <w:rPr>
+              <w:rFonts w:hint="eastAsia" w:ascii="宋体" w:hAnsi="宋体" w:eastAsia="宋体" w:cs="宋体"/>
               <w:szCs w:val="24"/>
             </w:rPr>
             <w:fldChar w:fldCharType="separate"/>
@@ -2198,7 +2228,7 @@
             <w:fldChar w:fldCharType="begin"/>
           </w:r>
           <w:r>
-            <w:instrText xml:space="preserve"> PAGEREF _Toc2965 \h </w:instrText>
+            <w:instrText xml:space="preserve"> PAGEREF _Toc25984 \h </w:instrText>
           </w:r>
           <w:r>
             <w:fldChar w:fldCharType="separate"/>
@@ -2211,7 +2241,7 @@
           </w:r>
           <w:r>
             <w:rPr>
-              <w:rFonts w:ascii="宋体" w:eastAsia="宋体" w:hAnsi="宋体" w:cs="宋体" w:hint="eastAsia"/>
+              <w:rFonts w:hint="eastAsia" w:ascii="宋体" w:hAnsi="宋体" w:eastAsia="宋体" w:cs="宋体"/>
               <w:szCs w:val="24"/>
             </w:rPr>
             <w:fldChar w:fldCharType="end"/>
@@ -2219,28 +2249,28 @@
         </w:p>
         <w:p>
           <w:pPr>
-            <w:pStyle w:val="TOC2"/>
+            <w:pStyle w:val="17"/>
             <w:tabs>
               <w:tab w:val="right" w:leader="dot" w:pos="8306"/>
             </w:tabs>
           </w:pPr>
           <w:r>
             <w:rPr>
-              <w:rFonts w:ascii="宋体" w:eastAsia="宋体" w:hAnsi="宋体" w:cs="宋体" w:hint="eastAsia"/>
+              <w:rFonts w:hint="eastAsia" w:ascii="宋体" w:hAnsi="宋体" w:eastAsia="宋体" w:cs="宋体"/>
               <w:szCs w:val="24"/>
             </w:rPr>
             <w:fldChar w:fldCharType="begin"/>
           </w:r>
           <w:r>
             <w:rPr>
-              <w:rFonts w:ascii="宋体" w:eastAsia="宋体" w:hAnsi="宋体" w:cs="宋体" w:hint="eastAsia"/>
-              <w:szCs w:val="24"/>
-            </w:rPr>
-            <w:instrText xml:space="preserve"> HYPERLINK \l _Toc7239 </w:instrText>
-          </w:r>
-          <w:r>
-            <w:rPr>
-              <w:rFonts w:ascii="宋体" w:eastAsia="宋体" w:hAnsi="宋体" w:cs="宋体" w:hint="eastAsia"/>
+              <w:rFonts w:hint="eastAsia" w:ascii="宋体" w:hAnsi="宋体" w:eastAsia="宋体" w:cs="宋体"/>
+              <w:szCs w:val="24"/>
+            </w:rPr>
+            <w:instrText xml:space="preserve"> HYPERLINK \l _Toc18665 </w:instrText>
+          </w:r>
+          <w:r>
+            <w:rPr>
+              <w:rFonts w:hint="eastAsia" w:ascii="宋体" w:hAnsi="宋体" w:eastAsia="宋体" w:cs="宋体"/>
               <w:szCs w:val="24"/>
             </w:rPr>
             <w:fldChar w:fldCharType="separate"/>
@@ -2266,7 +2296,7 @@
             <w:fldChar w:fldCharType="begin"/>
           </w:r>
           <w:r>
-            <w:instrText xml:space="preserve"> PAGEREF _Toc7239 \h </w:instrText>
+            <w:instrText xml:space="preserve"> PAGEREF _Toc18665 \h </w:instrText>
           </w:r>
           <w:r>
             <w:fldChar w:fldCharType="separate"/>
@@ -2279,7 +2309,7 @@
           </w:r>
           <w:r>
             <w:rPr>
-              <w:rFonts w:ascii="宋体" w:eastAsia="宋体" w:hAnsi="宋体" w:cs="宋体" w:hint="eastAsia"/>
+              <w:rFonts w:hint="eastAsia" w:ascii="宋体" w:hAnsi="宋体" w:eastAsia="宋体" w:cs="宋体"/>
               <w:szCs w:val="24"/>
             </w:rPr>
             <w:fldChar w:fldCharType="end"/>
@@ -2287,28 +2317,28 @@
         </w:p>
         <w:p>
           <w:pPr>
-            <w:pStyle w:val="TOC2"/>
+            <w:pStyle w:val="17"/>
             <w:tabs>
               <w:tab w:val="right" w:leader="dot" w:pos="8306"/>
             </w:tabs>
           </w:pPr>
           <w:r>
             <w:rPr>
-              <w:rFonts w:ascii="宋体" w:eastAsia="宋体" w:hAnsi="宋体" w:cs="宋体" w:hint="eastAsia"/>
+              <w:rFonts w:hint="eastAsia" w:ascii="宋体" w:hAnsi="宋体" w:eastAsia="宋体" w:cs="宋体"/>
               <w:szCs w:val="24"/>
             </w:rPr>
             <w:fldChar w:fldCharType="begin"/>
           </w:r>
           <w:r>
             <w:rPr>
-              <w:rFonts w:ascii="宋体" w:eastAsia="宋体" w:hAnsi="宋体" w:cs="宋体" w:hint="eastAsia"/>
-              <w:szCs w:val="24"/>
-            </w:rPr>
-            <w:instrText xml:space="preserve"> HYPERLINK \l _Toc18742 </w:instrText>
-          </w:r>
-          <w:r>
-            <w:rPr>
-              <w:rFonts w:ascii="宋体" w:eastAsia="宋体" w:hAnsi="宋体" w:cs="宋体" w:hint="eastAsia"/>
+              <w:rFonts w:hint="eastAsia" w:ascii="宋体" w:hAnsi="宋体" w:eastAsia="宋体" w:cs="宋体"/>
+              <w:szCs w:val="24"/>
+            </w:rPr>
+            <w:instrText xml:space="preserve"> HYPERLINK \l _Toc21995 </w:instrText>
+          </w:r>
+          <w:r>
+            <w:rPr>
+              <w:rFonts w:hint="eastAsia" w:ascii="宋体" w:hAnsi="宋体" w:eastAsia="宋体" w:cs="宋体"/>
               <w:szCs w:val="24"/>
             </w:rPr>
             <w:fldChar w:fldCharType="separate"/>
@@ -2334,7 +2364,7 @@
             <w:fldChar w:fldCharType="begin"/>
           </w:r>
           <w:r>
-            <w:instrText xml:space="preserve"> PAGEREF _Toc18742 \h </w:instrText>
+            <w:instrText xml:space="preserve"> PAGEREF _Toc21995 \h </w:instrText>
           </w:r>
           <w:r>
             <w:fldChar w:fldCharType="separate"/>
@@ -2347,7 +2377,7 @@
           </w:r>
           <w:r>
             <w:rPr>
-              <w:rFonts w:ascii="宋体" w:eastAsia="宋体" w:hAnsi="宋体" w:cs="宋体" w:hint="eastAsia"/>
+              <w:rFonts w:hint="eastAsia" w:ascii="宋体" w:hAnsi="宋体" w:eastAsia="宋体" w:cs="宋体"/>
               <w:szCs w:val="24"/>
             </w:rPr>
             <w:fldChar w:fldCharType="end"/>
@@ -2355,28 +2385,28 @@
         </w:p>
         <w:p>
           <w:pPr>
-            <w:pStyle w:val="TOC1"/>
+            <w:pStyle w:val="16"/>
             <w:tabs>
               <w:tab w:val="right" w:leader="dot" w:pos="8306"/>
             </w:tabs>
           </w:pPr>
           <w:r>
             <w:rPr>
-              <w:rFonts w:ascii="宋体" w:eastAsia="宋体" w:hAnsi="宋体" w:cs="宋体" w:hint="eastAsia"/>
+              <w:rFonts w:hint="eastAsia" w:ascii="宋体" w:hAnsi="宋体" w:eastAsia="宋体" w:cs="宋体"/>
               <w:szCs w:val="24"/>
             </w:rPr>
             <w:fldChar w:fldCharType="begin"/>
           </w:r>
           <w:r>
             <w:rPr>
-              <w:rFonts w:ascii="宋体" w:eastAsia="宋体" w:hAnsi="宋体" w:cs="宋体" w:hint="eastAsia"/>
-              <w:szCs w:val="24"/>
-            </w:rPr>
-            <w:instrText xml:space="preserve"> HYPERLINK \l _Toc24391 </w:instrText>
-          </w:r>
-          <w:r>
-            <w:rPr>
-              <w:rFonts w:ascii="宋体" w:eastAsia="宋体" w:hAnsi="宋体" w:cs="宋体" w:hint="eastAsia"/>
+              <w:rFonts w:hint="eastAsia" w:ascii="宋体" w:hAnsi="宋体" w:eastAsia="宋体" w:cs="宋体"/>
+              <w:szCs w:val="24"/>
+            </w:rPr>
+            <w:instrText xml:space="preserve"> HYPERLINK \l _Toc31710 </w:instrText>
+          </w:r>
+          <w:r>
+            <w:rPr>
+              <w:rFonts w:hint="eastAsia" w:ascii="宋体" w:hAnsi="宋体" w:eastAsia="宋体" w:cs="宋体"/>
               <w:szCs w:val="24"/>
             </w:rPr>
             <w:fldChar w:fldCharType="separate"/>
@@ -2397,7 +2427,7 @@
             <w:fldChar w:fldCharType="begin"/>
           </w:r>
           <w:r>
-            <w:instrText xml:space="preserve"> PAGEREF _Toc24391 \h </w:instrText>
+            <w:instrText xml:space="preserve"> PAGEREF _Toc31710 \h </w:instrText>
           </w:r>
           <w:r>
             <w:fldChar w:fldCharType="separate"/>
@@ -2410,7 +2440,7 @@
           </w:r>
           <w:r>
             <w:rPr>
-              <w:rFonts w:ascii="宋体" w:eastAsia="宋体" w:hAnsi="宋体" w:cs="宋体" w:hint="eastAsia"/>
+              <w:rFonts w:hint="eastAsia" w:ascii="宋体" w:hAnsi="宋体" w:eastAsia="宋体" w:cs="宋体"/>
               <w:szCs w:val="24"/>
             </w:rPr>
             <w:fldChar w:fldCharType="end"/>
@@ -2418,28 +2448,28 @@
         </w:p>
         <w:p>
           <w:pPr>
-            <w:pStyle w:val="TOC2"/>
+            <w:pStyle w:val="17"/>
             <w:tabs>
               <w:tab w:val="right" w:leader="dot" w:pos="8306"/>
             </w:tabs>
           </w:pPr>
           <w:r>
             <w:rPr>
-              <w:rFonts w:ascii="宋体" w:eastAsia="宋体" w:hAnsi="宋体" w:cs="宋体" w:hint="eastAsia"/>
+              <w:rFonts w:hint="eastAsia" w:ascii="宋体" w:hAnsi="宋体" w:eastAsia="宋体" w:cs="宋体"/>
               <w:szCs w:val="24"/>
             </w:rPr>
             <w:fldChar w:fldCharType="begin"/>
           </w:r>
           <w:r>
             <w:rPr>
-              <w:rFonts w:ascii="宋体" w:eastAsia="宋体" w:hAnsi="宋体" w:cs="宋体" w:hint="eastAsia"/>
-              <w:szCs w:val="24"/>
-            </w:rPr>
-            <w:instrText xml:space="preserve"> HYPERLINK \l _Toc22695 </w:instrText>
-          </w:r>
-          <w:r>
-            <w:rPr>
-              <w:rFonts w:ascii="宋体" w:eastAsia="宋体" w:hAnsi="宋体" w:cs="宋体" w:hint="eastAsia"/>
+              <w:rFonts w:hint="eastAsia" w:ascii="宋体" w:hAnsi="宋体" w:eastAsia="宋体" w:cs="宋体"/>
+              <w:szCs w:val="24"/>
+            </w:rPr>
+            <w:instrText xml:space="preserve"> HYPERLINK \l _Toc2826 </w:instrText>
+          </w:r>
+          <w:r>
+            <w:rPr>
+              <w:rFonts w:hint="eastAsia" w:ascii="宋体" w:hAnsi="宋体" w:eastAsia="宋体" w:cs="宋体"/>
               <w:szCs w:val="24"/>
             </w:rPr>
             <w:fldChar w:fldCharType="separate"/>
@@ -2460,7 +2490,7 @@
             <w:fldChar w:fldCharType="begin"/>
           </w:r>
           <w:r>
-            <w:instrText xml:space="preserve"> PAGEREF _Toc22695 \h </w:instrText>
+            <w:instrText xml:space="preserve"> PAGEREF _Toc2826 \h </w:instrText>
           </w:r>
           <w:r>
             <w:fldChar w:fldCharType="separate"/>
@@ -2473,7 +2503,7 @@
           </w:r>
           <w:r>
             <w:rPr>
-              <w:rFonts w:ascii="宋体" w:eastAsia="宋体" w:hAnsi="宋体" w:cs="宋体" w:hint="eastAsia"/>
+              <w:rFonts w:hint="eastAsia" w:ascii="宋体" w:hAnsi="宋体" w:eastAsia="宋体" w:cs="宋体"/>
               <w:szCs w:val="24"/>
             </w:rPr>
             <w:fldChar w:fldCharType="end"/>
@@ -2481,28 +2511,28 @@
         </w:p>
         <w:p>
           <w:pPr>
-            <w:pStyle w:val="TOC2"/>
+            <w:pStyle w:val="17"/>
             <w:tabs>
               <w:tab w:val="right" w:leader="dot" w:pos="8306"/>
             </w:tabs>
           </w:pPr>
           <w:r>
             <w:rPr>
-              <w:rFonts w:ascii="宋体" w:eastAsia="宋体" w:hAnsi="宋体" w:cs="宋体" w:hint="eastAsia"/>
+              <w:rFonts w:hint="eastAsia" w:ascii="宋体" w:hAnsi="宋体" w:eastAsia="宋体" w:cs="宋体"/>
               <w:szCs w:val="24"/>
             </w:rPr>
             <w:fldChar w:fldCharType="begin"/>
           </w:r>
           <w:r>
             <w:rPr>
-              <w:rFonts w:ascii="宋体" w:eastAsia="宋体" w:hAnsi="宋体" w:cs="宋体" w:hint="eastAsia"/>
-              <w:szCs w:val="24"/>
-            </w:rPr>
-            <w:instrText xml:space="preserve"> HYPERLINK \l _Toc17212 </w:instrText>
-          </w:r>
-          <w:r>
-            <w:rPr>
-              <w:rFonts w:ascii="宋体" w:eastAsia="宋体" w:hAnsi="宋体" w:cs="宋体" w:hint="eastAsia"/>
+              <w:rFonts w:hint="eastAsia" w:ascii="宋体" w:hAnsi="宋体" w:eastAsia="宋体" w:cs="宋体"/>
+              <w:szCs w:val="24"/>
+            </w:rPr>
+            <w:instrText xml:space="preserve"> HYPERLINK \l _Toc25259 </w:instrText>
+          </w:r>
+          <w:r>
+            <w:rPr>
+              <w:rFonts w:hint="eastAsia" w:ascii="宋体" w:hAnsi="宋体" w:eastAsia="宋体" w:cs="宋体"/>
               <w:szCs w:val="24"/>
             </w:rPr>
             <w:fldChar w:fldCharType="separate"/>
@@ -2523,7 +2553,7 @@
             <w:fldChar w:fldCharType="begin"/>
           </w:r>
           <w:r>
-            <w:instrText xml:space="preserve"> PAGEREF _Toc17212 \h </w:instrText>
+            <w:instrText xml:space="preserve"> PAGEREF _Toc25259 \h </w:instrText>
           </w:r>
           <w:r>
             <w:fldChar w:fldCharType="separate"/>
@@ -2536,7 +2566,7 @@
           </w:r>
           <w:r>
             <w:rPr>
-              <w:rFonts w:ascii="宋体" w:eastAsia="宋体" w:hAnsi="宋体" w:cs="宋体" w:hint="eastAsia"/>
+              <w:rFonts w:hint="eastAsia" w:ascii="宋体" w:hAnsi="宋体" w:eastAsia="宋体" w:cs="宋体"/>
               <w:szCs w:val="24"/>
             </w:rPr>
             <w:fldChar w:fldCharType="end"/>
@@ -2544,28 +2574,28 @@
         </w:p>
         <w:p>
           <w:pPr>
-            <w:pStyle w:val="TOC2"/>
+            <w:pStyle w:val="17"/>
             <w:tabs>
               <w:tab w:val="right" w:leader="dot" w:pos="8306"/>
             </w:tabs>
           </w:pPr>
           <w:r>
             <w:rPr>
-              <w:rFonts w:ascii="宋体" w:eastAsia="宋体" w:hAnsi="宋体" w:cs="宋体" w:hint="eastAsia"/>
+              <w:rFonts w:hint="eastAsia" w:ascii="宋体" w:hAnsi="宋体" w:eastAsia="宋体" w:cs="宋体"/>
               <w:szCs w:val="24"/>
             </w:rPr>
             <w:fldChar w:fldCharType="begin"/>
           </w:r>
           <w:r>
             <w:rPr>
-              <w:rFonts w:ascii="宋体" w:eastAsia="宋体" w:hAnsi="宋体" w:cs="宋体" w:hint="eastAsia"/>
-              <w:szCs w:val="24"/>
-            </w:rPr>
-            <w:instrText xml:space="preserve"> HYPERLINK \l _Toc8973 </w:instrText>
-          </w:r>
-          <w:r>
-            <w:rPr>
-              <w:rFonts w:ascii="宋体" w:eastAsia="宋体" w:hAnsi="宋体" w:cs="宋体" w:hint="eastAsia"/>
+              <w:rFonts w:hint="eastAsia" w:ascii="宋体" w:hAnsi="宋体" w:eastAsia="宋体" w:cs="宋体"/>
+              <w:szCs w:val="24"/>
+            </w:rPr>
+            <w:instrText xml:space="preserve"> HYPERLINK \l _Toc29646 </w:instrText>
+          </w:r>
+          <w:r>
+            <w:rPr>
+              <w:rFonts w:hint="eastAsia" w:ascii="宋体" w:hAnsi="宋体" w:eastAsia="宋体" w:cs="宋体"/>
               <w:szCs w:val="24"/>
             </w:rPr>
             <w:fldChar w:fldCharType="separate"/>
@@ -2586,7 +2616,7 @@
             <w:fldChar w:fldCharType="begin"/>
           </w:r>
           <w:r>
-            <w:instrText xml:space="preserve"> PAGEREF _Toc8973 \h </w:instrText>
+            <w:instrText xml:space="preserve"> PAGEREF _Toc29646 \h </w:instrText>
           </w:r>
           <w:r>
             <w:fldChar w:fldCharType="separate"/>
@@ -2599,7 +2629,7 @@
           </w:r>
           <w:r>
             <w:rPr>
-              <w:rFonts w:ascii="宋体" w:eastAsia="宋体" w:hAnsi="宋体" w:cs="宋体" w:hint="eastAsia"/>
+              <w:rFonts w:hint="eastAsia" w:ascii="宋体" w:hAnsi="宋体" w:eastAsia="宋体" w:cs="宋体"/>
               <w:szCs w:val="24"/>
             </w:rPr>
             <w:fldChar w:fldCharType="end"/>
@@ -2607,28 +2637,28 @@
         </w:p>
         <w:p>
           <w:pPr>
-            <w:pStyle w:val="TOC2"/>
+            <w:pStyle w:val="17"/>
             <w:tabs>
               <w:tab w:val="right" w:leader="dot" w:pos="8306"/>
             </w:tabs>
           </w:pPr>
           <w:r>
             <w:rPr>
-              <w:rFonts w:ascii="宋体" w:eastAsia="宋体" w:hAnsi="宋体" w:cs="宋体" w:hint="eastAsia"/>
+              <w:rFonts w:hint="eastAsia" w:ascii="宋体" w:hAnsi="宋体" w:eastAsia="宋体" w:cs="宋体"/>
               <w:szCs w:val="24"/>
             </w:rPr>
             <w:fldChar w:fldCharType="begin"/>
           </w:r>
           <w:r>
             <w:rPr>
-              <w:rFonts w:ascii="宋体" w:eastAsia="宋体" w:hAnsi="宋体" w:cs="宋体" w:hint="eastAsia"/>
-              <w:szCs w:val="24"/>
-            </w:rPr>
-            <w:instrText xml:space="preserve"> HYPERLINK \l _Toc31194 </w:instrText>
-          </w:r>
-          <w:r>
-            <w:rPr>
-              <w:rFonts w:ascii="宋体" w:eastAsia="宋体" w:hAnsi="宋体" w:cs="宋体" w:hint="eastAsia"/>
+              <w:rFonts w:hint="eastAsia" w:ascii="宋体" w:hAnsi="宋体" w:eastAsia="宋体" w:cs="宋体"/>
+              <w:szCs w:val="24"/>
+            </w:rPr>
+            <w:instrText xml:space="preserve"> HYPERLINK \l _Toc16896 </w:instrText>
+          </w:r>
+          <w:r>
+            <w:rPr>
+              <w:rFonts w:hint="eastAsia" w:ascii="宋体" w:hAnsi="宋体" w:eastAsia="宋体" w:cs="宋体"/>
               <w:szCs w:val="24"/>
             </w:rPr>
             <w:fldChar w:fldCharType="separate"/>
@@ -2649,7 +2679,7 @@
             <w:fldChar w:fldCharType="begin"/>
           </w:r>
           <w:r>
-            <w:instrText xml:space="preserve"> PAGEREF _Toc31194 \h </w:instrText>
+            <w:instrText xml:space="preserve"> PAGEREF _Toc16896 \h </w:instrText>
           </w:r>
           <w:r>
             <w:fldChar w:fldCharType="separate"/>
@@ -2662,7 +2692,7 @@
           </w:r>
           <w:r>
             <w:rPr>
-              <w:rFonts w:ascii="宋体" w:eastAsia="宋体" w:hAnsi="宋体" w:cs="宋体" w:hint="eastAsia"/>
+              <w:rFonts w:hint="eastAsia" w:ascii="宋体" w:hAnsi="宋体" w:eastAsia="宋体" w:cs="宋体"/>
               <w:szCs w:val="24"/>
             </w:rPr>
             <w:fldChar w:fldCharType="end"/>
@@ -2670,28 +2700,28 @@
         </w:p>
         <w:p>
           <w:pPr>
-            <w:pStyle w:val="TOC2"/>
+            <w:pStyle w:val="17"/>
             <w:tabs>
               <w:tab w:val="right" w:leader="dot" w:pos="8306"/>
             </w:tabs>
           </w:pPr>
           <w:r>
             <w:rPr>
-              <w:rFonts w:ascii="宋体" w:eastAsia="宋体" w:hAnsi="宋体" w:cs="宋体" w:hint="eastAsia"/>
+              <w:rFonts w:hint="eastAsia" w:ascii="宋体" w:hAnsi="宋体" w:eastAsia="宋体" w:cs="宋体"/>
               <w:szCs w:val="24"/>
             </w:rPr>
             <w:fldChar w:fldCharType="begin"/>
           </w:r>
           <w:r>
             <w:rPr>
-              <w:rFonts w:ascii="宋体" w:eastAsia="宋体" w:hAnsi="宋体" w:cs="宋体" w:hint="eastAsia"/>
-              <w:szCs w:val="24"/>
-            </w:rPr>
-            <w:instrText xml:space="preserve"> HYPERLINK \l _Toc21479 </w:instrText>
-          </w:r>
-          <w:r>
-            <w:rPr>
-              <w:rFonts w:ascii="宋体" w:eastAsia="宋体" w:hAnsi="宋体" w:cs="宋体" w:hint="eastAsia"/>
+              <w:rFonts w:hint="eastAsia" w:ascii="宋体" w:hAnsi="宋体" w:eastAsia="宋体" w:cs="宋体"/>
+              <w:szCs w:val="24"/>
+            </w:rPr>
+            <w:instrText xml:space="preserve"> HYPERLINK \l _Toc13703 </w:instrText>
+          </w:r>
+          <w:r>
+            <w:rPr>
+              <w:rFonts w:hint="eastAsia" w:ascii="宋体" w:hAnsi="宋体" w:eastAsia="宋体" w:cs="宋体"/>
               <w:szCs w:val="24"/>
             </w:rPr>
             <w:fldChar w:fldCharType="separate"/>
@@ -2712,7 +2742,7 @@
             <w:fldChar w:fldCharType="begin"/>
           </w:r>
           <w:r>
-            <w:instrText xml:space="preserve"> PAGEREF _Toc21479 \h </w:instrText>
+            <w:instrText xml:space="preserve"> PAGEREF _Toc13703 \h </w:instrText>
           </w:r>
           <w:r>
             <w:fldChar w:fldCharType="separate"/>
@@ -2725,7 +2755,7 @@
           </w:r>
           <w:r>
             <w:rPr>
-              <w:rFonts w:ascii="宋体" w:eastAsia="宋体" w:hAnsi="宋体" w:cs="宋体" w:hint="eastAsia"/>
+              <w:rFonts w:hint="eastAsia" w:ascii="宋体" w:hAnsi="宋体" w:eastAsia="宋体" w:cs="宋体"/>
               <w:szCs w:val="24"/>
             </w:rPr>
             <w:fldChar w:fldCharType="end"/>
@@ -2733,42 +2763,42 @@
         </w:p>
         <w:p>
           <w:pPr>
-            <w:pStyle w:val="TOC2"/>
+            <w:pStyle w:val="17"/>
             <w:tabs>
               <w:tab w:val="right" w:leader="dot" w:pos="8306"/>
             </w:tabs>
           </w:pPr>
           <w:r>
             <w:rPr>
-              <w:rFonts w:ascii="宋体" w:eastAsia="宋体" w:hAnsi="宋体" w:cs="宋体" w:hint="eastAsia"/>
+              <w:rFonts w:hint="eastAsia" w:ascii="宋体" w:hAnsi="宋体" w:eastAsia="宋体" w:cs="宋体"/>
               <w:szCs w:val="24"/>
             </w:rPr>
             <w:fldChar w:fldCharType="begin"/>
           </w:r>
           <w:r>
             <w:rPr>
-              <w:rFonts w:ascii="宋体" w:eastAsia="宋体" w:hAnsi="宋体" w:cs="宋体" w:hint="eastAsia"/>
-              <w:szCs w:val="24"/>
-            </w:rPr>
-            <w:instrText xml:space="preserve"> HYPERLINK \l _Toc9938 </w:instrText>
-          </w:r>
-          <w:r>
-            <w:rPr>
-              <w:rFonts w:ascii="宋体" w:eastAsia="宋体" w:hAnsi="宋体" w:cs="宋体" w:hint="eastAsia"/>
+              <w:rFonts w:hint="eastAsia" w:ascii="宋体" w:hAnsi="宋体" w:eastAsia="宋体" w:cs="宋体"/>
+              <w:szCs w:val="24"/>
+            </w:rPr>
+            <w:instrText xml:space="preserve"> HYPERLINK \l _Toc22479 </w:instrText>
+          </w:r>
+          <w:r>
+            <w:rPr>
+              <w:rFonts w:hint="eastAsia" w:ascii="宋体" w:hAnsi="宋体" w:eastAsia="宋体" w:cs="宋体"/>
               <w:szCs w:val="24"/>
             </w:rPr>
             <w:fldChar w:fldCharType="separate"/>
           </w:r>
           <w:r>
             <w:rPr>
-              <w:rFonts w:ascii="宋体" w:eastAsia="宋体" w:hAnsi="宋体" w:cs="宋体" w:hint="default"/>
+              <w:rFonts w:hint="default" w:ascii="宋体" w:hAnsi="宋体" w:eastAsia="宋体" w:cs="宋体"/>
               <w:szCs w:val="24"/>
             </w:rPr>
             <w:t xml:space="preserve">5.6. </w:t>
           </w:r>
           <w:r>
             <w:rPr>
-              <w:rFonts w:ascii="宋体" w:eastAsia="宋体" w:hAnsi="宋体" w:cs="宋体"/>
+              <w:rFonts w:ascii="宋体" w:hAnsi="宋体" w:eastAsia="宋体" w:cs="宋体"/>
               <w:spacing w:val="-2"/>
               <w:szCs w:val="24"/>
             </w:rPr>
@@ -2781,7 +2811,7 @@
             <w:fldChar w:fldCharType="begin"/>
           </w:r>
           <w:r>
-            <w:instrText xml:space="preserve"> PAGEREF _Toc9938 \h </w:instrText>
+            <w:instrText xml:space="preserve"> PAGEREF _Toc22479 \h </w:instrText>
           </w:r>
           <w:r>
             <w:fldChar w:fldCharType="separate"/>
@@ -2794,7 +2824,7 @@
           </w:r>
           <w:r>
             <w:rPr>
-              <w:rFonts w:ascii="宋体" w:eastAsia="宋体" w:hAnsi="宋体" w:cs="宋体" w:hint="eastAsia"/>
+              <w:rFonts w:hint="eastAsia" w:ascii="宋体" w:hAnsi="宋体" w:eastAsia="宋体" w:cs="宋体"/>
               <w:szCs w:val="24"/>
             </w:rPr>
             <w:fldChar w:fldCharType="end"/>
@@ -2802,28 +2832,28 @@
         </w:p>
         <w:p>
           <w:pPr>
-            <w:pStyle w:val="TOC2"/>
+            <w:pStyle w:val="17"/>
             <w:tabs>
               <w:tab w:val="right" w:leader="dot" w:pos="8306"/>
             </w:tabs>
           </w:pPr>
           <w:r>
             <w:rPr>
-              <w:rFonts w:ascii="宋体" w:eastAsia="宋体" w:hAnsi="宋体" w:cs="宋体" w:hint="eastAsia"/>
+              <w:rFonts w:hint="eastAsia" w:ascii="宋体" w:hAnsi="宋体" w:eastAsia="宋体" w:cs="宋体"/>
               <w:szCs w:val="24"/>
             </w:rPr>
             <w:fldChar w:fldCharType="begin"/>
           </w:r>
           <w:r>
             <w:rPr>
-              <w:rFonts w:ascii="宋体" w:eastAsia="宋体" w:hAnsi="宋体" w:cs="宋体" w:hint="eastAsia"/>
-              <w:szCs w:val="24"/>
-            </w:rPr>
-            <w:instrText xml:space="preserve"> HYPERLINK \l _Toc21897 </w:instrText>
-          </w:r>
-          <w:r>
-            <w:rPr>
-              <w:rFonts w:ascii="宋体" w:eastAsia="宋体" w:hAnsi="宋体" w:cs="宋体" w:hint="eastAsia"/>
+              <w:rFonts w:hint="eastAsia" w:ascii="宋体" w:hAnsi="宋体" w:eastAsia="宋体" w:cs="宋体"/>
+              <w:szCs w:val="24"/>
+            </w:rPr>
+            <w:instrText xml:space="preserve"> HYPERLINK \l _Toc29906 </w:instrText>
+          </w:r>
+          <w:r>
+            <w:rPr>
+              <w:rFonts w:hint="eastAsia" w:ascii="宋体" w:hAnsi="宋体" w:eastAsia="宋体" w:cs="宋体"/>
               <w:szCs w:val="24"/>
             </w:rPr>
             <w:fldChar w:fldCharType="separate"/>
@@ -2849,7 +2879,7 @@
             <w:fldChar w:fldCharType="begin"/>
           </w:r>
           <w:r>
-            <w:instrText xml:space="preserve"> PAGEREF _Toc21897 \h </w:instrText>
+            <w:instrText xml:space="preserve"> PAGEREF _Toc29906 \h </w:instrText>
           </w:r>
           <w:r>
             <w:fldChar w:fldCharType="separate"/>
@@ -2862,7 +2892,7 @@
           </w:r>
           <w:r>
             <w:rPr>
-              <w:rFonts w:ascii="宋体" w:eastAsia="宋体" w:hAnsi="宋体" w:cs="宋体" w:hint="eastAsia"/>
+              <w:rFonts w:hint="eastAsia" w:ascii="宋体" w:hAnsi="宋体" w:eastAsia="宋体" w:cs="宋体"/>
               <w:szCs w:val="24"/>
             </w:rPr>
             <w:fldChar w:fldCharType="end"/>
@@ -2870,28 +2900,28 @@
         </w:p>
         <w:p>
           <w:pPr>
-            <w:pStyle w:val="TOC1"/>
+            <w:pStyle w:val="16"/>
             <w:tabs>
               <w:tab w:val="right" w:leader="dot" w:pos="8306"/>
             </w:tabs>
           </w:pPr>
           <w:r>
             <w:rPr>
-              <w:rFonts w:ascii="宋体" w:eastAsia="宋体" w:hAnsi="宋体" w:cs="宋体" w:hint="eastAsia"/>
+              <w:rFonts w:hint="eastAsia" w:ascii="宋体" w:hAnsi="宋体" w:eastAsia="宋体" w:cs="宋体"/>
               <w:szCs w:val="24"/>
             </w:rPr>
             <w:fldChar w:fldCharType="begin"/>
           </w:r>
           <w:r>
             <w:rPr>
-              <w:rFonts w:ascii="宋体" w:eastAsia="宋体" w:hAnsi="宋体" w:cs="宋体" w:hint="eastAsia"/>
-              <w:szCs w:val="24"/>
-            </w:rPr>
-            <w:instrText xml:space="preserve"> HYPERLINK \l _Toc13037 </w:instrText>
-          </w:r>
-          <w:r>
-            <w:rPr>
-              <w:rFonts w:ascii="宋体" w:eastAsia="宋体" w:hAnsi="宋体" w:cs="宋体" w:hint="eastAsia"/>
+              <w:rFonts w:hint="eastAsia" w:ascii="宋体" w:hAnsi="宋体" w:eastAsia="宋体" w:cs="宋体"/>
+              <w:szCs w:val="24"/>
+            </w:rPr>
+            <w:instrText xml:space="preserve"> HYPERLINK \l _Toc25316 </w:instrText>
+          </w:r>
+          <w:r>
+            <w:rPr>
+              <w:rFonts w:hint="eastAsia" w:ascii="宋体" w:hAnsi="宋体" w:eastAsia="宋体" w:cs="宋体"/>
               <w:szCs w:val="24"/>
             </w:rPr>
             <w:fldChar w:fldCharType="separate"/>
@@ -2917,7 +2947,7 @@
             <w:fldChar w:fldCharType="begin"/>
           </w:r>
           <w:r>
-            <w:instrText xml:space="preserve"> PAGEREF _Toc13037 \h </w:instrText>
+            <w:instrText xml:space="preserve"> PAGEREF _Toc25316 \h </w:instrText>
           </w:r>
           <w:r>
             <w:fldChar w:fldCharType="separate"/>
@@ -2930,7 +2960,7 @@
           </w:r>
           <w:r>
             <w:rPr>
-              <w:rFonts w:ascii="宋体" w:eastAsia="宋体" w:hAnsi="宋体" w:cs="宋体" w:hint="eastAsia"/>
+              <w:rFonts w:hint="eastAsia" w:ascii="宋体" w:hAnsi="宋体" w:eastAsia="宋体" w:cs="宋体"/>
               <w:szCs w:val="24"/>
             </w:rPr>
             <w:fldChar w:fldCharType="end"/>
@@ -2938,28 +2968,28 @@
         </w:p>
         <w:p>
           <w:pPr>
-            <w:pStyle w:val="TOC1"/>
+            <w:pStyle w:val="16"/>
             <w:tabs>
               <w:tab w:val="right" w:leader="dot" w:pos="8306"/>
             </w:tabs>
           </w:pPr>
           <w:r>
             <w:rPr>
-              <w:rFonts w:ascii="宋体" w:eastAsia="宋体" w:hAnsi="宋体" w:cs="宋体" w:hint="eastAsia"/>
+              <w:rFonts w:hint="eastAsia" w:ascii="宋体" w:hAnsi="宋体" w:eastAsia="宋体" w:cs="宋体"/>
               <w:szCs w:val="24"/>
             </w:rPr>
             <w:fldChar w:fldCharType="begin"/>
           </w:r>
           <w:r>
             <w:rPr>
-              <w:rFonts w:ascii="宋体" w:eastAsia="宋体" w:hAnsi="宋体" w:cs="宋体" w:hint="eastAsia"/>
-              <w:szCs w:val="24"/>
-            </w:rPr>
-            <w:instrText xml:space="preserve"> HYPERLINK \l _Toc32338 </w:instrText>
-          </w:r>
-          <w:r>
-            <w:rPr>
-              <w:rFonts w:ascii="宋体" w:eastAsia="宋体" w:hAnsi="宋体" w:cs="宋体" w:hint="eastAsia"/>
+              <w:rFonts w:hint="eastAsia" w:ascii="宋体" w:hAnsi="宋体" w:eastAsia="宋体" w:cs="宋体"/>
+              <w:szCs w:val="24"/>
+            </w:rPr>
+            <w:instrText xml:space="preserve"> HYPERLINK \l _Toc5964 </w:instrText>
+          </w:r>
+          <w:r>
+            <w:rPr>
+              <w:rFonts w:hint="eastAsia" w:ascii="宋体" w:hAnsi="宋体" w:eastAsia="宋体" w:cs="宋体"/>
               <w:szCs w:val="24"/>
             </w:rPr>
             <w:fldChar w:fldCharType="separate"/>
@@ -2984,7 +3014,7 @@
             <w:fldChar w:fldCharType="begin"/>
           </w:r>
           <w:r>
-            <w:instrText xml:space="preserve"> PAGEREF _Toc32338 \h </w:instrText>
+            <w:instrText xml:space="preserve"> PAGEREF _Toc5964 \h </w:instrText>
           </w:r>
           <w:r>
             <w:fldChar w:fldCharType="separate"/>
@@ -2997,7 +3027,7 @@
           </w:r>
           <w:r>
             <w:rPr>
-              <w:rFonts w:ascii="宋体" w:eastAsia="宋体" w:hAnsi="宋体" w:cs="宋体" w:hint="eastAsia"/>
+              <w:rFonts w:hint="eastAsia" w:ascii="宋体" w:hAnsi="宋体" w:eastAsia="宋体" w:cs="宋体"/>
               <w:szCs w:val="24"/>
             </w:rPr>
             <w:fldChar w:fldCharType="end"/>
@@ -3005,28 +3035,28 @@
         </w:p>
         <w:p>
           <w:pPr>
-            <w:pStyle w:val="TOC1"/>
+            <w:pStyle w:val="16"/>
             <w:tabs>
               <w:tab w:val="right" w:leader="dot" w:pos="8306"/>
             </w:tabs>
           </w:pPr>
           <w:r>
             <w:rPr>
-              <w:rFonts w:ascii="宋体" w:eastAsia="宋体" w:hAnsi="宋体" w:cs="宋体" w:hint="eastAsia"/>
+              <w:rFonts w:hint="eastAsia" w:ascii="宋体" w:hAnsi="宋体" w:eastAsia="宋体" w:cs="宋体"/>
               <w:szCs w:val="24"/>
             </w:rPr>
             <w:fldChar w:fldCharType="begin"/>
           </w:r>
           <w:r>
             <w:rPr>
-              <w:rFonts w:ascii="宋体" w:eastAsia="宋体" w:hAnsi="宋体" w:cs="宋体" w:hint="eastAsia"/>
-              <w:szCs w:val="24"/>
-            </w:rPr>
-            <w:instrText xml:space="preserve"> HYPERLINK \l _Toc20705 </w:instrText>
-          </w:r>
-          <w:r>
-            <w:rPr>
-              <w:rFonts w:ascii="宋体" w:eastAsia="宋体" w:hAnsi="宋体" w:cs="宋体" w:hint="eastAsia"/>
+              <w:rFonts w:hint="eastAsia" w:ascii="宋体" w:hAnsi="宋体" w:eastAsia="宋体" w:cs="宋体"/>
+              <w:szCs w:val="24"/>
+            </w:rPr>
+            <w:instrText xml:space="preserve"> HYPERLINK \l _Toc21606 </w:instrText>
+          </w:r>
+          <w:r>
+            <w:rPr>
+              <w:rFonts w:hint="eastAsia" w:ascii="宋体" w:hAnsi="宋体" w:eastAsia="宋体" w:cs="宋体"/>
               <w:szCs w:val="24"/>
             </w:rPr>
             <w:fldChar w:fldCharType="separate"/>
@@ -3051,7 +3081,7 @@
             <w:fldChar w:fldCharType="begin"/>
           </w:r>
           <w:r>
-            <w:instrText xml:space="preserve"> PAGEREF _Toc20705 \h </w:instrText>
+            <w:instrText xml:space="preserve"> PAGEREF _Toc21606 \h </w:instrText>
           </w:r>
           <w:r>
             <w:fldChar w:fldCharType="separate"/>
@@ -3064,7 +3094,7 @@
           </w:r>
           <w:r>
             <w:rPr>
-              <w:rFonts w:ascii="宋体" w:eastAsia="宋体" w:hAnsi="宋体" w:cs="宋体" w:hint="eastAsia"/>
+              <w:rFonts w:hint="eastAsia" w:ascii="宋体" w:hAnsi="宋体" w:eastAsia="宋体" w:cs="宋体"/>
               <w:szCs w:val="24"/>
             </w:rPr>
             <w:fldChar w:fldCharType="end"/>
@@ -3072,28 +3102,28 @@
         </w:p>
         <w:p>
           <w:pPr>
-            <w:pStyle w:val="TOC1"/>
+            <w:pStyle w:val="16"/>
             <w:tabs>
               <w:tab w:val="right" w:leader="dot" w:pos="8306"/>
             </w:tabs>
           </w:pPr>
           <w:r>
             <w:rPr>
-              <w:rFonts w:ascii="宋体" w:eastAsia="宋体" w:hAnsi="宋体" w:cs="宋体" w:hint="eastAsia"/>
+              <w:rFonts w:hint="eastAsia" w:ascii="宋体" w:hAnsi="宋体" w:eastAsia="宋体" w:cs="宋体"/>
               <w:szCs w:val="24"/>
             </w:rPr>
             <w:fldChar w:fldCharType="begin"/>
           </w:r>
           <w:r>
             <w:rPr>
-              <w:rFonts w:ascii="宋体" w:eastAsia="宋体" w:hAnsi="宋体" w:cs="宋体" w:hint="eastAsia"/>
-              <w:szCs w:val="24"/>
-            </w:rPr>
-            <w:instrText xml:space="preserve"> HYPERLINK \l _Toc23728 </w:instrText>
-          </w:r>
-          <w:r>
-            <w:rPr>
-              <w:rFonts w:ascii="宋体" w:eastAsia="宋体" w:hAnsi="宋体" w:cs="宋体" w:hint="eastAsia"/>
+              <w:rFonts w:hint="eastAsia" w:ascii="宋体" w:hAnsi="宋体" w:eastAsia="宋体" w:cs="宋体"/>
+              <w:szCs w:val="24"/>
+            </w:rPr>
+            <w:instrText xml:space="preserve"> HYPERLINK \l _Toc19352 </w:instrText>
+          </w:r>
+          <w:r>
+            <w:rPr>
+              <w:rFonts w:hint="eastAsia" w:ascii="宋体" w:hAnsi="宋体" w:eastAsia="宋体" w:cs="宋体"/>
               <w:szCs w:val="24"/>
             </w:rPr>
             <w:fldChar w:fldCharType="separate"/>
@@ -3114,7 +3144,7 @@
             <w:fldChar w:fldCharType="begin"/>
           </w:r>
           <w:r>
-            <w:instrText xml:space="preserve"> PAGEREF _Toc23728 \h </w:instrText>
+            <w:instrText xml:space="preserve"> PAGEREF _Toc19352 \h </w:instrText>
           </w:r>
           <w:r>
             <w:fldChar w:fldCharType="separate"/>
@@ -3127,7 +3157,7 @@
           </w:r>
           <w:r>
             <w:rPr>
-              <w:rFonts w:ascii="宋体" w:eastAsia="宋体" w:hAnsi="宋体" w:cs="宋体" w:hint="eastAsia"/>
+              <w:rFonts w:hint="eastAsia" w:ascii="宋体" w:hAnsi="宋体" w:eastAsia="宋体" w:cs="宋体"/>
               <w:szCs w:val="24"/>
             </w:rPr>
             <w:fldChar w:fldCharType="end"/>
@@ -3144,7 +3174,7 @@
             <w:topLinePunct w:val="0"/>
             <w:bidi w:val="0"/>
             <w:rPr>
-              <w:rFonts w:ascii="Arial" w:eastAsia="Arial" w:hAnsi="Arial" w:cs="Arial"/>
+              <w:rFonts w:ascii="Arial" w:hAnsi="Arial" w:eastAsia="Arial" w:cs="Arial"/>
               <w:snapToGrid w:val="0"/>
               <w:color w:val="000000"/>
               <w:kern w:val="0"/>
@@ -3155,7 +3185,7 @@
           </w:pPr>
           <w:r>
             <w:rPr>
-              <w:rFonts w:ascii="宋体" w:eastAsia="宋体" w:hAnsi="宋体" w:cs="宋体" w:hint="eastAsia"/>
+              <w:rFonts w:hint="eastAsia" w:ascii="宋体" w:hAnsi="宋体" w:eastAsia="宋体" w:cs="宋体"/>
               <w:szCs w:val="24"/>
             </w:rPr>
             <w:fldChar w:fldCharType="end"/>
@@ -3174,7 +3204,7 @@
         <w:topLinePunct w:val="0"/>
         <w:bidi w:val="0"/>
         <w:rPr>
-          <w:rFonts w:ascii="Arial" w:eastAsia="Arial" w:hAnsi="Arial" w:cs="Arial"/>
+          <w:rFonts w:ascii="Arial" w:hAnsi="Arial" w:eastAsia="Arial" w:cs="Arial"/>
           <w:snapToGrid w:val="0"/>
           <w:color w:val="000000"/>
           <w:kern w:val="0"/>
@@ -3185,7 +3215,7 @@
       </w:pPr>
       <w:r>
         <w:rPr>
-          <w:rFonts w:ascii="Arial" w:eastAsia="Arial" w:hAnsi="Arial" w:cs="Arial"/>
+          <w:rFonts w:ascii="Arial" w:hAnsi="Arial" w:eastAsia="Arial" w:cs="Arial"/>
           <w:snapToGrid w:val="0"/>
           <w:color w:val="000000"/>
           <w:kern w:val="0"/>
@@ -3198,6 +3228,7 @@
     </w:p>
     <w:p>
       <w:pPr>
+        <w:pStyle w:val="28"/>
         <w:keepNext w:val="0"/>
         <w:keepLines w:val="0"/>
         <w:pageBreakBefore w:val="0"/>
@@ -3206,34 +3237,12 @@
         <w:overflowPunct/>
         <w:topLinePunct w:val="0"/>
         <w:bidi w:val="0"/>
-        <w:rPr>
-          <w:rFonts w:ascii="Arial" w:eastAsia="Arial" w:hAnsi="Arial" w:cs="Arial"/>
-          <w:snapToGrid w:val="0"/>
-          <w:color w:val="000000"/>
-          <w:kern w:val="0"/>
-          <w:sz w:val="21"/>
-          <w:szCs w:val="21"/>
-          <w:lang w:val="en-US" w:eastAsia="en-US" w:bidi="ar-SA"/>
-        </w:rPr>
-      </w:pPr>
-    </w:p>
-    <w:p>
-      <w:pPr>
-        <w:pStyle w:val="1"/>
-        <w:keepNext w:val="0"/>
-        <w:keepLines w:val="0"/>
-        <w:pageBreakBefore w:val="0"/>
-        <w:widowControl w:val="0"/>
-        <w:wordWrap/>
-        <w:overflowPunct/>
-        <w:topLinePunct w:val="0"/>
-        <w:bidi w:val="0"/>
-      </w:pPr>
-      <w:bookmarkStart w:id="4" w:name="_Toc30059"/>
+      </w:pPr>
+      <w:bookmarkStart w:id="3" w:name="_Toc13290"/>
       <w:r>
         <w:t>目的</w:t>
       </w:r>
-      <w:bookmarkEnd w:id="4"/>
+      <w:bookmarkEnd w:id="3"/>
     </w:p>
     <w:p>
       <w:pPr>
@@ -3251,18 +3260,18 @@
         <w:adjustRightInd w:val="0"/>
         <w:snapToGrid w:val="0"/>
         <w:spacing w:line="360" w:lineRule="auto"/>
-        <w:ind w:left="0" w:right="0" w:firstLine="420" w:firstLineChars="200"/>
+        <w:ind w:left="0" w:right="0" w:firstLine="476" w:firstLineChars="200"/>
         <w:jc w:val="left"/>
         <w:textAlignment w:val="baseline"/>
         <w:rPr>
-          <w:rFonts w:ascii="宋体" w:eastAsia="宋体" w:hAnsi="宋体" w:cs="宋体"/>
-          <w:sz w:val="24"/>
-          <w:szCs w:val="24"/>
-        </w:rPr>
-      </w:pPr>
-      <w:r>
-        <w:rPr>
-          <w:rFonts w:ascii="宋体" w:eastAsia="宋体" w:hAnsi="宋体" w:cs="宋体"/>
+          <w:rFonts w:ascii="宋体" w:hAnsi="宋体" w:eastAsia="宋体" w:cs="宋体"/>
+          <w:sz w:val="24"/>
+          <w:szCs w:val="24"/>
+        </w:rPr>
+      </w:pPr>
+      <w:r>
+        <w:rPr>
+          <w:rFonts w:ascii="宋体" w:hAnsi="宋体" w:eastAsia="宋体" w:cs="宋体"/>
           <w:spacing w:val="-1"/>
           <w:sz w:val="24"/>
           <w:szCs w:val="24"/>
@@ -3271,7 +3280,7 @@
       </w:r>
       <w:r>
         <w:rPr>
-          <w:rFonts w:ascii="宋体" w:eastAsia="宋体" w:hAnsi="宋体" w:cs="宋体"/>
+          <w:rFonts w:ascii="宋体" w:hAnsi="宋体" w:eastAsia="宋体" w:cs="宋体"/>
           <w:spacing w:val="-2"/>
           <w:sz w:val="24"/>
           <w:szCs w:val="24"/>
@@ -3280,7 +3289,7 @@
       </w:r>
       <w:r>
         <w:rPr>
-          <w:rFonts w:ascii="宋体" w:eastAsia="宋体" w:hAnsi="宋体" w:cs="宋体"/>
+          <w:rFonts w:ascii="宋体" w:hAnsi="宋体" w:eastAsia="宋体" w:cs="宋体"/>
           <w:spacing w:val="-3"/>
           <w:sz w:val="24"/>
           <w:szCs w:val="24"/>
@@ -3304,11 +3313,11 @@
         <w:adjustRightInd w:val="0"/>
         <w:snapToGrid w:val="0"/>
         <w:spacing w:line="360" w:lineRule="auto"/>
-        <w:ind w:left="0" w:right="0" w:firstLine="420" w:firstLineChars="200"/>
+        <w:ind w:left="0" w:right="0" w:firstLine="476" w:firstLineChars="200"/>
         <w:jc w:val="left"/>
         <w:textAlignment w:val="baseline"/>
         <w:rPr>
-          <w:rFonts w:ascii="宋体" w:eastAsia="宋体" w:hAnsi="宋体" w:cs="宋体"/>
+          <w:rFonts w:ascii="宋体" w:hAnsi="宋体" w:eastAsia="宋体" w:cs="宋体"/>
           <w:spacing w:val="-1"/>
           <w:sz w:val="24"/>
           <w:szCs w:val="24"/>
@@ -3316,7 +3325,7 @@
       </w:pPr>
       <w:r>
         <w:rPr>
-          <w:rFonts w:ascii="宋体" w:eastAsia="宋体" w:hAnsi="宋体" w:cs="宋体"/>
+          <w:rFonts w:ascii="宋体" w:hAnsi="宋体" w:eastAsia="宋体" w:cs="宋体"/>
           <w:spacing w:val="-1"/>
           <w:sz w:val="24"/>
           <w:szCs w:val="24"/>
@@ -3326,7 +3335,7 @@
     </w:p>
     <w:p>
       <w:pPr>
-        <w:pStyle w:val="1"/>
+        <w:pStyle w:val="28"/>
         <w:keepNext w:val="0"/>
         <w:keepLines w:val="0"/>
         <w:pageBreakBefore w:val="0"/>
@@ -3340,7 +3349,7 @@
           <w:lang w:val="en-US" w:eastAsia="zh-CN"/>
         </w:rPr>
       </w:pPr>
-      <w:bookmarkStart w:id="5" w:name="_Toc15343"/>
+      <w:bookmarkStart w:id="4" w:name="_Toc24443"/>
       <w:r>
         <w:rPr>
           <w:rFonts w:hint="eastAsia"/>
@@ -3348,11 +3357,11 @@
         </w:rPr>
         <w:t>原则</w:t>
       </w:r>
-      <w:bookmarkEnd w:id="5"/>
-    </w:p>
-    <w:p>
-      <w:pPr>
-        <w:pStyle w:val="a1"/>
+      <w:bookmarkEnd w:id="4"/>
+    </w:p>
+    <w:p>
+      <w:pPr>
+        <w:pStyle w:val="29"/>
         <w:keepNext w:val="0"/>
         <w:keepLines w:val="0"/>
         <w:pageBreakBefore w:val="0"/>
@@ -3378,7 +3387,7 @@
     </w:p>
     <w:p>
       <w:pPr>
-        <w:pStyle w:val="1"/>
+        <w:pStyle w:val="28"/>
         <w:keepNext w:val="0"/>
         <w:keepLines w:val="0"/>
         <w:pageBreakBefore w:val="0"/>
@@ -3388,15 +3397,15 @@
         <w:topLinePunct w:val="0"/>
         <w:bidi w:val="0"/>
       </w:pPr>
-      <w:bookmarkStart w:id="6" w:name="bookmark4"/>
+      <w:bookmarkStart w:id="5" w:name="bookmark4"/>
+      <w:bookmarkEnd w:id="5"/>
+      <w:bookmarkStart w:id="6" w:name="bookmark3"/>
       <w:bookmarkEnd w:id="6"/>
-      <w:bookmarkStart w:id="7" w:name="bookmark3"/>
+      <w:bookmarkStart w:id="7" w:name="_Toc30343"/>
+      <w:r>
+        <w:t>适用范围</w:t>
+      </w:r>
       <w:bookmarkEnd w:id="7"/>
-      <w:bookmarkStart w:id="8" w:name="_Toc32122"/>
-      <w:r>
-        <w:t>适用范围</w:t>
-      </w:r>
-      <w:bookmarkEnd w:id="8"/>
     </w:p>
     <w:p>
       <w:pPr>
@@ -3414,11 +3423,11 @@
         <w:adjustRightInd w:val="0"/>
         <w:snapToGrid w:val="0"/>
         <w:spacing w:line="360" w:lineRule="auto"/>
-        <w:ind w:left="0" w:right="0" w:firstLine="420" w:firstLineChars="200"/>
+        <w:ind w:left="0" w:right="0" w:firstLine="476" w:firstLineChars="200"/>
         <w:jc w:val="left"/>
         <w:textAlignment w:val="baseline"/>
         <w:rPr>
-          <w:rFonts w:ascii="宋体" w:eastAsia="宋体" w:hAnsi="宋体" w:cs="宋体"/>
+          <w:rFonts w:ascii="宋体" w:hAnsi="宋体" w:eastAsia="宋体" w:cs="宋体"/>
           <w:spacing w:val="-1"/>
           <w:sz w:val="24"/>
           <w:szCs w:val="24"/>
@@ -3426,7 +3435,7 @@
       </w:pPr>
       <w:r>
         <w:rPr>
-          <w:rFonts w:ascii="宋体" w:eastAsia="宋体" w:hAnsi="宋体" w:cs="宋体"/>
+          <w:rFonts w:ascii="宋体" w:hAnsi="宋体" w:eastAsia="宋体" w:cs="宋体"/>
           <w:spacing w:val="-1"/>
           <w:sz w:val="24"/>
           <w:szCs w:val="24"/>
@@ -3436,7 +3445,7 @@
     </w:p>
     <w:p>
       <w:pPr>
-        <w:pStyle w:val="1"/>
+        <w:pStyle w:val="28"/>
         <w:keepNext w:val="0"/>
         <w:keepLines w:val="0"/>
         <w:pageBreakBefore w:val="0"/>
@@ -3446,23 +3455,23 @@
         <w:topLinePunct w:val="0"/>
         <w:bidi w:val="0"/>
       </w:pPr>
-      <w:bookmarkStart w:id="9" w:name="bookmark5"/>
+      <w:bookmarkStart w:id="8" w:name="bookmark5"/>
+      <w:bookmarkEnd w:id="8"/>
+      <w:bookmarkStart w:id="9" w:name="bookmark6"/>
       <w:bookmarkEnd w:id="9"/>
-      <w:bookmarkStart w:id="10" w:name="bookmark7"/>
+      <w:bookmarkStart w:id="10" w:name="bookmark8"/>
       <w:bookmarkEnd w:id="10"/>
-      <w:bookmarkStart w:id="11" w:name="bookmark8"/>
+      <w:bookmarkStart w:id="11" w:name="bookmark7"/>
       <w:bookmarkEnd w:id="11"/>
-      <w:bookmarkStart w:id="12" w:name="bookmark6"/>
+      <w:bookmarkStart w:id="12" w:name="_Toc12247"/>
+      <w:r>
+        <w:t>职责</w:t>
+      </w:r>
       <w:bookmarkEnd w:id="12"/>
-      <w:bookmarkStart w:id="13" w:name="_Toc2180"/>
-      <w:r>
-        <w:t>职责</w:t>
-      </w:r>
-      <w:bookmarkEnd w:id="13"/>
-    </w:p>
-    <w:p>
-      <w:pPr>
-        <w:pStyle w:val="2"/>
+    </w:p>
+    <w:p>
+      <w:pPr>
+        <w:pStyle w:val="30"/>
         <w:keepNext w:val="0"/>
         <w:keepLines w:val="0"/>
         <w:pageBreakBefore w:val="0"/>
@@ -3472,13 +3481,13 @@
         <w:topLinePunct w:val="0"/>
         <w:bidi w:val="0"/>
       </w:pPr>
-      <w:bookmarkStart w:id="14" w:name="bookmark29"/>
+      <w:bookmarkStart w:id="13" w:name="bookmark29"/>
+      <w:bookmarkEnd w:id="13"/>
+      <w:bookmarkStart w:id="14" w:name="_Toc25984"/>
+      <w:r>
+        <w:t>管理者代表</w:t>
+      </w:r>
       <w:bookmarkEnd w:id="14"/>
-      <w:bookmarkStart w:id="15" w:name="_Toc2965"/>
-      <w:r>
-        <w:t>管理者代表</w:t>
-      </w:r>
-      <w:bookmarkEnd w:id="15"/>
     </w:p>
     <w:p>
       <w:pPr>
@@ -3496,11 +3505,11 @@
         <w:adjustRightInd w:val="0"/>
         <w:snapToGrid w:val="0"/>
         <w:spacing w:line="360" w:lineRule="auto"/>
-        <w:ind w:left="0" w:right="0" w:firstLine="420" w:firstLineChars="200"/>
+        <w:ind w:left="0" w:right="0" w:firstLine="476" w:firstLineChars="200"/>
         <w:jc w:val="left"/>
         <w:textAlignment w:val="baseline"/>
         <w:rPr>
-          <w:rFonts w:ascii="宋体" w:eastAsia="宋体" w:hAnsi="宋体" w:cs="宋体"/>
+          <w:rFonts w:ascii="宋体" w:hAnsi="宋体" w:eastAsia="宋体" w:cs="宋体"/>
           <w:spacing w:val="-1"/>
           <w:sz w:val="24"/>
           <w:szCs w:val="24"/>
@@ -3508,7 +3517,7 @@
       </w:pPr>
       <w:r>
         <w:rPr>
-          <w:rFonts w:ascii="宋体" w:eastAsia="宋体" w:hAnsi="宋体" w:cs="宋体"/>
+          <w:rFonts w:ascii="宋体" w:hAnsi="宋体" w:eastAsia="宋体" w:cs="宋体"/>
           <w:spacing w:val="-1"/>
           <w:sz w:val="24"/>
           <w:szCs w:val="24"/>
@@ -3518,7 +3527,7 @@
     </w:p>
     <w:p>
       <w:pPr>
-        <w:pStyle w:val="2"/>
+        <w:pStyle w:val="30"/>
         <w:keepNext w:val="0"/>
         <w:keepLines w:val="0"/>
         <w:pageBreakBefore w:val="0"/>
@@ -3532,11 +3541,11 @@
           <w:lang w:val="en-US" w:eastAsia="zh-CN"/>
         </w:rPr>
       </w:pPr>
+      <w:bookmarkStart w:id="15" w:name="bookmark9"/>
+      <w:bookmarkEnd w:id="15"/>
       <w:bookmarkStart w:id="16" w:name="bookmark10"/>
       <w:bookmarkEnd w:id="16"/>
-      <w:bookmarkStart w:id="17" w:name="bookmark9"/>
-      <w:bookmarkEnd w:id="17"/>
-      <w:bookmarkStart w:id="18" w:name="_Toc7239"/>
+      <w:bookmarkStart w:id="17" w:name="_Toc18665"/>
       <w:r>
         <w:rPr>
           <w:rFonts w:hint="eastAsia"/>
@@ -3544,7 +3553,7 @@
         </w:rPr>
         <w:t>综合部</w:t>
       </w:r>
-      <w:bookmarkEnd w:id="18"/>
+      <w:bookmarkEnd w:id="17"/>
     </w:p>
     <w:p>
       <w:pPr>
@@ -3562,11 +3571,11 @@
         <w:adjustRightInd w:val="0"/>
         <w:snapToGrid w:val="0"/>
         <w:spacing w:line="360" w:lineRule="auto"/>
-        <w:ind w:left="0" w:right="0" w:firstLine="420" w:firstLineChars="200"/>
+        <w:ind w:left="0" w:right="0" w:firstLine="476" w:firstLineChars="200"/>
         <w:jc w:val="left"/>
         <w:textAlignment w:val="baseline"/>
         <w:rPr>
-          <w:rFonts w:ascii="宋体" w:eastAsia="宋体" w:hAnsi="宋体" w:cs="宋体"/>
+          <w:rFonts w:ascii="宋体" w:hAnsi="宋体" w:eastAsia="宋体" w:cs="宋体"/>
           <w:spacing w:val="-1"/>
           <w:sz w:val="24"/>
           <w:szCs w:val="24"/>
@@ -3574,7 +3583,7 @@
       </w:pPr>
       <w:r>
         <w:rPr>
-          <w:rFonts w:ascii="宋体" w:eastAsia="宋体" w:hAnsi="宋体" w:cs="宋体"/>
+          <w:rFonts w:ascii="宋体" w:hAnsi="宋体" w:eastAsia="宋体" w:cs="宋体"/>
           <w:spacing w:val="-1"/>
           <w:sz w:val="24"/>
           <w:szCs w:val="24"/>
@@ -3584,7 +3593,7 @@
     </w:p>
     <w:p>
       <w:pPr>
-        <w:pStyle w:val="2"/>
+        <w:pStyle w:val="30"/>
         <w:keepNext w:val="0"/>
         <w:keepLines w:val="0"/>
         <w:pageBreakBefore w:val="0"/>
@@ -3598,11 +3607,11 @@
           <w:lang w:val="en-US" w:eastAsia="zh-CN"/>
         </w:rPr>
       </w:pPr>
-      <w:bookmarkStart w:id="19" w:name="bookmark11"/>
+      <w:bookmarkStart w:id="18" w:name="bookmark11"/>
+      <w:bookmarkEnd w:id="18"/>
+      <w:bookmarkStart w:id="19" w:name="bookmark12"/>
       <w:bookmarkEnd w:id="19"/>
-      <w:bookmarkStart w:id="20" w:name="bookmark12"/>
-      <w:bookmarkEnd w:id="20"/>
-      <w:bookmarkStart w:id="21" w:name="_Toc18742"/>
+      <w:bookmarkStart w:id="20" w:name="_Toc21995"/>
       <w:r>
         <w:rPr>
           <w:rFonts w:hint="eastAsia"/>
@@ -3610,7 +3619,7 @@
         </w:rPr>
         <w:t>交付部</w:t>
       </w:r>
-      <w:bookmarkEnd w:id="21"/>
+      <w:bookmarkEnd w:id="20"/>
     </w:p>
     <w:p>
       <w:pPr>
@@ -3628,11 +3637,11 @@
         <w:adjustRightInd w:val="0"/>
         <w:snapToGrid w:val="0"/>
         <w:spacing w:line="360" w:lineRule="auto"/>
-        <w:ind w:left="0" w:right="0" w:firstLine="420" w:firstLineChars="200"/>
+        <w:ind w:left="0" w:right="0" w:firstLine="476" w:firstLineChars="200"/>
         <w:jc w:val="left"/>
         <w:textAlignment w:val="baseline"/>
         <w:rPr>
-          <w:rFonts w:ascii="宋体" w:eastAsia="宋体" w:hAnsi="宋体" w:cs="宋体"/>
+          <w:rFonts w:ascii="宋体" w:hAnsi="宋体" w:eastAsia="宋体" w:cs="宋体"/>
           <w:spacing w:val="-1"/>
           <w:sz w:val="24"/>
           <w:szCs w:val="24"/>
@@ -3640,7 +3649,7 @@
       </w:pPr>
       <w:r>
         <w:rPr>
-          <w:rFonts w:ascii="宋体" w:eastAsia="宋体" w:hAnsi="宋体" w:cs="宋体"/>
+          <w:rFonts w:ascii="宋体" w:hAnsi="宋体" w:eastAsia="宋体" w:cs="宋体"/>
           <w:spacing w:val="-1"/>
           <w:sz w:val="24"/>
           <w:szCs w:val="24"/>
@@ -3650,7 +3659,7 @@
     </w:p>
     <w:p>
       <w:pPr>
-        <w:pStyle w:val="1"/>
+        <w:pStyle w:val="28"/>
         <w:keepNext w:val="0"/>
         <w:keepLines w:val="0"/>
         <w:pageBreakBefore w:val="0"/>
@@ -3660,25 +3669,25 @@
         <w:topLinePunct w:val="0"/>
         <w:bidi w:val="0"/>
       </w:pPr>
-      <w:bookmarkStart w:id="22" w:name="bookmark14"/>
+      <w:bookmarkStart w:id="21" w:name="bookmark14"/>
+      <w:bookmarkEnd w:id="21"/>
+      <w:bookmarkStart w:id="22" w:name="bookmark15"/>
       <w:bookmarkEnd w:id="22"/>
-      <w:bookmarkStart w:id="23" w:name="bookmark15"/>
+      <w:bookmarkStart w:id="23" w:name="bookmark13"/>
       <w:bookmarkEnd w:id="23"/>
       <w:bookmarkStart w:id="24" w:name="bookmark16"/>
       <w:bookmarkEnd w:id="24"/>
-      <w:bookmarkStart w:id="25" w:name="bookmark13"/>
+      <w:bookmarkStart w:id="25" w:name="_Toc10089"/>
+      <w:bookmarkStart w:id="26" w:name="_Toc31710"/>
+      <w:r>
+        <w:t>具体内容</w:t>
+      </w:r>
       <w:bookmarkEnd w:id="25"/>
-      <w:bookmarkStart w:id="26" w:name="_Toc10089"/>
-      <w:bookmarkStart w:id="27" w:name="_Toc24391"/>
-      <w:r>
-        <w:t>具体内容</w:t>
-      </w:r>
       <w:bookmarkEnd w:id="26"/>
-      <w:bookmarkEnd w:id="27"/>
-    </w:p>
-    <w:p>
-      <w:pPr>
-        <w:pStyle w:val="2"/>
+    </w:p>
+    <w:p>
+      <w:pPr>
+        <w:pStyle w:val="30"/>
         <w:keepNext w:val="0"/>
         <w:keepLines w:val="0"/>
         <w:pageBreakBefore w:val="0"/>
@@ -3688,13 +3697,13 @@
         <w:topLinePunct w:val="0"/>
         <w:bidi w:val="0"/>
       </w:pPr>
-      <w:bookmarkStart w:id="28" w:name="bookmark30"/>
+      <w:bookmarkStart w:id="27" w:name="bookmark30"/>
+      <w:bookmarkEnd w:id="27"/>
+      <w:bookmarkStart w:id="28" w:name="_Toc2826"/>
+      <w:r>
+        <w:t>建立服务目录</w:t>
+      </w:r>
       <w:bookmarkEnd w:id="28"/>
-      <w:bookmarkStart w:id="29" w:name="_Toc22695"/>
-      <w:r>
-        <w:t>建立服务目录</w:t>
-      </w:r>
-      <w:bookmarkEnd w:id="29"/>
     </w:p>
     <w:p>
       <w:pPr>
@@ -3712,11 +3721,11 @@
         <w:adjustRightInd w:val="0"/>
         <w:snapToGrid w:val="0"/>
         <w:spacing w:line="360" w:lineRule="auto"/>
-        <w:ind w:left="0" w:right="0" w:firstLine="420" w:firstLineChars="200"/>
+        <w:ind w:left="0" w:right="0" w:firstLine="476" w:firstLineChars="200"/>
         <w:jc w:val="left"/>
         <w:textAlignment w:val="baseline"/>
         <w:rPr>
-          <w:rFonts w:ascii="宋体" w:eastAsia="宋体" w:hAnsi="宋体" w:cs="宋体"/>
+          <w:rFonts w:ascii="宋体" w:hAnsi="宋体" w:eastAsia="宋体" w:cs="宋体"/>
           <w:spacing w:val="-1"/>
           <w:sz w:val="24"/>
           <w:szCs w:val="24"/>
@@ -3724,7 +3733,7 @@
       </w:pPr>
       <w:r>
         <w:rPr>
-          <w:rFonts w:ascii="宋体" w:eastAsia="宋体" w:hAnsi="宋体" w:cs="宋体"/>
+          <w:rFonts w:ascii="宋体" w:hAnsi="宋体" w:eastAsia="宋体" w:cs="宋体"/>
           <w:spacing w:val="-1"/>
           <w:sz w:val="24"/>
           <w:szCs w:val="24"/>
@@ -3747,16 +3756,16 @@
         <w:topLinePunct w:val="0"/>
         <w:bidi w:val="0"/>
         <w:spacing w:before="1" w:line="292" w:lineRule="auto"/>
-        <w:ind w:left="425" w:right="54" w:hanging="425" w:leftChars="0" w:firstLineChars="0"/>
-        <w:rPr>
-          <w:rFonts w:ascii="宋体" w:eastAsia="宋体" w:hAnsi="宋体" w:cs="宋体"/>
-          <w:sz w:val="24"/>
-          <w:szCs w:val="24"/>
-        </w:rPr>
-      </w:pPr>
-      <w:r>
-        <w:rPr>
-          <w:rFonts w:ascii="宋体" w:eastAsia="宋体" w:hAnsi="宋体" w:cs="宋体"/>
+        <w:ind w:left="425" w:leftChars="0" w:right="54" w:hanging="425" w:firstLineChars="0"/>
+        <w:rPr>
+          <w:rFonts w:ascii="宋体" w:hAnsi="宋体" w:eastAsia="宋体" w:cs="宋体"/>
+          <w:sz w:val="24"/>
+          <w:szCs w:val="24"/>
+        </w:rPr>
+      </w:pPr>
+      <w:r>
+        <w:rPr>
+          <w:rFonts w:ascii="宋体" w:hAnsi="宋体" w:eastAsia="宋体" w:cs="宋体"/>
           <w:spacing w:val="2"/>
           <w:sz w:val="24"/>
           <w:szCs w:val="24"/>
@@ -3765,7 +3774,7 @@
       </w:r>
       <w:r>
         <w:rPr>
-          <w:rFonts w:ascii="宋体" w:eastAsia="宋体" w:hAnsi="宋体" w:cs="宋体"/>
+          <w:rFonts w:ascii="宋体" w:hAnsi="宋体" w:eastAsia="宋体" w:cs="宋体"/>
           <w:spacing w:val="-1"/>
           <w:sz w:val="24"/>
           <w:szCs w:val="24"/>
@@ -3788,16 +3797,16 @@
         <w:topLinePunct w:val="0"/>
         <w:bidi w:val="0"/>
         <w:spacing w:before="175" w:line="293" w:lineRule="auto"/>
-        <w:ind w:left="425" w:right="54" w:hanging="425" w:leftChars="0" w:firstLineChars="0"/>
-        <w:rPr>
-          <w:rFonts w:ascii="宋体" w:eastAsia="宋体" w:hAnsi="宋体" w:cs="宋体"/>
-          <w:sz w:val="24"/>
-          <w:szCs w:val="24"/>
-        </w:rPr>
-      </w:pPr>
-      <w:r>
-        <w:rPr>
-          <w:rFonts w:ascii="宋体" w:eastAsia="宋体" w:hAnsi="宋体" w:cs="宋体"/>
+        <w:ind w:left="425" w:leftChars="0" w:right="54" w:hanging="425" w:firstLineChars="0"/>
+        <w:rPr>
+          <w:rFonts w:ascii="宋体" w:hAnsi="宋体" w:eastAsia="宋体" w:cs="宋体"/>
+          <w:sz w:val="24"/>
+          <w:szCs w:val="24"/>
+        </w:rPr>
+      </w:pPr>
+      <w:r>
+        <w:rPr>
+          <w:rFonts w:ascii="宋体" w:hAnsi="宋体" w:eastAsia="宋体" w:cs="宋体"/>
           <w:spacing w:val="2"/>
           <w:sz w:val="24"/>
           <w:szCs w:val="24"/>
@@ -3806,7 +3815,7 @@
       </w:r>
       <w:r>
         <w:rPr>
-          <w:rFonts w:ascii="宋体" w:eastAsia="宋体" w:hAnsi="宋体" w:cs="宋体"/>
+          <w:rFonts w:ascii="宋体" w:hAnsi="宋体" w:eastAsia="宋体" w:cs="宋体"/>
           <w:spacing w:val="-1"/>
           <w:sz w:val="24"/>
           <w:szCs w:val="24"/>
@@ -3826,14 +3835,14 @@
         <w:bidi w:val="0"/>
         <w:spacing w:before="260" w:line="219" w:lineRule="auto"/>
         <w:rPr>
-          <w:rFonts w:ascii="宋体" w:eastAsia="宋体" w:hAnsi="宋体" w:cs="宋体"/>
-          <w:sz w:val="24"/>
-          <w:szCs w:val="24"/>
-        </w:rPr>
-      </w:pPr>
-      <w:r>
-        <w:rPr>
-          <w:rFonts w:ascii="宋体" w:eastAsia="宋体" w:hAnsi="宋体" w:cs="宋体"/>
+          <w:rFonts w:ascii="宋体" w:hAnsi="宋体" w:eastAsia="宋体" w:cs="宋体"/>
+          <w:sz w:val="24"/>
+          <w:szCs w:val="24"/>
+        </w:rPr>
+      </w:pPr>
+      <w:r>
+        <w:rPr>
+          <w:rFonts w:ascii="宋体" w:hAnsi="宋体" w:eastAsia="宋体" w:cs="宋体"/>
           <w:spacing w:val="-1"/>
           <w:sz w:val="24"/>
           <w:szCs w:val="24"/>
@@ -3861,10 +3870,10 @@
         <w:adjustRightInd w:val="0"/>
         <w:snapToGrid w:val="0"/>
         <w:spacing w:before="183" w:line="360" w:lineRule="auto"/>
-        <w:ind w:left="845" w:hanging="425" w:leftChars="0" w:firstLineChars="0"/>
+        <w:ind w:left="845" w:leftChars="0" w:hanging="425" w:firstLineChars="0"/>
         <w:textAlignment w:val="baseline"/>
         <w:rPr>
-          <w:rFonts w:ascii="宋体" w:eastAsia="宋体" w:hAnsi="宋体" w:cs="宋体"/>
+          <w:rFonts w:ascii="宋体" w:hAnsi="宋体" w:eastAsia="宋体" w:cs="宋体"/>
           <w:spacing w:val="-4"/>
           <w:sz w:val="24"/>
           <w:szCs w:val="24"/>
@@ -3872,7 +3881,7 @@
       </w:pPr>
       <w:r>
         <w:rPr>
-          <w:rFonts w:ascii="宋体" w:eastAsia="宋体" w:hAnsi="宋体" w:cs="宋体"/>
+          <w:rFonts w:ascii="宋体" w:hAnsi="宋体" w:eastAsia="宋体" w:cs="宋体"/>
           <w:spacing w:val="-4"/>
           <w:sz w:val="24"/>
           <w:szCs w:val="24"/>
@@ -3900,10 +3909,10 @@
         <w:adjustRightInd w:val="0"/>
         <w:snapToGrid w:val="0"/>
         <w:spacing w:before="183" w:line="360" w:lineRule="auto"/>
-        <w:ind w:left="845" w:hanging="425" w:leftChars="0" w:firstLineChars="0"/>
+        <w:ind w:left="845" w:leftChars="0" w:hanging="425" w:firstLineChars="0"/>
         <w:textAlignment w:val="baseline"/>
         <w:rPr>
-          <w:rFonts w:ascii="宋体" w:eastAsia="宋体" w:hAnsi="宋体" w:cs="宋体"/>
+          <w:rFonts w:ascii="宋体" w:hAnsi="宋体" w:eastAsia="宋体" w:cs="宋体"/>
           <w:spacing w:val="-4"/>
           <w:sz w:val="24"/>
           <w:szCs w:val="24"/>
@@ -3911,7 +3920,7 @@
       </w:pPr>
       <w:r>
         <w:rPr>
-          <w:rFonts w:ascii="宋体" w:eastAsia="宋体" w:hAnsi="宋体" w:cs="宋体"/>
+          <w:rFonts w:ascii="宋体" w:hAnsi="宋体" w:eastAsia="宋体" w:cs="宋体"/>
           <w:spacing w:val="-3"/>
           <w:sz w:val="24"/>
           <w:szCs w:val="24"/>
@@ -3939,17 +3948,17 @@
         <w:adjustRightInd w:val="0"/>
         <w:snapToGrid w:val="0"/>
         <w:spacing w:before="114" w:line="360" w:lineRule="auto"/>
-        <w:ind w:left="845" w:hanging="425" w:leftChars="0" w:firstLineChars="0"/>
+        <w:ind w:left="845" w:leftChars="0" w:hanging="425" w:firstLineChars="0"/>
         <w:textAlignment w:val="baseline"/>
         <w:rPr>
-          <w:rFonts w:ascii="宋体" w:eastAsia="宋体" w:hAnsi="宋体" w:cs="宋体"/>
-          <w:sz w:val="24"/>
-          <w:szCs w:val="24"/>
-        </w:rPr>
-      </w:pPr>
-      <w:r>
-        <w:rPr>
-          <w:rFonts w:ascii="宋体" w:eastAsia="宋体" w:hAnsi="宋体" w:cs="宋体"/>
+          <w:rFonts w:ascii="宋体" w:hAnsi="宋体" w:eastAsia="宋体" w:cs="宋体"/>
+          <w:sz w:val="24"/>
+          <w:szCs w:val="24"/>
+        </w:rPr>
+      </w:pPr>
+      <w:r>
+        <w:rPr>
+          <w:rFonts w:ascii="宋体" w:hAnsi="宋体" w:eastAsia="宋体" w:cs="宋体"/>
           <w:sz w:val="24"/>
           <w:szCs w:val="24"/>
         </w:rPr>
@@ -3976,17 +3985,17 @@
         <w:adjustRightInd w:val="0"/>
         <w:snapToGrid w:val="0"/>
         <w:spacing w:before="182" w:line="360" w:lineRule="auto"/>
-        <w:ind w:left="845" w:hanging="425" w:leftChars="0" w:firstLineChars="0"/>
+        <w:ind w:left="845" w:leftChars="0" w:hanging="425" w:firstLineChars="0"/>
         <w:textAlignment w:val="baseline"/>
         <w:rPr>
-          <w:rFonts w:ascii="宋体" w:eastAsia="宋体" w:hAnsi="宋体" w:cs="宋体"/>
-          <w:sz w:val="24"/>
-          <w:szCs w:val="24"/>
-        </w:rPr>
-      </w:pPr>
-      <w:r>
-        <w:rPr>
-          <w:rFonts w:ascii="宋体" w:eastAsia="宋体" w:hAnsi="宋体" w:cs="宋体"/>
+          <w:rFonts w:ascii="宋体" w:hAnsi="宋体" w:eastAsia="宋体" w:cs="宋体"/>
+          <w:sz w:val="24"/>
+          <w:szCs w:val="24"/>
+        </w:rPr>
+      </w:pPr>
+      <w:r>
+        <w:rPr>
+          <w:rFonts w:ascii="宋体" w:hAnsi="宋体" w:eastAsia="宋体" w:cs="宋体"/>
           <w:spacing w:val="-2"/>
           <w:sz w:val="24"/>
           <w:szCs w:val="24"/>
@@ -4014,17 +4023,17 @@
         <w:adjustRightInd w:val="0"/>
         <w:snapToGrid w:val="0"/>
         <w:spacing w:before="184" w:line="360" w:lineRule="auto"/>
-        <w:ind w:left="845" w:hanging="425" w:leftChars="0" w:firstLineChars="0"/>
+        <w:ind w:left="845" w:leftChars="0" w:hanging="425" w:firstLineChars="0"/>
         <w:textAlignment w:val="baseline"/>
         <w:rPr>
-          <w:rFonts w:ascii="宋体" w:eastAsia="宋体" w:hAnsi="宋体" w:cs="宋体"/>
-          <w:sz w:val="24"/>
-          <w:szCs w:val="24"/>
-        </w:rPr>
-      </w:pPr>
-      <w:r>
-        <w:rPr>
-          <w:rFonts w:ascii="宋体" w:eastAsia="宋体" w:hAnsi="宋体" w:cs="宋体"/>
+          <w:rFonts w:ascii="宋体" w:hAnsi="宋体" w:eastAsia="宋体" w:cs="宋体"/>
+          <w:sz w:val="24"/>
+          <w:szCs w:val="24"/>
+        </w:rPr>
+      </w:pPr>
+      <w:r>
+        <w:rPr>
+          <w:rFonts w:ascii="宋体" w:hAnsi="宋体" w:eastAsia="宋体" w:cs="宋体"/>
           <w:spacing w:val="-3"/>
           <w:sz w:val="24"/>
           <w:szCs w:val="24"/>
@@ -4052,17 +4061,17 @@
         <w:adjustRightInd w:val="0"/>
         <w:snapToGrid w:val="0"/>
         <w:spacing w:before="184" w:line="360" w:lineRule="auto"/>
-        <w:ind w:left="845" w:hanging="425" w:leftChars="0" w:firstLineChars="0"/>
+        <w:ind w:left="845" w:leftChars="0" w:hanging="425" w:firstLineChars="0"/>
         <w:textAlignment w:val="baseline"/>
         <w:rPr>
-          <w:rFonts w:ascii="宋体" w:eastAsia="宋体" w:hAnsi="宋体" w:cs="宋体"/>
-          <w:sz w:val="24"/>
-          <w:szCs w:val="24"/>
-        </w:rPr>
-      </w:pPr>
-      <w:r>
-        <w:rPr>
-          <w:rFonts w:ascii="宋体" w:hAnsi="宋体" w:cs="宋体" w:hint="eastAsia"/>
+          <w:rFonts w:ascii="宋体" w:hAnsi="宋体" w:eastAsia="宋体" w:cs="宋体"/>
+          <w:sz w:val="24"/>
+          <w:szCs w:val="24"/>
+        </w:rPr>
+      </w:pPr>
+      <w:r>
+        <w:rPr>
+          <w:rFonts w:hint="eastAsia" w:ascii="宋体" w:hAnsi="宋体" w:cs="宋体"/>
           <w:spacing w:val="-3"/>
           <w:sz w:val="24"/>
           <w:szCs w:val="24"/>
@@ -4091,17 +4100,17 @@
         <w:adjustRightInd w:val="0"/>
         <w:snapToGrid w:val="0"/>
         <w:spacing w:before="184" w:line="360" w:lineRule="auto"/>
-        <w:ind w:left="845" w:hanging="425" w:leftChars="0" w:firstLineChars="0"/>
+        <w:ind w:left="845" w:leftChars="0" w:hanging="425" w:firstLineChars="0"/>
         <w:textAlignment w:val="baseline"/>
         <w:rPr>
-          <w:rFonts w:ascii="宋体" w:eastAsia="宋体" w:hAnsi="宋体" w:cs="宋体"/>
-          <w:sz w:val="24"/>
-          <w:szCs w:val="24"/>
-        </w:rPr>
-      </w:pPr>
-      <w:r>
-        <w:rPr>
-          <w:rFonts w:ascii="宋体" w:hAnsi="宋体" w:cs="宋体" w:hint="eastAsia"/>
+          <w:rFonts w:ascii="宋体" w:hAnsi="宋体" w:eastAsia="宋体" w:cs="宋体"/>
+          <w:sz w:val="24"/>
+          <w:szCs w:val="24"/>
+        </w:rPr>
+      </w:pPr>
+      <w:r>
+        <w:rPr>
+          <w:rFonts w:hint="eastAsia" w:ascii="宋体" w:hAnsi="宋体" w:cs="宋体"/>
           <w:spacing w:val="-3"/>
           <w:sz w:val="24"/>
           <w:szCs w:val="24"/>
@@ -4112,7 +4121,7 @@
     </w:p>
     <w:p>
       <w:pPr>
-        <w:pStyle w:val="2"/>
+        <w:pStyle w:val="30"/>
         <w:keepNext w:val="0"/>
         <w:keepLines w:val="0"/>
         <w:pageBreakBefore w:val="0"/>
@@ -4122,15 +4131,15 @@
         <w:topLinePunct w:val="0"/>
         <w:bidi w:val="0"/>
       </w:pPr>
+      <w:bookmarkStart w:id="29" w:name="bookmark17"/>
+      <w:bookmarkEnd w:id="29"/>
       <w:bookmarkStart w:id="30" w:name="bookmark18"/>
       <w:bookmarkEnd w:id="30"/>
-      <w:bookmarkStart w:id="31" w:name="bookmark17"/>
+      <w:bookmarkStart w:id="31" w:name="_Toc25259"/>
+      <w:r>
+        <w:t>监控服务目录</w:t>
+      </w:r>
       <w:bookmarkEnd w:id="31"/>
-      <w:bookmarkStart w:id="32" w:name="_Toc17212"/>
-      <w:r>
-        <w:t>监控服务目录</w:t>
-      </w:r>
-      <w:bookmarkEnd w:id="32"/>
     </w:p>
     <w:p>
       <w:pPr>
@@ -4148,17 +4157,17 @@
         <w:adjustRightInd w:val="0"/>
         <w:snapToGrid w:val="0"/>
         <w:spacing w:line="360" w:lineRule="auto"/>
-        <w:ind w:left="0" w:right="0" w:firstLine="420" w:firstLineChars="200"/>
+        <w:ind w:left="0" w:right="0" w:firstLine="480" w:firstLineChars="200"/>
         <w:textAlignment w:val="baseline"/>
         <w:rPr>
-          <w:rFonts w:ascii="宋体" w:eastAsia="宋体" w:hAnsi="宋体" w:cs="宋体"/>
-          <w:sz w:val="24"/>
-          <w:szCs w:val="24"/>
-        </w:rPr>
-      </w:pPr>
-      <w:r>
-        <w:rPr>
-          <w:rFonts w:ascii="宋体" w:eastAsia="宋体" w:hAnsi="宋体" w:cs="宋体"/>
+          <w:rFonts w:ascii="宋体" w:hAnsi="宋体" w:eastAsia="宋体" w:cs="宋体"/>
+          <w:sz w:val="24"/>
+          <w:szCs w:val="24"/>
+        </w:rPr>
+      </w:pPr>
+      <w:r>
+        <w:rPr>
+          <w:rFonts w:ascii="宋体" w:hAnsi="宋体" w:eastAsia="宋体" w:cs="宋体"/>
           <w:sz w:val="24"/>
           <w:szCs w:val="24"/>
         </w:rPr>
@@ -4185,10 +4194,10 @@
         <w:adjustRightInd w:val="0"/>
         <w:snapToGrid w:val="0"/>
         <w:spacing w:line="360" w:lineRule="auto"/>
-        <w:ind w:left="425" w:right="0" w:hanging="425" w:leftChars="0" w:firstLineChars="0"/>
+        <w:ind w:left="425" w:leftChars="0" w:right="0" w:hanging="425" w:firstLineChars="0"/>
         <w:textAlignment w:val="baseline"/>
         <w:rPr>
-          <w:rFonts w:ascii="宋体" w:eastAsia="宋体" w:hAnsi="宋体" w:cs="宋体"/>
+          <w:rFonts w:ascii="宋体" w:hAnsi="宋体" w:eastAsia="宋体" w:cs="宋体"/>
           <w:spacing w:val="2"/>
           <w:sz w:val="24"/>
           <w:szCs w:val="24"/>
@@ -4196,7 +4205,7 @@
       </w:pPr>
       <w:r>
         <w:rPr>
-          <w:rFonts w:ascii="宋体" w:eastAsia="宋体" w:hAnsi="宋体" w:cs="宋体"/>
+          <w:rFonts w:ascii="宋体" w:hAnsi="宋体" w:eastAsia="宋体" w:cs="宋体"/>
           <w:spacing w:val="2"/>
           <w:sz w:val="24"/>
           <w:szCs w:val="24"/>
@@ -4205,7 +4214,7 @@
       </w:r>
       <w:r>
         <w:rPr>
-          <w:rFonts w:ascii="宋体" w:eastAsia="宋体" w:hAnsi="宋体" w:cs="宋体" w:hint="eastAsia"/>
+          <w:rFonts w:hint="eastAsia" w:ascii="宋体" w:hAnsi="宋体" w:eastAsia="宋体" w:cs="宋体"/>
           <w:spacing w:val="2"/>
           <w:sz w:val="24"/>
           <w:szCs w:val="24"/>
@@ -4215,7 +4224,7 @@
       </w:r>
       <w:r>
         <w:rPr>
-          <w:rFonts w:ascii="宋体" w:eastAsia="宋体" w:hAnsi="宋体" w:cs="宋体"/>
+          <w:rFonts w:ascii="宋体" w:hAnsi="宋体" w:eastAsia="宋体" w:cs="宋体"/>
           <w:spacing w:val="2"/>
           <w:sz w:val="24"/>
           <w:szCs w:val="24"/>
@@ -4243,10 +4252,10 @@
         <w:adjustRightInd w:val="0"/>
         <w:snapToGrid w:val="0"/>
         <w:spacing w:line="360" w:lineRule="auto"/>
-        <w:ind w:left="425" w:right="0" w:hanging="425" w:leftChars="0" w:firstLineChars="0"/>
+        <w:ind w:left="425" w:leftChars="0" w:right="0" w:hanging="425" w:firstLineChars="0"/>
         <w:textAlignment w:val="baseline"/>
         <w:rPr>
-          <w:rFonts w:ascii="宋体" w:eastAsia="宋体" w:hAnsi="宋体" w:cs="宋体"/>
+          <w:rFonts w:ascii="宋体" w:hAnsi="宋体" w:eastAsia="宋体" w:cs="宋体"/>
           <w:spacing w:val="2"/>
           <w:sz w:val="24"/>
           <w:szCs w:val="24"/>
@@ -4254,7 +4263,7 @@
       </w:pPr>
       <w:r>
         <w:rPr>
-          <w:rFonts w:ascii="宋体" w:eastAsia="宋体" w:hAnsi="宋体" w:cs="宋体"/>
+          <w:rFonts w:ascii="宋体" w:hAnsi="宋体" w:eastAsia="宋体" w:cs="宋体"/>
           <w:spacing w:val="2"/>
           <w:sz w:val="24"/>
           <w:szCs w:val="24"/>
@@ -4278,17 +4287,17 @@
         <w:adjustRightInd w:val="0"/>
         <w:snapToGrid w:val="0"/>
         <w:spacing w:line="360" w:lineRule="auto"/>
-        <w:ind w:left="0" w:right="0" w:firstLine="420" w:firstLineChars="200"/>
+        <w:ind w:left="0" w:right="0" w:firstLine="480" w:firstLineChars="200"/>
         <w:textAlignment w:val="baseline"/>
         <w:rPr>
-          <w:rFonts w:ascii="宋体" w:eastAsia="宋体" w:hAnsi="宋体" w:cs="宋体"/>
-          <w:sz w:val="24"/>
-          <w:szCs w:val="24"/>
-        </w:rPr>
-      </w:pPr>
-      <w:r>
-        <w:rPr>
-          <w:rFonts w:ascii="宋体" w:eastAsia="宋体" w:hAnsi="宋体" w:cs="宋体"/>
+          <w:rFonts w:ascii="宋体" w:hAnsi="宋体" w:eastAsia="宋体" w:cs="宋体"/>
+          <w:sz w:val="24"/>
+          <w:szCs w:val="24"/>
+        </w:rPr>
+      </w:pPr>
+      <w:r>
+        <w:rPr>
+          <w:rFonts w:ascii="宋体" w:hAnsi="宋体" w:eastAsia="宋体" w:cs="宋体"/>
           <w:sz w:val="24"/>
           <w:szCs w:val="24"/>
         </w:rPr>
@@ -4297,7 +4306,7 @@
     </w:p>
     <w:p>
       <w:pPr>
-        <w:pStyle w:val="2"/>
+        <w:pStyle w:val="30"/>
         <w:keepNext w:val="0"/>
         <w:keepLines w:val="0"/>
         <w:pageBreakBefore w:val="0"/>
@@ -4307,15 +4316,15 @@
         <w:topLinePunct w:val="0"/>
         <w:bidi w:val="0"/>
       </w:pPr>
-      <w:bookmarkStart w:id="33" w:name="bookmark20"/>
+      <w:bookmarkStart w:id="32" w:name="bookmark20"/>
+      <w:bookmarkEnd w:id="32"/>
+      <w:bookmarkStart w:id="33" w:name="bookmark19"/>
       <w:bookmarkEnd w:id="33"/>
-      <w:bookmarkStart w:id="34" w:name="bookmark19"/>
+      <w:bookmarkStart w:id="34" w:name="_Toc29646"/>
+      <w:r>
+        <w:t>定期评审</w:t>
+      </w:r>
       <w:bookmarkEnd w:id="34"/>
-      <w:bookmarkStart w:id="35" w:name="_Toc8973"/>
-      <w:r>
-        <w:t>定期评审</w:t>
-      </w:r>
-      <w:bookmarkEnd w:id="35"/>
     </w:p>
     <w:p>
       <w:pPr>
@@ -4333,17 +4342,17 @@
         <w:adjustRightInd w:val="0"/>
         <w:snapToGrid w:val="0"/>
         <w:spacing w:line="360" w:lineRule="auto"/>
-        <w:ind w:left="0" w:right="0" w:firstLine="420" w:firstLineChars="200"/>
+        <w:ind w:left="0" w:right="0" w:firstLine="480" w:firstLineChars="200"/>
         <w:textAlignment w:val="baseline"/>
         <w:rPr>
-          <w:rFonts w:ascii="宋体" w:eastAsia="宋体" w:hAnsi="宋体" w:cs="宋体"/>
-          <w:sz w:val="24"/>
-          <w:szCs w:val="24"/>
-        </w:rPr>
-      </w:pPr>
-      <w:r>
-        <w:rPr>
-          <w:rFonts w:ascii="宋体" w:eastAsia="宋体" w:hAnsi="宋体" w:cs="宋体"/>
+          <w:rFonts w:ascii="宋体" w:hAnsi="宋体" w:eastAsia="宋体" w:cs="宋体"/>
+          <w:sz w:val="24"/>
+          <w:szCs w:val="24"/>
+        </w:rPr>
+      </w:pPr>
+      <w:r>
+        <w:rPr>
+          <w:rFonts w:ascii="宋体" w:hAnsi="宋体" w:eastAsia="宋体" w:cs="宋体"/>
           <w:sz w:val="24"/>
           <w:szCs w:val="24"/>
         </w:rPr>
@@ -4351,7 +4360,7 @@
       </w:r>
       <w:r>
         <w:rPr>
-          <w:rFonts w:ascii="宋体" w:eastAsia="宋体" w:hAnsi="宋体" w:cs="宋体" w:hint="eastAsia"/>
+          <w:rFonts w:hint="eastAsia" w:ascii="宋体" w:hAnsi="宋体" w:eastAsia="宋体" w:cs="宋体"/>
           <w:sz w:val="24"/>
           <w:szCs w:val="24"/>
           <w:lang w:val="en-US" w:eastAsia="zh-CN"/>
@@ -4360,24 +4369,44 @@
       </w:r>
       <w:r>
         <w:rPr>
-          <w:rFonts w:ascii="宋体" w:eastAsia="宋体" w:hAnsi="宋体" w:cs="宋体"/>
-          <w:sz w:val="24"/>
-          <w:szCs w:val="24"/>
-        </w:rPr>
-        <w:t>每年年底组织一次对现有服务目录的评审，评审结果及后续改进意见应保留，对于评审中发现的服务目录</w:t>
-      </w:r>
-      <w:r>
-        <w:rPr>
-          <w:rFonts w:ascii="宋体" w:eastAsia="宋体" w:hAnsi="宋体" w:cs="宋体" w:hint="eastAsia"/>
+          <w:rFonts w:hint="eastAsia" w:ascii="宋体" w:hAnsi="宋体" w:cs="宋体"/>
           <w:sz w:val="24"/>
           <w:szCs w:val="24"/>
           <w:lang w:val="en-US" w:eastAsia="zh-CN"/>
         </w:rPr>
+        <w:t>202</w:t>
+      </w:r>
+      <w:bookmarkStart w:id="52" w:name="_GoBack"/>
+      <w:bookmarkEnd w:id="52"/>
+      <w:r>
+        <w:rPr>
+          <w:rFonts w:hint="eastAsia" w:ascii="宋体" w:hAnsi="宋体" w:cs="宋体"/>
+          <w:sz w:val="24"/>
+          <w:szCs w:val="24"/>
+          <w:lang w:val="en-US" w:eastAsia="zh-CN"/>
+        </w:rPr>
+        <w:t>6年6月</w:t>
+      </w:r>
+      <w:r>
+        <w:rPr>
+          <w:rFonts w:ascii="宋体" w:hAnsi="宋体" w:eastAsia="宋体" w:cs="宋体"/>
+          <w:sz w:val="24"/>
+          <w:szCs w:val="24"/>
+        </w:rPr>
+        <w:t>组织一次对现有服务目录的评审，评审结果及后续改进意见应保留，对于评审中发现的服务目录</w:t>
+      </w:r>
+      <w:r>
+        <w:rPr>
+          <w:rFonts w:hint="eastAsia" w:ascii="宋体" w:hAnsi="宋体" w:eastAsia="宋体" w:cs="宋体"/>
+          <w:sz w:val="24"/>
+          <w:szCs w:val="24"/>
+          <w:lang w:val="en-US" w:eastAsia="zh-CN"/>
+        </w:rPr>
         <w:t>中</w:t>
       </w:r>
       <w:r>
         <w:rPr>
-          <w:rFonts w:ascii="宋体" w:eastAsia="宋体" w:hAnsi="宋体" w:cs="宋体"/>
+          <w:rFonts w:ascii="宋体" w:hAnsi="宋体" w:eastAsia="宋体" w:cs="宋体"/>
           <w:sz w:val="24"/>
           <w:szCs w:val="24"/>
         </w:rPr>
@@ -4385,7 +4414,7 @@
       </w:r>
       <w:r>
         <w:rPr>
-          <w:rFonts w:ascii="宋体" w:eastAsia="宋体" w:hAnsi="宋体" w:cs="宋体" w:hint="eastAsia"/>
+          <w:rFonts w:hint="eastAsia" w:ascii="宋体" w:hAnsi="宋体" w:eastAsia="宋体" w:cs="宋体"/>
           <w:sz w:val="24"/>
           <w:szCs w:val="24"/>
           <w:lang w:val="en-US" w:eastAsia="zh-CN"/>
@@ -4394,7 +4423,7 @@
       </w:r>
       <w:r>
         <w:rPr>
-          <w:rFonts w:ascii="宋体" w:eastAsia="宋体" w:hAnsi="宋体" w:cs="宋体"/>
+          <w:rFonts w:ascii="宋体" w:hAnsi="宋体" w:eastAsia="宋体" w:cs="宋体"/>
           <w:sz w:val="24"/>
           <w:szCs w:val="24"/>
         </w:rPr>
@@ -4417,17 +4446,17 @@
         <w:adjustRightInd w:val="0"/>
         <w:snapToGrid w:val="0"/>
         <w:spacing w:line="360" w:lineRule="auto"/>
-        <w:ind w:left="0" w:right="0" w:firstLine="420" w:firstLineChars="200"/>
+        <w:ind w:left="0" w:right="0" w:firstLine="480" w:firstLineChars="200"/>
         <w:textAlignment w:val="baseline"/>
         <w:rPr>
-          <w:rFonts w:ascii="宋体" w:eastAsia="宋体" w:hAnsi="宋体" w:cs="宋体"/>
-          <w:sz w:val="24"/>
-          <w:szCs w:val="24"/>
-        </w:rPr>
-      </w:pPr>
-      <w:r>
-        <w:rPr>
-          <w:rFonts w:ascii="宋体" w:eastAsia="宋体" w:hAnsi="宋体" w:cs="宋体"/>
+          <w:rFonts w:ascii="宋体" w:hAnsi="宋体" w:eastAsia="宋体" w:cs="宋体"/>
+          <w:sz w:val="24"/>
+          <w:szCs w:val="24"/>
+        </w:rPr>
+      </w:pPr>
+      <w:r>
+        <w:rPr>
+          <w:rFonts w:ascii="宋体" w:hAnsi="宋体" w:eastAsia="宋体" w:cs="宋体"/>
           <w:sz w:val="24"/>
           <w:szCs w:val="24"/>
         </w:rPr>
@@ -4436,7 +4465,7 @@
     </w:p>
     <w:p>
       <w:pPr>
-        <w:pStyle w:val="2"/>
+        <w:pStyle w:val="30"/>
         <w:keepNext w:val="0"/>
         <w:keepLines w:val="0"/>
         <w:pageBreakBefore w:val="0"/>
@@ -4446,15 +4475,15 @@
         <w:topLinePunct w:val="0"/>
         <w:bidi w:val="0"/>
       </w:pPr>
+      <w:bookmarkStart w:id="35" w:name="bookmark21"/>
+      <w:bookmarkEnd w:id="35"/>
       <w:bookmarkStart w:id="36" w:name="bookmark22"/>
       <w:bookmarkEnd w:id="36"/>
-      <w:bookmarkStart w:id="37" w:name="bookmark21"/>
+      <w:bookmarkStart w:id="37" w:name="_Toc16896"/>
+      <w:r>
+        <w:t>修订和验证</w:t>
+      </w:r>
       <w:bookmarkEnd w:id="37"/>
-      <w:bookmarkStart w:id="38" w:name="_Toc31194"/>
-      <w:r>
-        <w:t>修订和验证</w:t>
-      </w:r>
-      <w:bookmarkEnd w:id="38"/>
     </w:p>
     <w:p>
       <w:pPr>
@@ -4472,17 +4501,17 @@
         <w:adjustRightInd w:val="0"/>
         <w:snapToGrid w:val="0"/>
         <w:spacing w:line="360" w:lineRule="auto"/>
-        <w:ind w:left="0" w:right="0" w:firstLine="420" w:firstLineChars="200"/>
+        <w:ind w:left="0" w:right="0" w:firstLine="480" w:firstLineChars="200"/>
         <w:textAlignment w:val="baseline"/>
         <w:rPr>
-          <w:rFonts w:ascii="宋体" w:eastAsia="宋体" w:hAnsi="宋体" w:cs="宋体"/>
-          <w:sz w:val="24"/>
-          <w:szCs w:val="24"/>
-        </w:rPr>
-      </w:pPr>
-      <w:r>
-        <w:rPr>
-          <w:rFonts w:ascii="宋体" w:eastAsia="宋体" w:hAnsi="宋体" w:cs="宋体"/>
+          <w:rFonts w:ascii="宋体" w:hAnsi="宋体" w:eastAsia="宋体" w:cs="宋体"/>
+          <w:sz w:val="24"/>
+          <w:szCs w:val="24"/>
+        </w:rPr>
+      </w:pPr>
+      <w:r>
+        <w:rPr>
+          <w:rFonts w:ascii="宋体" w:hAnsi="宋体" w:eastAsia="宋体" w:cs="宋体"/>
           <w:sz w:val="24"/>
           <w:szCs w:val="24"/>
         </w:rPr>
@@ -4505,17 +4534,17 @@
         <w:adjustRightInd w:val="0"/>
         <w:snapToGrid w:val="0"/>
         <w:spacing w:line="360" w:lineRule="auto"/>
-        <w:ind w:left="0" w:right="0" w:firstLine="420" w:firstLineChars="200"/>
+        <w:ind w:left="0" w:right="0" w:firstLine="480" w:firstLineChars="200"/>
         <w:textAlignment w:val="baseline"/>
         <w:rPr>
-          <w:rFonts w:ascii="宋体" w:eastAsia="宋体" w:hAnsi="宋体" w:cs="宋体"/>
-          <w:sz w:val="24"/>
-          <w:szCs w:val="24"/>
-        </w:rPr>
-      </w:pPr>
-      <w:r>
-        <w:rPr>
-          <w:rFonts w:ascii="宋体" w:eastAsia="宋体" w:hAnsi="宋体" w:cs="宋体"/>
+          <w:rFonts w:ascii="宋体" w:hAnsi="宋体" w:eastAsia="宋体" w:cs="宋体"/>
+          <w:sz w:val="24"/>
+          <w:szCs w:val="24"/>
+        </w:rPr>
+      </w:pPr>
+      <w:r>
+        <w:rPr>
+          <w:rFonts w:ascii="宋体" w:hAnsi="宋体" w:eastAsia="宋体" w:cs="宋体"/>
           <w:sz w:val="24"/>
           <w:szCs w:val="24"/>
         </w:rPr>
@@ -4538,17 +4567,17 @@
         <w:adjustRightInd w:val="0"/>
         <w:snapToGrid w:val="0"/>
         <w:spacing w:line="360" w:lineRule="auto"/>
-        <w:ind w:left="0" w:right="0" w:firstLine="420" w:firstLineChars="200"/>
+        <w:ind w:left="0" w:right="0" w:firstLine="480" w:firstLineChars="200"/>
         <w:textAlignment w:val="baseline"/>
         <w:rPr>
-          <w:rFonts w:ascii="宋体" w:eastAsia="宋体" w:hAnsi="宋体" w:cs="宋体"/>
-          <w:sz w:val="24"/>
-          <w:szCs w:val="24"/>
-        </w:rPr>
-      </w:pPr>
-      <w:r>
-        <w:rPr>
-          <w:rFonts w:ascii="宋体" w:eastAsia="宋体" w:hAnsi="宋体" w:cs="宋体"/>
+          <w:rFonts w:ascii="宋体" w:hAnsi="宋体" w:eastAsia="宋体" w:cs="宋体"/>
+          <w:sz w:val="24"/>
+          <w:szCs w:val="24"/>
+        </w:rPr>
+      </w:pPr>
+      <w:r>
+        <w:rPr>
+          <w:rFonts w:ascii="宋体" w:hAnsi="宋体" w:eastAsia="宋体" w:cs="宋体"/>
           <w:sz w:val="24"/>
           <w:szCs w:val="24"/>
         </w:rPr>
@@ -4571,17 +4600,17 @@
         <w:adjustRightInd w:val="0"/>
         <w:snapToGrid w:val="0"/>
         <w:spacing w:line="360" w:lineRule="auto"/>
-        <w:ind w:left="0" w:right="0" w:firstLine="420" w:firstLineChars="200"/>
+        <w:ind w:left="0" w:right="0" w:firstLine="480" w:firstLineChars="200"/>
         <w:textAlignment w:val="baseline"/>
         <w:rPr>
-          <w:rFonts w:ascii="宋体" w:eastAsia="宋体" w:hAnsi="宋体" w:cs="宋体"/>
-          <w:sz w:val="24"/>
-          <w:szCs w:val="24"/>
-        </w:rPr>
-      </w:pPr>
-      <w:r>
-        <w:rPr>
-          <w:rFonts w:ascii="宋体" w:eastAsia="宋体" w:hAnsi="宋体" w:cs="宋体"/>
+          <w:rFonts w:ascii="宋体" w:hAnsi="宋体" w:eastAsia="宋体" w:cs="宋体"/>
+          <w:sz w:val="24"/>
+          <w:szCs w:val="24"/>
+        </w:rPr>
+      </w:pPr>
+      <w:r>
+        <w:rPr>
+          <w:rFonts w:ascii="宋体" w:hAnsi="宋体" w:eastAsia="宋体" w:cs="宋体"/>
           <w:sz w:val="24"/>
           <w:szCs w:val="24"/>
         </w:rPr>
@@ -4604,17 +4633,17 @@
         <w:adjustRightInd w:val="0"/>
         <w:snapToGrid w:val="0"/>
         <w:spacing w:line="360" w:lineRule="auto"/>
-        <w:ind w:left="0" w:right="0" w:firstLine="420" w:firstLineChars="200"/>
+        <w:ind w:left="0" w:right="0" w:firstLine="480" w:firstLineChars="200"/>
         <w:textAlignment w:val="baseline"/>
         <w:rPr>
-          <w:rFonts w:ascii="宋体" w:eastAsia="宋体" w:hAnsi="宋体" w:cs="宋体"/>
-          <w:sz w:val="24"/>
-          <w:szCs w:val="24"/>
-        </w:rPr>
-      </w:pPr>
-      <w:r>
-        <w:rPr>
-          <w:rFonts w:ascii="宋体" w:eastAsia="宋体" w:hAnsi="宋体" w:cs="宋体"/>
+          <w:rFonts w:ascii="宋体" w:hAnsi="宋体" w:eastAsia="宋体" w:cs="宋体"/>
+          <w:sz w:val="24"/>
+          <w:szCs w:val="24"/>
+        </w:rPr>
+      </w:pPr>
+      <w:r>
+        <w:rPr>
+          <w:rFonts w:ascii="宋体" w:hAnsi="宋体" w:eastAsia="宋体" w:cs="宋体"/>
           <w:sz w:val="24"/>
           <w:szCs w:val="24"/>
         </w:rPr>
@@ -4622,7 +4651,7 @@
       </w:r>
       <w:r>
         <w:rPr>
-          <w:rFonts w:ascii="宋体" w:eastAsia="宋体" w:hAnsi="宋体" w:cs="宋体" w:hint="eastAsia"/>
+          <w:rFonts w:hint="eastAsia" w:ascii="宋体" w:hAnsi="宋体" w:eastAsia="宋体" w:cs="宋体"/>
           <w:sz w:val="24"/>
           <w:szCs w:val="24"/>
           <w:lang w:val="en-US" w:eastAsia="zh-CN"/>
@@ -4631,7 +4660,7 @@
       </w:r>
       <w:r>
         <w:rPr>
-          <w:rFonts w:ascii="宋体" w:eastAsia="宋体" w:hAnsi="宋体" w:cs="宋体"/>
+          <w:rFonts w:ascii="宋体" w:hAnsi="宋体" w:eastAsia="宋体" w:cs="宋体"/>
           <w:sz w:val="24"/>
           <w:szCs w:val="24"/>
         </w:rPr>
@@ -4639,7 +4668,7 @@
       </w:r>
       <w:r>
         <w:rPr>
-          <w:rFonts w:ascii="宋体" w:eastAsia="宋体" w:hAnsi="宋体" w:cs="宋体" w:hint="eastAsia"/>
+          <w:rFonts w:hint="eastAsia" w:ascii="宋体" w:hAnsi="宋体" w:eastAsia="宋体" w:cs="宋体"/>
           <w:sz w:val="24"/>
           <w:szCs w:val="24"/>
           <w:lang w:val="en-US" w:eastAsia="zh-CN"/>
@@ -4648,7 +4677,7 @@
       </w:r>
       <w:r>
         <w:rPr>
-          <w:rFonts w:ascii="宋体" w:eastAsia="宋体" w:hAnsi="宋体" w:cs="宋体"/>
+          <w:rFonts w:ascii="宋体" w:hAnsi="宋体" w:eastAsia="宋体" w:cs="宋体"/>
           <w:sz w:val="24"/>
           <w:szCs w:val="24"/>
         </w:rPr>
@@ -4656,7 +4685,7 @@
       </w:r>
       <w:r>
         <w:rPr>
-          <w:rFonts w:ascii="宋体" w:eastAsia="宋体" w:hAnsi="宋体" w:cs="宋体" w:hint="eastAsia"/>
+          <w:rFonts w:hint="eastAsia" w:ascii="宋体" w:hAnsi="宋体" w:eastAsia="宋体" w:cs="宋体"/>
           <w:sz w:val="24"/>
           <w:szCs w:val="24"/>
           <w:lang w:val="en-US" w:eastAsia="zh-CN"/>
@@ -4665,7 +4694,7 @@
       </w:r>
       <w:r>
         <w:rPr>
-          <w:rFonts w:ascii="宋体" w:hAnsi="宋体" w:cs="宋体" w:hint="eastAsia"/>
+          <w:rFonts w:hint="eastAsia" w:ascii="宋体" w:hAnsi="宋体" w:cs="宋体"/>
           <w:sz w:val="24"/>
           <w:szCs w:val="24"/>
           <w:lang w:val="en-US" w:eastAsia="zh-CN"/>
@@ -4674,7 +4703,7 @@
       </w:r>
       <w:r>
         <w:rPr>
-          <w:rFonts w:ascii="宋体" w:eastAsia="宋体" w:hAnsi="宋体" w:cs="宋体" w:hint="eastAsia"/>
+          <w:rFonts w:hint="eastAsia" w:ascii="宋体" w:hAnsi="宋体" w:eastAsia="宋体" w:cs="宋体"/>
           <w:sz w:val="24"/>
           <w:szCs w:val="24"/>
           <w:lang w:val="en-US" w:eastAsia="zh-CN"/>
@@ -4683,7 +4712,7 @@
       </w:r>
       <w:r>
         <w:rPr>
-          <w:rFonts w:ascii="宋体" w:eastAsia="宋体" w:hAnsi="宋体" w:cs="宋体"/>
+          <w:rFonts w:ascii="宋体" w:hAnsi="宋体" w:eastAsia="宋体" w:cs="宋体"/>
           <w:sz w:val="24"/>
           <w:szCs w:val="24"/>
         </w:rPr>
@@ -4692,7 +4721,7 @@
     </w:p>
     <w:p>
       <w:pPr>
-        <w:pStyle w:val="2"/>
+        <w:pStyle w:val="30"/>
         <w:keepNext w:val="0"/>
         <w:keepLines w:val="0"/>
         <w:pageBreakBefore w:val="0"/>
@@ -4702,15 +4731,15 @@
         <w:topLinePunct w:val="0"/>
         <w:bidi w:val="0"/>
       </w:pPr>
+      <w:bookmarkStart w:id="38" w:name="bookmark23"/>
+      <w:bookmarkEnd w:id="38"/>
       <w:bookmarkStart w:id="39" w:name="bookmark24"/>
       <w:bookmarkEnd w:id="39"/>
-      <w:bookmarkStart w:id="40" w:name="bookmark23"/>
+      <w:bookmarkStart w:id="40" w:name="_Toc13703"/>
+      <w:r>
+        <w:t>服务目录的发布</w:t>
+      </w:r>
       <w:bookmarkEnd w:id="40"/>
-      <w:bookmarkStart w:id="41" w:name="_Toc21479"/>
-      <w:r>
-        <w:t>服务目录的发布</w:t>
-      </w:r>
-      <w:bookmarkEnd w:id="41"/>
     </w:p>
     <w:p>
       <w:pPr>
@@ -4728,17 +4757,17 @@
         <w:adjustRightInd w:val="0"/>
         <w:snapToGrid w:val="0"/>
         <w:spacing w:line="360" w:lineRule="auto"/>
-        <w:ind w:left="0" w:right="0" w:firstLine="420" w:firstLineChars="200"/>
+        <w:ind w:left="0" w:right="0" w:firstLine="480" w:firstLineChars="200"/>
         <w:textAlignment w:val="baseline"/>
         <w:rPr>
-          <w:rFonts w:ascii="宋体" w:eastAsia="宋体" w:hAnsi="宋体" w:cs="宋体"/>
-          <w:sz w:val="24"/>
-          <w:szCs w:val="24"/>
-        </w:rPr>
-      </w:pPr>
-      <w:r>
-        <w:rPr>
-          <w:rFonts w:ascii="宋体" w:eastAsia="宋体" w:hAnsi="宋体" w:cs="宋体"/>
+          <w:rFonts w:ascii="宋体" w:hAnsi="宋体" w:eastAsia="宋体" w:cs="宋体"/>
+          <w:sz w:val="24"/>
+          <w:szCs w:val="24"/>
+        </w:rPr>
+      </w:pPr>
+      <w:r>
+        <w:rPr>
+          <w:rFonts w:ascii="宋体" w:hAnsi="宋体" w:eastAsia="宋体" w:cs="宋体"/>
           <w:sz w:val="24"/>
           <w:szCs w:val="24"/>
         </w:rPr>
@@ -4761,29 +4790,29 @@
         <w:adjustRightInd w:val="0"/>
         <w:snapToGrid w:val="0"/>
         <w:spacing w:line="360" w:lineRule="auto"/>
-        <w:ind w:left="0" w:right="0" w:firstLine="420" w:firstLineChars="200"/>
+        <w:ind w:left="0" w:right="0" w:firstLine="480" w:firstLineChars="200"/>
         <w:textAlignment w:val="baseline"/>
         <w:rPr>
-          <w:rFonts w:ascii="宋体" w:eastAsia="宋体" w:hAnsi="宋体" w:cs="宋体"/>
-          <w:sz w:val="24"/>
-          <w:szCs w:val="24"/>
-        </w:rPr>
-      </w:pPr>
-      <w:r>
-        <w:rPr>
-          <w:rFonts w:ascii="宋体" w:eastAsia="宋体" w:hAnsi="宋体" w:cs="宋体"/>
+          <w:rFonts w:ascii="宋体" w:hAnsi="宋体" w:eastAsia="宋体" w:cs="宋体"/>
+          <w:sz w:val="24"/>
+          <w:szCs w:val="24"/>
+        </w:rPr>
+      </w:pPr>
+      <w:r>
+        <w:rPr>
+          <w:rFonts w:ascii="宋体" w:hAnsi="宋体" w:eastAsia="宋体" w:cs="宋体"/>
           <w:sz w:val="24"/>
           <w:szCs w:val="24"/>
         </w:rPr>
         <w:t>运维服务目录向运维服务相关部门、公司管理人员发布，并提交质量部</w:t>
       </w:r>
-      <w:bookmarkStart w:id="42" w:name="bookmark26"/>
+      <w:bookmarkStart w:id="41" w:name="bookmark26"/>
+      <w:bookmarkEnd w:id="41"/>
+      <w:bookmarkStart w:id="42" w:name="bookmark25"/>
       <w:bookmarkEnd w:id="42"/>
-      <w:bookmarkStart w:id="43" w:name="bookmark25"/>
-      <w:bookmarkEnd w:id="43"/>
-      <w:r>
-        <w:rPr>
-          <w:rFonts w:ascii="宋体" w:eastAsia="宋体" w:hAnsi="宋体" w:cs="宋体"/>
+      <w:r>
+        <w:rPr>
+          <w:rFonts w:ascii="宋体" w:hAnsi="宋体" w:eastAsia="宋体" w:cs="宋体"/>
           <w:sz w:val="24"/>
           <w:szCs w:val="24"/>
         </w:rPr>
@@ -4792,7 +4821,7 @@
     </w:p>
     <w:p>
       <w:pPr>
-        <w:pStyle w:val="2"/>
+        <w:pStyle w:val="30"/>
         <w:keepNext w:val="0"/>
         <w:keepLines w:val="0"/>
         <w:pageBreakBefore w:val="0"/>
@@ -4802,33 +4831,33 @@
         <w:topLinePunct w:val="0"/>
         <w:bidi w:val="0"/>
         <w:rPr>
-          <w:rFonts w:ascii="宋体" w:eastAsia="宋体" w:hAnsi="宋体" w:cs="宋体"/>
-          <w:sz w:val="24"/>
-          <w:szCs w:val="24"/>
-        </w:rPr>
-      </w:pPr>
-      <w:bookmarkStart w:id="44" w:name="bookmark33"/>
+          <w:rFonts w:ascii="宋体" w:hAnsi="宋体" w:eastAsia="宋体" w:cs="宋体"/>
+          <w:sz w:val="24"/>
+          <w:szCs w:val="24"/>
+        </w:rPr>
+      </w:pPr>
+      <w:bookmarkStart w:id="43" w:name="bookmark33"/>
+      <w:bookmarkEnd w:id="43"/>
+      <w:r>
+        <w:rPr>
+          <w:rFonts w:ascii="宋体" w:hAnsi="宋体" w:eastAsia="宋体" w:cs="宋体"/>
+          <w:spacing w:val="-50"/>
+          <w:sz w:val="24"/>
+          <w:szCs w:val="24"/>
+        </w:rPr>
+        <w:t xml:space="preserve"> </w:t>
+      </w:r>
+      <w:bookmarkStart w:id="44" w:name="_Toc22479"/>
+      <w:r>
+        <w:rPr>
+          <w:rFonts w:ascii="宋体" w:hAnsi="宋体" w:eastAsia="宋体" w:cs="宋体"/>
+          <w:spacing w:val="-2"/>
+          <w:sz w:val="24"/>
+          <w:szCs w:val="24"/>
+        </w:rPr>
+        <w:t>服务目录的使用</w:t>
+      </w:r>
       <w:bookmarkEnd w:id="44"/>
-      <w:r>
-        <w:rPr>
-          <w:rFonts w:ascii="宋体" w:eastAsia="宋体" w:hAnsi="宋体" w:cs="宋体"/>
-          <w:spacing w:val="-50"/>
-          <w:sz w:val="24"/>
-          <w:szCs w:val="24"/>
-        </w:rPr>
-        <w:t xml:space="preserve"> </w:t>
-      </w:r>
-      <w:bookmarkStart w:id="45" w:name="_Toc9938"/>
-      <w:r>
-        <w:rPr>
-          <w:rFonts w:ascii="宋体" w:eastAsia="宋体" w:hAnsi="宋体" w:cs="宋体"/>
-          <w:spacing w:val="-2"/>
-          <w:sz w:val="24"/>
-          <w:szCs w:val="24"/>
-        </w:rPr>
-        <w:t>服务目录的使用</w:t>
-      </w:r>
-      <w:bookmarkEnd w:id="45"/>
     </w:p>
     <w:p>
       <w:pPr>
@@ -4846,17 +4875,17 @@
         <w:adjustRightInd w:val="0"/>
         <w:snapToGrid w:val="0"/>
         <w:spacing w:line="360" w:lineRule="auto"/>
-        <w:ind w:left="0" w:right="0" w:firstLine="420" w:firstLineChars="200"/>
+        <w:ind w:left="0" w:right="0" w:firstLine="480" w:firstLineChars="200"/>
         <w:textAlignment w:val="baseline"/>
         <w:rPr>
-          <w:rFonts w:ascii="宋体" w:eastAsia="宋体" w:hAnsi="宋体" w:cs="宋体"/>
-          <w:sz w:val="24"/>
-          <w:szCs w:val="24"/>
-        </w:rPr>
-      </w:pPr>
-      <w:r>
-        <w:rPr>
-          <w:rFonts w:ascii="宋体" w:eastAsia="宋体" w:hAnsi="宋体" w:cs="宋体"/>
+          <w:rFonts w:ascii="宋体" w:hAnsi="宋体" w:eastAsia="宋体" w:cs="宋体"/>
+          <w:sz w:val="24"/>
+          <w:szCs w:val="24"/>
+        </w:rPr>
+      </w:pPr>
+      <w:r>
+        <w:rPr>
+          <w:rFonts w:ascii="宋体" w:hAnsi="宋体" w:eastAsia="宋体" w:cs="宋体"/>
           <w:sz w:val="24"/>
           <w:szCs w:val="24"/>
         </w:rPr>
@@ -4879,17 +4908,17 @@
         <w:adjustRightInd w:val="0"/>
         <w:snapToGrid w:val="0"/>
         <w:spacing w:line="360" w:lineRule="auto"/>
-        <w:ind w:left="0" w:right="0" w:firstLine="420" w:firstLineChars="200"/>
+        <w:ind w:left="0" w:right="0" w:firstLine="480" w:firstLineChars="200"/>
         <w:textAlignment w:val="baseline"/>
         <w:rPr>
-          <w:rFonts w:ascii="宋体" w:eastAsia="宋体" w:hAnsi="宋体" w:cs="宋体"/>
-          <w:sz w:val="24"/>
-          <w:szCs w:val="24"/>
-        </w:rPr>
-      </w:pPr>
-      <w:r>
-        <w:rPr>
-          <w:rFonts w:ascii="宋体" w:eastAsia="宋体" w:hAnsi="宋体" w:cs="宋体"/>
+          <w:rFonts w:ascii="宋体" w:hAnsi="宋体" w:eastAsia="宋体" w:cs="宋体"/>
+          <w:sz w:val="24"/>
+          <w:szCs w:val="24"/>
+        </w:rPr>
+      </w:pPr>
+      <w:r>
+        <w:rPr>
+          <w:rFonts w:ascii="宋体" w:hAnsi="宋体" w:eastAsia="宋体" w:cs="宋体"/>
           <w:sz w:val="24"/>
           <w:szCs w:val="24"/>
         </w:rPr>
@@ -4897,7 +4926,7 @@
       </w:r>
       <w:r>
         <w:rPr>
-          <w:rFonts w:ascii="宋体" w:hAnsi="宋体" w:cs="宋体" w:hint="eastAsia"/>
+          <w:rFonts w:hint="eastAsia" w:ascii="宋体" w:hAnsi="宋体" w:cs="宋体"/>
           <w:sz w:val="24"/>
           <w:szCs w:val="24"/>
           <w:lang w:val="en-US" w:eastAsia="zh-CN"/>
@@ -4906,7 +4935,7 @@
       </w:r>
       <w:r>
         <w:rPr>
-          <w:rFonts w:ascii="宋体" w:eastAsia="宋体" w:hAnsi="宋体" w:cs="宋体"/>
+          <w:rFonts w:ascii="宋体" w:hAnsi="宋体" w:eastAsia="宋体" w:cs="宋体"/>
           <w:sz w:val="24"/>
           <w:szCs w:val="24"/>
         </w:rPr>
@@ -4929,17 +4958,17 @@
         <w:adjustRightInd w:val="0"/>
         <w:snapToGrid w:val="0"/>
         <w:spacing w:line="360" w:lineRule="auto"/>
-        <w:ind w:left="0" w:right="0" w:firstLine="420" w:firstLineChars="200"/>
+        <w:ind w:left="0" w:right="0" w:firstLine="480" w:firstLineChars="200"/>
         <w:textAlignment w:val="baseline"/>
         <w:rPr>
-          <w:rFonts w:ascii="宋体" w:eastAsia="宋体" w:hAnsi="宋体" w:cs="宋体"/>
-          <w:sz w:val="24"/>
-          <w:szCs w:val="24"/>
-        </w:rPr>
-      </w:pPr>
-      <w:r>
-        <w:rPr>
-          <w:rFonts w:ascii="宋体" w:eastAsia="宋体" w:hAnsi="宋体" w:cs="宋体"/>
+          <w:rFonts w:ascii="宋体" w:hAnsi="宋体" w:eastAsia="宋体" w:cs="宋体"/>
+          <w:sz w:val="24"/>
+          <w:szCs w:val="24"/>
+        </w:rPr>
+      </w:pPr>
+      <w:r>
+        <w:rPr>
+          <w:rFonts w:ascii="宋体" w:hAnsi="宋体" w:eastAsia="宋体" w:cs="宋体"/>
           <w:sz w:val="24"/>
           <w:szCs w:val="24"/>
         </w:rPr>
@@ -4948,14 +4977,14 @@
     </w:p>
     <w:p>
       <w:pPr>
-        <w:pStyle w:val="2"/>
+        <w:pStyle w:val="30"/>
         <w:bidi w:val="0"/>
         <w:rPr>
           <w:rFonts w:hint="eastAsia"/>
           <w:lang w:val="en-US" w:eastAsia="zh-CN"/>
         </w:rPr>
       </w:pPr>
-      <w:bookmarkStart w:id="46" w:name="_Toc21897"/>
+      <w:bookmarkStart w:id="45" w:name="_Toc29906"/>
       <w:r>
         <w:rPr>
           <w:rFonts w:hint="eastAsia"/>
@@ -4963,11 +4992,11 @@
         </w:rPr>
         <w:t>服务目录的持续改进</w:t>
       </w:r>
-      <w:bookmarkEnd w:id="46"/>
-    </w:p>
-    <w:p>
-      <w:pPr>
-        <w:pStyle w:val="a1"/>
+      <w:bookmarkEnd w:id="45"/>
+    </w:p>
+    <w:p>
+      <w:pPr>
+        <w:pStyle w:val="29"/>
         <w:bidi w:val="0"/>
       </w:pPr>
       <w:r>
@@ -4976,14 +5005,14 @@
     </w:p>
     <w:p>
       <w:pPr>
-        <w:pStyle w:val="1"/>
+        <w:pStyle w:val="28"/>
         <w:bidi w:val="0"/>
         <w:rPr>
           <w:rFonts w:hint="default"/>
           <w:lang w:val="en-US" w:eastAsia="zh-CN"/>
         </w:rPr>
       </w:pPr>
-      <w:bookmarkStart w:id="47" w:name="_Toc13037"/>
+      <w:bookmarkStart w:id="46" w:name="_Toc25316"/>
       <w:r>
         <w:rPr>
           <w:rFonts w:hint="eastAsia"/>
@@ -4991,11 +5020,11 @@
         </w:rPr>
         <w:t>服务目录与其他流程的关系</w:t>
       </w:r>
-      <w:bookmarkEnd w:id="47"/>
-    </w:p>
-    <w:p>
-      <w:pPr>
-        <w:pStyle w:val="a1"/>
+      <w:bookmarkEnd w:id="46"/>
+    </w:p>
+    <w:p>
+      <w:pPr>
+        <w:pStyle w:val="29"/>
         <w:bidi w:val="0"/>
         <w:rPr>
           <w:rFonts w:hint="eastAsia"/>
@@ -5026,38 +5055,24 @@
           <w:szCs w:val="28"/>
         </w:rPr>
         <w:object>
-          <v:shapetype id="_x0000_t75" coordsize="21600,21600" o:spt="75" o:preferrelative="t" path="m@4@5l@4@11@9@11@9@5xe" filled="f" stroked="f">
-            <v:stroke joinstyle="miter"/>
-            <v:formulas>
-              <v:f eqn="if lineDrawn pixelLineWidth 0"/>
-              <v:f eqn="sum @0 1 0"/>
-              <v:f eqn="sum 0 0 @1"/>
-              <v:f eqn="prod @2 1 2"/>
-              <v:f eqn="prod @3 21600 pixelWidth"/>
-              <v:f eqn="prod @3 21600 pixelHeight"/>
-              <v:f eqn="sum @0 0 1"/>
-              <v:f eqn="prod @6 1 2"/>
-              <v:f eqn="prod @7 21600 pixelWidth"/>
-              <v:f eqn="sum @8 21600 0"/>
-              <v:f eqn="prod @7 21600 pixelHeight"/>
-              <v:f eqn="sum @10 21600 0"/>
-            </v:formulas>
-            <v:path o:extrusionok="f" gradientshapeok="t" o:connecttype="rect"/>
+          <v:shape id="_x0000_i1025" o:spt="75" type="#_x0000_t75" style="height:220.05pt;width:335.2pt;" o:ole="t" filled="f" o:preferrelative="t" stroked="f" coordsize="21600,21600">
+            <v:path/>
+            <v:fill on="f" focussize="0,0"/>
+            <v:stroke on="f" joinstyle="miter"/>
+            <v:imagedata r:id="rId8" croptop="8151f" o:title=""/>
             <o:lock v:ext="edit" aspectratio="t"/>
-          </v:shapetype>
-          <v:shape id="_x0000_i1025" type="#_x0000_t75" style="height:220.05pt;width:335.2pt" o:oleicon="f" o:ole="" coordsize="21600,21600" o:preferrelative="t" filled="f" stroked="f">
-            <v:stroke joinstyle="miter"/>
-            <v:imagedata r:id="rId4" o:title="" croptop="8151f"/>
-            <o:lock v:ext="edit" aspectratio="t"/>
+            <w10:wrap type="none"/>
             <w10:anchorlock/>
           </v:shape>
-          <o:OLEObject Type="Embed" ProgID="Visio.Drawing.11" ShapeID="_x0000_i1025" DrawAspect="Content" ObjectID="_1468075725" r:id="rId5"/>
+          <o:OLEObject Type="Embed" ProgID="Visio.Drawing.11" ShapeID="_x0000_i1025" DrawAspect="Content" ObjectID="_1468075725" r:id="rId7">
+            <o:LockedField>false</o:LockedField>
+          </o:OLEObject>
         </w:object>
       </w:r>
     </w:p>
     <w:p>
       <w:pPr>
-        <w:pStyle w:val="a1"/>
+        <w:pStyle w:val="29"/>
         <w:bidi w:val="0"/>
         <w:rPr>
           <w:rFonts w:hint="eastAsia"/>
@@ -5074,7 +5089,7 @@
     </w:p>
     <w:p>
       <w:pPr>
-        <w:pStyle w:val="1"/>
+        <w:pStyle w:val="28"/>
         <w:keepNext w:val="0"/>
         <w:keepLines w:val="0"/>
         <w:pageBreakBefore w:val="0"/>
@@ -5084,11 +5099,11 @@
         <w:topLinePunct w:val="0"/>
         <w:bidi w:val="0"/>
       </w:pPr>
-      <w:bookmarkStart w:id="48" w:name="bookmark28"/>
+      <w:bookmarkStart w:id="47" w:name="bookmark28"/>
+      <w:bookmarkEnd w:id="47"/>
+      <w:bookmarkStart w:id="48" w:name="bookmark27"/>
       <w:bookmarkEnd w:id="48"/>
-      <w:bookmarkStart w:id="49" w:name="bookmark27"/>
-      <w:bookmarkEnd w:id="49"/>
-      <w:bookmarkStart w:id="50" w:name="_Toc32338"/>
+      <w:bookmarkStart w:id="49" w:name="_Toc5964"/>
       <w:r>
         <w:rPr>
           <w:rFonts w:hint="eastAsia"/>
@@ -5096,11 +5111,11 @@
         </w:rPr>
         <w:t>附则</w:t>
       </w:r>
-      <w:bookmarkEnd w:id="50"/>
-    </w:p>
-    <w:p>
-      <w:pPr>
-        <w:pStyle w:val="a1"/>
+      <w:bookmarkEnd w:id="49"/>
+    </w:p>
+    <w:p>
+      <w:pPr>
+        <w:pStyle w:val="29"/>
         <w:keepNext w:val="0"/>
         <w:keepLines w:val="0"/>
         <w:pageBreakBefore w:val="0"/>
@@ -5124,7 +5139,7 @@
     </w:p>
     <w:p>
       <w:pPr>
-        <w:pStyle w:val="a1"/>
+        <w:pStyle w:val="29"/>
         <w:keepNext w:val="0"/>
         <w:keepLines w:val="0"/>
         <w:pageBreakBefore w:val="0"/>
@@ -5148,7 +5163,7 @@
     </w:p>
     <w:p>
       <w:pPr>
-        <w:pStyle w:val="1"/>
+        <w:pStyle w:val="28"/>
         <w:keepNext w:val="0"/>
         <w:keepLines w:val="0"/>
         <w:pageBreakBefore w:val="0"/>
@@ -5158,7 +5173,7 @@
         <w:topLinePunct w:val="0"/>
         <w:bidi w:val="0"/>
       </w:pPr>
-      <w:bookmarkStart w:id="51" w:name="_Toc20705"/>
+      <w:bookmarkStart w:id="50" w:name="_Toc21606"/>
       <w:r>
         <w:rPr>
           <w:rFonts w:hint="eastAsia"/>
@@ -5166,11 +5181,11 @@
         </w:rPr>
         <w:t>附件</w:t>
       </w:r>
-      <w:bookmarkEnd w:id="51"/>
-    </w:p>
-    <w:p>
-      <w:pPr>
-        <w:pStyle w:val="a1"/>
+      <w:bookmarkEnd w:id="50"/>
+    </w:p>
+    <w:p>
+      <w:pPr>
+        <w:pStyle w:val="29"/>
         <w:keepNext w:val="0"/>
         <w:keepLines w:val="0"/>
         <w:pageBreakBefore w:val="0"/>
@@ -5194,7 +5209,7 @@
     </w:p>
     <w:p>
       <w:pPr>
-        <w:pStyle w:val="1"/>
+        <w:pStyle w:val="28"/>
         <w:keepNext w:val="0"/>
         <w:keepLines w:val="0"/>
         <w:pageBreakBefore w:val="0"/>
@@ -5204,15 +5219,15 @@
         <w:topLinePunct w:val="0"/>
         <w:bidi w:val="0"/>
       </w:pPr>
-      <w:bookmarkStart w:id="52" w:name="_Toc23728"/>
+      <w:bookmarkStart w:id="51" w:name="_Toc19352"/>
       <w:r>
         <w:t>相关记录</w:t>
       </w:r>
-      <w:bookmarkEnd w:id="52"/>
-    </w:p>
-    <w:p>
-      <w:pPr>
-        <w:pStyle w:val="a3"/>
+      <w:bookmarkEnd w:id="51"/>
+    </w:p>
+    <w:p>
+      <w:pPr>
+        <w:pStyle w:val="39"/>
         <w:keepNext w:val="0"/>
         <w:keepLines w:val="0"/>
         <w:pageBreakBefore w:val="0"/>
@@ -5227,33 +5242,83 @@
       </w:r>
     </w:p>
     <w:sectPr>
-      <w:headerReference w:type="default" r:id="rId6"/>
+      <w:headerReference r:id="rId5" w:type="default"/>
       <w:pgSz w:w="11906" w:h="16838"/>
       <w:pgMar w:top="1417" w:right="1800" w:bottom="1440" w:left="1800" w:header="1140" w:footer="992" w:gutter="0"/>
-      <w:cols w:num="1" w:space="425"/>
+      <w:cols w:space="425" w:num="1"/>
       <w:docGrid w:type="lines" w:linePitch="312" w:charSpace="0"/>
     </w:sectPr>
   </w:body>
 </w:document>
 </file>
 
+<file path=word/endnotes.xml><?xml version="1.0" encoding="utf-8"?>
+<w:endnotes xmlns:wpc="http://schemas.microsoft.com/office/word/2010/wordprocessingCanvas" xmlns:mc="http://schemas.openxmlformats.org/markup-compatibility/2006" xmlns:o="urn:schemas-microsoft-com:office:office" xmlns:r="http://schemas.openxmlformats.org/officeDocument/2006/relationships" xmlns:m="http://schemas.openxmlformats.org/officeDocument/2006/math" xmlns:v="urn:schemas-microsoft-com:vml" xmlns:wp14="http://schemas.microsoft.com/office/word/2010/wordprocessingDrawing" xmlns:wp="http://schemas.openxmlformats.org/drawingml/2006/wordprocessingDrawing" xmlns:w="http://schemas.openxmlformats.org/wordprocessingml/2006/main" xmlns:w14="http://schemas.microsoft.com/office/word/2010/wordml" xmlns:w15="http://schemas.microsoft.com/office/word/2012/wordml" xmlns:w10="urn:schemas-microsoft-com:office:word" xmlns:wpg="http://schemas.microsoft.com/office/word/2010/wordprocessingGroup" xmlns:wpi="http://schemas.microsoft.com/office/word/2010/wordprocessingInk" xmlns:wne="http://schemas.microsoft.com/office/word/2006/wordml" xmlns:wps="http://schemas.microsoft.com/office/word/2010/wordprocessingShape" xmlns:wpsCustomData="http://www.wps.cn/officeDocument/2013/wpsCustomData" mc:Ignorable="w14 w15 wp14">
+  <w:endnote w:type="separator" w:id="0">
+    <w:p>
+      <w:pPr>
+        <w:spacing w:line="240" w:lineRule="auto"/>
+      </w:pPr>
+      <w:r>
+        <w:separator/>
+      </w:r>
+    </w:p>
+  </w:endnote>
+  <w:endnote w:type="continuationSeparator" w:id="1">
+    <w:p>
+      <w:pPr>
+        <w:spacing w:line="240" w:lineRule="auto"/>
+      </w:pPr>
+      <w:r>
+        <w:continuationSeparator/>
+      </w:r>
+    </w:p>
+  </w:endnote>
+</w:endnotes>
+</file>
+
+<file path=word/footnotes.xml><?xml version="1.0" encoding="utf-8"?>
+<w:footnotes xmlns:wpc="http://schemas.microsoft.com/office/word/2010/wordprocessingCanvas" xmlns:mc="http://schemas.openxmlformats.org/markup-compatibility/2006" xmlns:o="urn:schemas-microsoft-com:office:office" xmlns:r="http://schemas.openxmlformats.org/officeDocument/2006/relationships" xmlns:m="http://schemas.openxmlformats.org/officeDocument/2006/math" xmlns:v="urn:schemas-microsoft-com:vml" xmlns:wp14="http://schemas.microsoft.com/office/word/2010/wordprocessingDrawing" xmlns:wp="http://schemas.openxmlformats.org/drawingml/2006/wordprocessingDrawing" xmlns:w="http://schemas.openxmlformats.org/wordprocessingml/2006/main" xmlns:w14="http://schemas.microsoft.com/office/word/2010/wordml" xmlns:w15="http://schemas.microsoft.com/office/word/2012/wordml" xmlns:w10="urn:schemas-microsoft-com:office:word" xmlns:wpg="http://schemas.microsoft.com/office/word/2010/wordprocessingGroup" xmlns:wpi="http://schemas.microsoft.com/office/word/2010/wordprocessingInk" xmlns:wne="http://schemas.microsoft.com/office/word/2006/wordml" xmlns:wps="http://schemas.microsoft.com/office/word/2010/wordprocessingShape" xmlns:wpsCustomData="http://www.wps.cn/officeDocument/2013/wpsCustomData" mc:Ignorable="w14 w15 wp14">
+  <w:footnote w:type="separator" w:id="0">
+    <w:p>
+      <w:pPr>
+        <w:spacing w:line="360" w:lineRule="auto"/>
+      </w:pPr>
+      <w:r>
+        <w:separator/>
+      </w:r>
+    </w:p>
+  </w:footnote>
+  <w:footnote w:type="continuationSeparator" w:id="1">
+    <w:p>
+      <w:pPr>
+        <w:spacing w:line="360" w:lineRule="auto"/>
+      </w:pPr>
+      <w:r>
+        <w:continuationSeparator/>
+      </w:r>
+    </w:p>
+  </w:footnote>
+</w:footnotes>
+</file>
+
 <file path=word/header1.xml><?xml version="1.0" encoding="utf-8"?>
-<w:hdr xmlns:wpc="http://schemas.microsoft.com/office/word/2010/wordprocessingCanvas" xmlns:mc="http://schemas.openxmlformats.org/markup-compatibility/2006" xmlns:o="urn:schemas-microsoft-com:office:office" xmlns:r="http://schemas.openxmlformats.org/officeDocument/2006/relationships" xmlns:m="http://schemas.openxmlformats.org/officeDocument/2006/math" xmlns:v="urn:schemas-microsoft-com:vml" xmlns:wp14="http://schemas.microsoft.com/office/word/2010/wordprocessingDrawing" xmlns:wp="http://schemas.openxmlformats.org/drawingml/2006/wordprocessingDrawing" xmlns:w10="urn:schemas-microsoft-com:office:word" xmlns:w="http://schemas.openxmlformats.org/wordprocessingml/2006/main" xmlns:w14="http://schemas.microsoft.com/office/word/2010/wordml" xmlns:w15="http://schemas.microsoft.com/office/word/2012/wordml" xmlns:wne="http://schemas.microsoft.com/office/word/2006/wordml" xmlns:wpg="http://schemas.microsoft.com/office/word/2010/wordprocessingGroup" xmlns:wpi="http://schemas.microsoft.com/office/word/2010/wordprocessingInk" xmlns:wps="http://schemas.microsoft.com/office/word/2010/wordprocessingShape" mc:Ignorable="w14 w15 wp14">
+<w:hdr xmlns:wpc="http://schemas.microsoft.com/office/word/2010/wordprocessingCanvas" xmlns:mc="http://schemas.openxmlformats.org/markup-compatibility/2006" xmlns:o="urn:schemas-microsoft-com:office:office" xmlns:r="http://schemas.openxmlformats.org/officeDocument/2006/relationships" xmlns:m="http://schemas.openxmlformats.org/officeDocument/2006/math" xmlns:v="urn:schemas-microsoft-com:vml" xmlns:wp14="http://schemas.microsoft.com/office/word/2010/wordprocessingDrawing" xmlns:wp="http://schemas.openxmlformats.org/drawingml/2006/wordprocessingDrawing" xmlns:w10="urn:schemas-microsoft-com:office:word" xmlns:w="http://schemas.openxmlformats.org/wordprocessingml/2006/main" xmlns:w14="http://schemas.microsoft.com/office/word/2010/wordml" xmlns:w15="http://schemas.microsoft.com/office/word/2012/wordml" xmlns:wpg="http://schemas.microsoft.com/office/word/2010/wordprocessingGroup" xmlns:wpi="http://schemas.microsoft.com/office/word/2010/wordprocessingInk" xmlns:wne="http://schemas.microsoft.com/office/word/2006/wordml" xmlns:wps="http://schemas.microsoft.com/office/word/2010/wordprocessingShape" xmlns:wpsCustomData="http://www.wps.cn/officeDocument/2013/wpsCustomData" mc:Ignorable="w14 w15 wp14">
   <w:p>
     <w:pPr>
-      <w:pStyle w:val="Header"/>
+      <w:pStyle w:val="15"/>
       <w:pBdr>
-        <w:bottom w:val="single" w:sz="4" w:space="1" w:color="auto"/>
+        <w:bottom w:val="single" w:color="auto" w:sz="4" w:space="1"/>
       </w:pBdr>
       <w:jc w:val="right"/>
       <w:rPr>
-        <w:rFonts w:eastAsiaTheme="minorEastAsia" w:hint="eastAsia"/>
+        <w:rFonts w:hint="eastAsia" w:eastAsiaTheme="minorEastAsia"/>
         <w:lang w:eastAsia="zh-CN"/>
       </w:rPr>
     </w:pPr>
     <w:r>
       <w:rPr>
-        <w:rFonts w:eastAsiaTheme="minorEastAsia" w:hint="eastAsia"/>
+        <w:rFonts w:hint="eastAsia" w:eastAsiaTheme="minorEastAsia"/>
         <w:lang w:eastAsia="zh-CN"/>
       </w:rPr>
       <w:t>陕西益利德软件科技有限公司</w:t>
@@ -5263,15 +5328,15 @@
 </file>
 
 <file path=word/numbering.xml><?xml version="1.0" encoding="utf-8"?>
-<w:numbering xmlns:wpc="http://schemas.microsoft.com/office/word/2010/wordprocessingCanvas" xmlns:mc="http://schemas.openxmlformats.org/markup-compatibility/2006" xmlns:o="urn:schemas-microsoft-com:office:office" xmlns:r="http://schemas.openxmlformats.org/officeDocument/2006/relationships" xmlns:m="http://schemas.openxmlformats.org/officeDocument/2006/math" xmlns:v="urn:schemas-microsoft-com:vml" xmlns:wp14="http://schemas.microsoft.com/office/word/2010/wordprocessingDrawing" xmlns:wp="http://schemas.openxmlformats.org/drawingml/2006/wordprocessingDrawing" xmlns:w10="urn:schemas-microsoft-com:office:word" xmlns:w="http://schemas.openxmlformats.org/wordprocessingml/2006/main" xmlns:w14="http://schemas.microsoft.com/office/word/2010/wordml" xmlns:w15="http://schemas.microsoft.com/office/word/2012/wordml" xmlns:wne="http://schemas.microsoft.com/office/word/2006/wordml" xmlns:wpg="http://schemas.microsoft.com/office/word/2010/wordprocessingGroup" xmlns:wpi="http://schemas.microsoft.com/office/word/2010/wordprocessingInk" xmlns:wps="http://schemas.microsoft.com/office/word/2010/wordprocessingShape" mc:Ignorable="w14 w15 wp14">
+<w:numbering xmlns:wpc="http://schemas.microsoft.com/office/word/2010/wordprocessingCanvas" xmlns:mc="http://schemas.openxmlformats.org/markup-compatibility/2006" xmlns:o="urn:schemas-microsoft-com:office:office" xmlns:r="http://schemas.openxmlformats.org/officeDocument/2006/relationships" xmlns:m="http://schemas.openxmlformats.org/officeDocument/2006/math" xmlns:v="urn:schemas-microsoft-com:vml" xmlns:wp14="http://schemas.microsoft.com/office/word/2010/wordprocessingDrawing" xmlns:wp="http://schemas.openxmlformats.org/drawingml/2006/wordprocessingDrawing" xmlns:w10="urn:schemas-microsoft-com:office:word" xmlns:w="http://schemas.openxmlformats.org/wordprocessingml/2006/main" xmlns:w14="http://schemas.microsoft.com/office/word/2010/wordml" xmlns:wpg="http://schemas.microsoft.com/office/word/2010/wordprocessingGroup" xmlns:wpi="http://schemas.microsoft.com/office/word/2010/wordprocessingInk" xmlns:wne="http://schemas.microsoft.com/office/word/2006/wordml" xmlns:wps="http://schemas.microsoft.com/office/word/2010/wordprocessingShape" xmlns:wpsCustomData="http://www.wps.cn/officeDocument/2013/wpsCustomData" mc:Ignorable="w14 wp14">
   <w:abstractNum w:abstractNumId="0">
     <w:nsid w:val="8E964DCE"/>
     <w:multiLevelType w:val="multilevel"/>
     <w:tmpl w:val="8E964DCE"/>
-    <w:lvl w:ilvl="0">
+    <w:lvl w:ilvl="0" w:tentative="0">
       <w:start w:val="1"/>
       <w:numFmt w:val="decimal"/>
-      <w:pStyle w:val="Heading1"/>
+      <w:pStyle w:val="2"/>
       <w:lvlText w:val="%1."/>
       <w:lvlJc w:val="left"/>
       <w:pPr>
@@ -5281,10 +5346,10 @@
         <w:rFonts w:hint="default"/>
       </w:rPr>
     </w:lvl>
-    <w:lvl w:ilvl="1">
+    <w:lvl w:ilvl="1" w:tentative="0">
       <w:start w:val="1"/>
       <w:numFmt w:val="decimal"/>
-      <w:pStyle w:val="Heading2"/>
+      <w:pStyle w:val="3"/>
       <w:lvlText w:val="%1.%2."/>
       <w:lvlJc w:val="left"/>
       <w:pPr>
@@ -5294,10 +5359,10 @@
         <w:rFonts w:hint="default"/>
       </w:rPr>
     </w:lvl>
-    <w:lvl w:ilvl="2">
+    <w:lvl w:ilvl="2" w:tentative="0">
       <w:start w:val="1"/>
       <w:numFmt w:val="decimal"/>
-      <w:pStyle w:val="Heading3"/>
+      <w:pStyle w:val="4"/>
       <w:lvlText w:val="%1.%2.%3."/>
       <w:lvlJc w:val="left"/>
       <w:pPr>
@@ -5307,10 +5372,10 @@
         <w:rFonts w:hint="default"/>
       </w:rPr>
     </w:lvl>
-    <w:lvl w:ilvl="3">
+    <w:lvl w:ilvl="3" w:tentative="0">
       <w:start w:val="1"/>
       <w:numFmt w:val="decimal"/>
-      <w:pStyle w:val="Heading4"/>
+      <w:pStyle w:val="5"/>
       <w:lvlText w:val="%1.%2.%3.%4."/>
       <w:lvlJc w:val="left"/>
       <w:pPr>
@@ -5320,10 +5385,10 @@
         <w:rFonts w:hint="default"/>
       </w:rPr>
     </w:lvl>
-    <w:lvl w:ilvl="4">
+    <w:lvl w:ilvl="4" w:tentative="0">
       <w:start w:val="1"/>
       <w:numFmt w:val="decimal"/>
-      <w:pStyle w:val="Heading5"/>
+      <w:pStyle w:val="6"/>
       <w:lvlText w:val="%1.%2.%3.%4.%5."/>
       <w:lvlJc w:val="left"/>
       <w:pPr>
@@ -5333,10 +5398,10 @@
         <w:rFonts w:hint="default"/>
       </w:rPr>
     </w:lvl>
-    <w:lvl w:ilvl="5">
+    <w:lvl w:ilvl="5" w:tentative="0">
       <w:start w:val="1"/>
       <w:numFmt w:val="decimal"/>
-      <w:pStyle w:val="Heading6"/>
+      <w:pStyle w:val="7"/>
       <w:lvlText w:val="%1.%2.%3.%4.%5.%6."/>
       <w:lvlJc w:val="left"/>
       <w:pPr>
@@ -5346,10 +5411,10 @@
         <w:rFonts w:hint="default"/>
       </w:rPr>
     </w:lvl>
-    <w:lvl w:ilvl="6">
+    <w:lvl w:ilvl="6" w:tentative="0">
       <w:start w:val="1"/>
       <w:numFmt w:val="decimal"/>
-      <w:pStyle w:val="Heading7"/>
+      <w:pStyle w:val="8"/>
       <w:lvlText w:val="%1.%2.%3.%4.%5.%6.%7."/>
       <w:lvlJc w:val="left"/>
       <w:pPr>
@@ -5359,10 +5424,10 @@
         <w:rFonts w:hint="default"/>
       </w:rPr>
     </w:lvl>
-    <w:lvl w:ilvl="7">
+    <w:lvl w:ilvl="7" w:tentative="0">
       <w:start w:val="1"/>
       <w:numFmt w:val="decimal"/>
-      <w:pStyle w:val="Heading8"/>
+      <w:pStyle w:val="9"/>
       <w:lvlText w:val="%1.%2.%3.%4.%5.%6.%7.%8."/>
       <w:lvlJc w:val="left"/>
       <w:pPr>
@@ -5372,10 +5437,10 @@
         <w:rFonts w:hint="default"/>
       </w:rPr>
     </w:lvl>
-    <w:lvl w:ilvl="8">
+    <w:lvl w:ilvl="8" w:tentative="0">
       <w:start w:val="1"/>
       <w:numFmt w:val="decimal"/>
-      <w:pStyle w:val="Heading9"/>
+      <w:pStyle w:val="10"/>
       <w:lvlText w:val="%1.%2.%3.%4.%5.%6.%7.%8.%9."/>
       <w:lvlJc w:val="left"/>
       <w:pPr>
@@ -5390,7 +5455,7 @@
     <w:nsid w:val="AD8648CE"/>
     <w:multiLevelType w:val="singleLevel"/>
     <w:tmpl w:val="AD8648CE"/>
-    <w:lvl w:ilvl="0">
+    <w:lvl w:ilvl="0" w:tentative="0">
       <w:start w:val="1"/>
       <w:numFmt w:val="decimal"/>
       <w:lvlText w:val="%1)"/>
@@ -5410,7 +5475,7 @@
     <w:nsid w:val="3336D2E6"/>
     <w:multiLevelType w:val="singleLevel"/>
     <w:tmpl w:val="3336D2E6"/>
-    <w:lvl w:ilvl="0">
+    <w:lvl w:ilvl="0" w:tentative="0">
       <w:start w:val="1"/>
       <w:numFmt w:val="decimal"/>
       <w:lvlText w:val="%1."/>
@@ -5427,7 +5492,7 @@
     <w:nsid w:val="3672D2BC"/>
     <w:multiLevelType w:val="singleLevel"/>
     <w:tmpl w:val="3672D2BC"/>
-    <w:lvl w:ilvl="0">
+    <w:lvl w:ilvl="0" w:tentative="0">
       <w:start w:val="1"/>
       <w:numFmt w:val="decimal"/>
       <w:lvlText w:val="%1."/>
@@ -5456,267 +5521,269 @@
 </file>
 
 <file path=word/styles.xml><?xml version="1.0" encoding="utf-8"?>
-<w:styles xmlns:mc="http://schemas.openxmlformats.org/markup-compatibility/2006" xmlns:r="http://schemas.openxmlformats.org/officeDocument/2006/relationships" xmlns:w="http://schemas.openxmlformats.org/wordprocessingml/2006/main" xmlns:w14="http://schemas.microsoft.com/office/word/2010/wordml" xmlns:w15="http://schemas.microsoft.com/office/word/2012/wordml" mc:Ignorable="w14 w15">
+<w:styles xmlns:mc="http://schemas.openxmlformats.org/markup-compatibility/2006" xmlns:o="urn:schemas-microsoft-com:office:office" xmlns:r="http://schemas.openxmlformats.org/officeDocument/2006/relationships" xmlns:m="http://schemas.openxmlformats.org/officeDocument/2006/math" xmlns:v="urn:schemas-microsoft-com:vml" xmlns:w="http://schemas.openxmlformats.org/wordprocessingml/2006/main" xmlns:w14="http://schemas.microsoft.com/office/word/2010/wordml" xmlns:w10="urn:schemas-microsoft-com:office:word" xmlns:sl="http://schemas.openxmlformats.org/schemaLibrary/2006/main" xmlns:wpsCustomData="http://www.wps.cn/officeDocument/2013/wpsCustomData" mc:Ignorable="w14">
   <w:docDefaults>
     <w:rPrDefault>
       <w:rPr>
-        <w:rFonts w:ascii="Times New Roman" w:eastAsia="宋体" w:hAnsi="Times New Roman" w:cs="Times New Roman"/>
+        <w:rFonts w:ascii="Times New Roman" w:hAnsi="Times New Roman" w:eastAsia="宋体" w:cs="Times New Roman"/>
       </w:rPr>
     </w:rPrDefault>
     <w:pPrDefault/>
   </w:docDefaults>
-  <w:latentStyles w:defLockedState="0" w:defUIPriority="99" w:defSemiHidden="1" w:defUnhideWhenUsed="1" w:defQFormat="0" w:count="260">
-    <w:lsdException w:name="Normal" w:semiHidden="0" w:uiPriority="0" w:unhideWhenUsed="0" w:qFormat="1"/>
-    <w:lsdException w:name="heading 1" w:semiHidden="0" w:uiPriority="0" w:unhideWhenUsed="0" w:qFormat="1"/>
-    <w:lsdException w:name="heading 2" w:semiHidden="0" w:uiPriority="0" w:qFormat="1"/>
-    <w:lsdException w:name="heading 3" w:uiPriority="0" w:qFormat="1"/>
-    <w:lsdException w:name="heading 4" w:semiHidden="0" w:uiPriority="0" w:qFormat="1"/>
-    <w:lsdException w:name="heading 5" w:uiPriority="0" w:qFormat="1"/>
-    <w:lsdException w:name="heading 6" w:uiPriority="0" w:qFormat="1"/>
-    <w:lsdException w:name="heading 7" w:uiPriority="0" w:qFormat="1"/>
-    <w:lsdException w:name="heading 8" w:uiPriority="0" w:qFormat="1"/>
-    <w:lsdException w:name="heading 9" w:uiPriority="0" w:qFormat="1"/>
-    <w:lsdException w:name="index 1" w:semiHidden="0" w:uiPriority="0" w:unhideWhenUsed="0"/>
-    <w:lsdException w:name="index 2" w:semiHidden="0" w:uiPriority="0" w:unhideWhenUsed="0"/>
-    <w:lsdException w:name="index 3" w:semiHidden="0" w:uiPriority="0" w:unhideWhenUsed="0"/>
-    <w:lsdException w:name="index 4" w:semiHidden="0" w:uiPriority="0" w:unhideWhenUsed="0"/>
-    <w:lsdException w:name="index 5" w:semiHidden="0" w:uiPriority="0" w:unhideWhenUsed="0"/>
-    <w:lsdException w:name="index 6" w:semiHidden="0" w:uiPriority="0" w:unhideWhenUsed="0"/>
-    <w:lsdException w:name="index 7" w:semiHidden="0" w:uiPriority="0" w:unhideWhenUsed="0"/>
-    <w:lsdException w:name="index 8" w:semiHidden="0" w:uiPriority="0" w:unhideWhenUsed="0"/>
-    <w:lsdException w:name="index 9" w:semiHidden="0" w:uiPriority="0" w:unhideWhenUsed="0"/>
-    <w:lsdException w:name="toc 1" w:semiHidden="0" w:uiPriority="0" w:unhideWhenUsed="0" w:qFormat="1"/>
-    <w:lsdException w:name="toc 2" w:semiHidden="0" w:uiPriority="0" w:unhideWhenUsed="0" w:qFormat="1"/>
-    <w:lsdException w:name="toc 3" w:semiHidden="0" w:uiPriority="0" w:unhideWhenUsed="0" w:qFormat="1"/>
-    <w:lsdException w:name="toc 4" w:semiHidden="0" w:uiPriority="0" w:unhideWhenUsed="0"/>
-    <w:lsdException w:name="toc 5" w:semiHidden="0" w:uiPriority="0" w:unhideWhenUsed="0"/>
-    <w:lsdException w:name="toc 6" w:semiHidden="0" w:uiPriority="0" w:unhideWhenUsed="0"/>
-    <w:lsdException w:name="toc 7" w:semiHidden="0" w:uiPriority="0" w:unhideWhenUsed="0"/>
-    <w:lsdException w:name="toc 8" w:semiHidden="0" w:uiPriority="0" w:unhideWhenUsed="0"/>
-    <w:lsdException w:name="toc 9" w:semiHidden="0" w:uiPriority="0" w:unhideWhenUsed="0"/>
-    <w:lsdException w:name="Normal Indent" w:semiHidden="0" w:uiPriority="0" w:unhideWhenUsed="0"/>
-    <w:lsdException w:name="footnote text" w:semiHidden="0" w:uiPriority="0" w:unhideWhenUsed="0"/>
-    <w:lsdException w:name="annotation text" w:semiHidden="0" w:uiPriority="0" w:unhideWhenUsed="0" w:qFormat="1"/>
-    <w:lsdException w:name="header" w:semiHidden="0" w:uiPriority="0" w:unhideWhenUsed="0" w:qFormat="1"/>
-    <w:lsdException w:name="footer" w:semiHidden="0" w:uiPriority="0" w:unhideWhenUsed="0" w:qFormat="1"/>
-    <w:lsdException w:name="index heading" w:semiHidden="0" w:uiPriority="0" w:unhideWhenUsed="0"/>
-    <w:lsdException w:name="caption" w:uiPriority="0" w:qFormat="1"/>
-    <w:lsdException w:name="table of figures" w:semiHidden="0" w:uiPriority="0" w:unhideWhenUsed="0"/>
-    <w:lsdException w:name="envelope address" w:semiHidden="0" w:uiPriority="0" w:unhideWhenUsed="0"/>
-    <w:lsdException w:name="envelope return" w:semiHidden="0" w:uiPriority="0" w:unhideWhenUsed="0"/>
-    <w:lsdException w:name="footnote reference" w:semiHidden="0" w:uiPriority="0" w:unhideWhenUsed="0"/>
-    <w:lsdException w:name="annotation reference" w:semiHidden="0" w:uiPriority="0" w:unhideWhenUsed="0"/>
-    <w:lsdException w:name="line number" w:semiHidden="0" w:uiPriority="0" w:unhideWhenUsed="0"/>
-    <w:lsdException w:name="page number" w:semiHidden="0" w:uiPriority="0" w:unhideWhenUsed="0"/>
-    <w:lsdException w:name="endnote reference" w:semiHidden="0" w:uiPriority="0" w:unhideWhenUsed="0"/>
-    <w:lsdException w:name="endnote text" w:semiHidden="0" w:uiPriority="0" w:unhideWhenUsed="0"/>
-    <w:lsdException w:name="table of authorities" w:semiHidden="0" w:uiPriority="0" w:unhideWhenUsed="0"/>
-    <w:lsdException w:name="macro" w:semiHidden="0" w:uiPriority="0" w:unhideWhenUsed="0"/>
-    <w:lsdException w:name="toa heading" w:semiHidden="0" w:uiPriority="0" w:unhideWhenUsed="0"/>
-    <w:lsdException w:name="List" w:semiHidden="0" w:uiPriority="0" w:unhideWhenUsed="0"/>
-    <w:lsdException w:name="List Bullet" w:semiHidden="0" w:uiPriority="0" w:unhideWhenUsed="0"/>
-    <w:lsdException w:name="List Number" w:semiHidden="0" w:uiPriority="0" w:unhideWhenUsed="0"/>
-    <w:lsdException w:name="List 2" w:semiHidden="0" w:uiPriority="0" w:unhideWhenUsed="0"/>
-    <w:lsdException w:name="List 3" w:semiHidden="0" w:uiPriority="0" w:unhideWhenUsed="0"/>
-    <w:lsdException w:name="List 4" w:semiHidden="0" w:uiPriority="0" w:unhideWhenUsed="0"/>
-    <w:lsdException w:name="List 5" w:semiHidden="0" w:uiPriority="0" w:unhideWhenUsed="0"/>
-    <w:lsdException w:name="List Bullet 2" w:semiHidden="0" w:uiPriority="0" w:unhideWhenUsed="0"/>
-    <w:lsdException w:name="List Bullet 3" w:semiHidden="0" w:uiPriority="0" w:unhideWhenUsed="0"/>
-    <w:lsdException w:name="List Bullet 4" w:semiHidden="0" w:uiPriority="0" w:unhideWhenUsed="0"/>
-    <w:lsdException w:name="List Bullet 5" w:semiHidden="0" w:uiPriority="0" w:unhideWhenUsed="0"/>
-    <w:lsdException w:name="List Number 2" w:semiHidden="0" w:uiPriority="0" w:unhideWhenUsed="0"/>
-    <w:lsdException w:name="List Number 3" w:semiHidden="0" w:uiPriority="0" w:unhideWhenUsed="0"/>
-    <w:lsdException w:name="List Number 4" w:semiHidden="0" w:uiPriority="0" w:unhideWhenUsed="0"/>
-    <w:lsdException w:name="List Number 5" w:semiHidden="0" w:uiPriority="0" w:unhideWhenUsed="0"/>
-    <w:lsdException w:name="Title" w:semiHidden="0" w:uiPriority="0" w:unhideWhenUsed="0" w:qFormat="1"/>
-    <w:lsdException w:name="Closing" w:semiHidden="0" w:uiPriority="0" w:unhideWhenUsed="0"/>
-    <w:lsdException w:name="Signature" w:semiHidden="0" w:uiPriority="0" w:unhideWhenUsed="0"/>
-    <w:lsdException w:name="Default Paragraph Font" w:uiPriority="0" w:unhideWhenUsed="0" w:qFormat="1"/>
-    <w:lsdException w:name="Body Text" w:uiPriority="0" w:unhideWhenUsed="0" w:qFormat="1"/>
-    <w:lsdException w:name="Body Text Indent" w:semiHidden="0" w:uiPriority="0" w:unhideWhenUsed="0"/>
-    <w:lsdException w:name="List Continue" w:semiHidden="0" w:uiPriority="0" w:unhideWhenUsed="0"/>
-    <w:lsdException w:name="List Continue 2" w:semiHidden="0" w:uiPriority="0" w:unhideWhenUsed="0"/>
-    <w:lsdException w:name="List Continue 3" w:semiHidden="0" w:uiPriority="0" w:unhideWhenUsed="0"/>
-    <w:lsdException w:name="List Continue 4" w:semiHidden="0" w:uiPriority="0" w:unhideWhenUsed="0"/>
-    <w:lsdException w:name="List Continue 5" w:semiHidden="0" w:uiPriority="0" w:unhideWhenUsed="0"/>
-    <w:lsdException w:name="Message Header" w:semiHidden="0" w:uiPriority="0" w:unhideWhenUsed="0"/>
-    <w:lsdException w:name="Subtitle" w:semiHidden="0" w:uiPriority="0" w:unhideWhenUsed="0" w:qFormat="1"/>
-    <w:lsdException w:name="Salutation" w:semiHidden="0" w:uiPriority="0" w:unhideWhenUsed="0"/>
-    <w:lsdException w:name="Date" w:semiHidden="0" w:uiPriority="0" w:unhideWhenUsed="0"/>
-    <w:lsdException w:name="Body Text First Indent" w:semiHidden="0" w:uiPriority="0" w:unhideWhenUsed="0"/>
-    <w:lsdException w:name="Body Text First Indent 2" w:semiHidden="0" w:uiPriority="0" w:unhideWhenUsed="0"/>
-    <w:lsdException w:name="Body Text 2" w:semiHidden="0" w:uiPriority="0" w:unhideWhenUsed="0"/>
-    <w:lsdException w:name="Body Text 3" w:semiHidden="0" w:uiPriority="0" w:unhideWhenUsed="0"/>
-    <w:lsdException w:name="Body Text Indent 2" w:semiHidden="0" w:uiPriority="0" w:unhideWhenUsed="0"/>
-    <w:lsdException w:name="Body Text Indent 3" w:semiHidden="0" w:uiPriority="0" w:unhideWhenUsed="0"/>
-    <w:lsdException w:name="Block Text" w:semiHidden="0" w:uiPriority="0" w:unhideWhenUsed="0"/>
-    <w:lsdException w:name="Hyperlink" w:semiHidden="0" w:uiPriority="0" w:unhideWhenUsed="0"/>
-    <w:lsdException w:name="FollowedHyperlink" w:semiHidden="0" w:uiPriority="0" w:unhideWhenUsed="0"/>
-    <w:lsdException w:name="Strong" w:semiHidden="0" w:uiPriority="0" w:unhideWhenUsed="0" w:qFormat="1"/>
-    <w:lsdException w:name="Emphasis" w:semiHidden="0" w:uiPriority="0" w:unhideWhenUsed="0" w:qFormat="1"/>
-    <w:lsdException w:name="Document Map" w:semiHidden="0" w:uiPriority="0" w:unhideWhenUsed="0"/>
-    <w:lsdException w:name="Plain Text" w:semiHidden="0" w:uiPriority="0" w:unhideWhenUsed="0"/>
-    <w:lsdException w:name="E-mail Signature" w:semiHidden="0" w:uiPriority="0" w:unhideWhenUsed="0"/>
-    <w:lsdException w:name="Normal (Web)" w:semiHidden="0" w:uiPriority="0" w:unhideWhenUsed="0" w:qFormat="1"/>
-    <w:lsdException w:name="HTML Acronym" w:semiHidden="0" w:uiPriority="0" w:unhideWhenUsed="0"/>
-    <w:lsdException w:name="HTML Address" w:semiHidden="0" w:uiPriority="0" w:unhideWhenUsed="0"/>
-    <w:lsdException w:name="HTML Cite" w:semiHidden="0" w:uiPriority="0" w:unhideWhenUsed="0"/>
-    <w:lsdException w:name="HTML Code" w:semiHidden="0" w:uiPriority="0" w:unhideWhenUsed="0"/>
-    <w:lsdException w:name="HTML Definition" w:semiHidden="0" w:uiPriority="0" w:unhideWhenUsed="0"/>
-    <w:lsdException w:name="HTML Keyboard" w:semiHidden="0" w:uiPriority="0" w:unhideWhenUsed="0"/>
-    <w:lsdException w:name="HTML Preformatted" w:semiHidden="0" w:uiPriority="0" w:unhideWhenUsed="0"/>
-    <w:lsdException w:name="HTML Sample" w:semiHidden="0" w:uiPriority="0" w:unhideWhenUsed="0"/>
-    <w:lsdException w:name="HTML Typewriter" w:semiHidden="0" w:uiPriority="0" w:unhideWhenUsed="0"/>
-    <w:lsdException w:name="HTML Variable" w:semiHidden="0" w:uiPriority="0" w:unhideWhenUsed="0"/>
-    <w:lsdException w:name="Normal Table" w:uiPriority="0" w:unhideWhenUsed="0" w:qFormat="1"/>
-    <w:lsdException w:name="annotation subject" w:semiHidden="0" w:uiPriority="0" w:unhideWhenUsed="0"/>
-    <w:lsdException w:name="Table Simple 1" w:semiHidden="0" w:uiPriority="0" w:unhideWhenUsed="0"/>
-    <w:lsdException w:name="Table Simple 2" w:semiHidden="0" w:uiPriority="0" w:unhideWhenUsed="0"/>
-    <w:lsdException w:name="Table Simple 3" w:semiHidden="0" w:uiPriority="0" w:unhideWhenUsed="0"/>
-    <w:lsdException w:name="Table Classic 1" w:semiHidden="0" w:uiPriority="0" w:unhideWhenUsed="0"/>
-    <w:lsdException w:name="Table Classic 2" w:semiHidden="0" w:uiPriority="0" w:unhideWhenUsed="0"/>
-    <w:lsdException w:name="Table Classic 3" w:semiHidden="0" w:uiPriority="0" w:unhideWhenUsed="0"/>
-    <w:lsdException w:name="Table Classic 4" w:semiHidden="0" w:uiPriority="0" w:unhideWhenUsed="0"/>
-    <w:lsdException w:name="Table Colorful 1" w:semiHidden="0" w:uiPriority="0" w:unhideWhenUsed="0"/>
-    <w:lsdException w:name="Table Colorful 2" w:semiHidden="0" w:uiPriority="0" w:unhideWhenUsed="0"/>
-    <w:lsdException w:name="Table Colorful 3" w:semiHidden="0" w:uiPriority="0" w:unhideWhenUsed="0"/>
-    <w:lsdException w:name="Table Columns 1" w:semiHidden="0" w:uiPriority="0" w:unhideWhenUsed="0"/>
-    <w:lsdException w:name="Table Columns 2" w:semiHidden="0" w:uiPriority="0" w:unhideWhenUsed="0"/>
-    <w:lsdException w:name="Table Columns 3" w:semiHidden="0" w:uiPriority="0" w:unhideWhenUsed="0"/>
-    <w:lsdException w:name="Table Columns 4" w:semiHidden="0" w:uiPriority="0" w:unhideWhenUsed="0"/>
-    <w:lsdException w:name="Table Columns 5" w:semiHidden="0" w:uiPriority="0" w:unhideWhenUsed="0"/>
-    <w:lsdException w:name="Table Grid 1" w:semiHidden="0" w:uiPriority="0" w:unhideWhenUsed="0"/>
-    <w:lsdException w:name="Table Grid 2" w:semiHidden="0" w:uiPriority="0" w:unhideWhenUsed="0"/>
-    <w:lsdException w:name="Table Grid 3" w:semiHidden="0" w:uiPriority="0" w:unhideWhenUsed="0"/>
-    <w:lsdException w:name="Table Grid 4" w:semiHidden="0" w:uiPriority="0" w:unhideWhenUsed="0"/>
-    <w:lsdException w:name="Table Grid 5" w:semiHidden="0" w:uiPriority="0" w:unhideWhenUsed="0"/>
-    <w:lsdException w:name="Table Grid 6" w:semiHidden="0" w:uiPriority="0" w:unhideWhenUsed="0"/>
-    <w:lsdException w:name="Table Grid 7" w:semiHidden="0" w:uiPriority="0" w:unhideWhenUsed="0"/>
-    <w:lsdException w:name="Table Grid 8" w:semiHidden="0" w:uiPriority="0" w:unhideWhenUsed="0"/>
-    <w:lsdException w:name="Table List 1" w:semiHidden="0" w:uiPriority="0" w:unhideWhenUsed="0"/>
-    <w:lsdException w:name="Table List 2" w:semiHidden="0" w:uiPriority="0" w:unhideWhenUsed="0"/>
-    <w:lsdException w:name="Table List 3" w:semiHidden="0" w:uiPriority="0" w:unhideWhenUsed="0"/>
-    <w:lsdException w:name="Table List 4" w:semiHidden="0" w:uiPriority="0" w:unhideWhenUsed="0"/>
-    <w:lsdException w:name="Table List 5" w:semiHidden="0" w:uiPriority="0" w:unhideWhenUsed="0"/>
-    <w:lsdException w:name="Table List 6" w:semiHidden="0" w:uiPriority="0" w:unhideWhenUsed="0"/>
-    <w:lsdException w:name="Table List 7" w:semiHidden="0" w:uiPriority="0" w:unhideWhenUsed="0"/>
-    <w:lsdException w:name="Table List 8" w:semiHidden="0" w:uiPriority="0" w:unhideWhenUsed="0"/>
-    <w:lsdException w:name="Table 3D effects 1" w:semiHidden="0" w:uiPriority="0" w:unhideWhenUsed="0"/>
-    <w:lsdException w:name="Table 3D effects 2" w:semiHidden="0" w:uiPriority="0" w:unhideWhenUsed="0"/>
-    <w:lsdException w:name="Table 3D effects 3" w:semiHidden="0" w:uiPriority="0" w:unhideWhenUsed="0"/>
-    <w:lsdException w:name="Table Contemporary" w:semiHidden="0" w:uiPriority="0" w:unhideWhenUsed="0"/>
-    <w:lsdException w:name="Table Elegant" w:semiHidden="0" w:uiPriority="0" w:unhideWhenUsed="0"/>
-    <w:lsdException w:name="Table Professional" w:semiHidden="0" w:uiPriority="0" w:unhideWhenUsed="0"/>
-    <w:lsdException w:name="Table Subtle 1" w:semiHidden="0" w:uiPriority="0" w:unhideWhenUsed="0"/>
-    <w:lsdException w:name="Table Subtle 2" w:semiHidden="0" w:uiPriority="0" w:unhideWhenUsed="0"/>
-    <w:lsdException w:name="Table Web 1" w:semiHidden="0" w:uiPriority="0" w:unhideWhenUsed="0"/>
-    <w:lsdException w:name="Table Web 2" w:semiHidden="0" w:uiPriority="0" w:unhideWhenUsed="0"/>
-    <w:lsdException w:name="Table Web 3" w:semiHidden="0" w:uiPriority="0" w:unhideWhenUsed="0"/>
-    <w:lsdException w:name="Balloon Text" w:semiHidden="0" w:uiPriority="0" w:unhideWhenUsed="0"/>
-    <w:lsdException w:name="Table Grid" w:semiHidden="0" w:uiPriority="0" w:unhideWhenUsed="0" w:qFormat="1"/>
-    <w:lsdException w:name="Table Theme" w:semiHidden="0" w:uiPriority="0" w:unhideWhenUsed="0"/>
-    <w:lsdException w:name="Light Shading" w:semiHidden="0" w:uiPriority="60" w:unhideWhenUsed="0"/>
-    <w:lsdException w:name="Light List" w:semiHidden="0" w:uiPriority="61" w:unhideWhenUsed="0"/>
-    <w:lsdException w:name="Light Grid" w:semiHidden="0" w:uiPriority="62" w:unhideWhenUsed="0"/>
-    <w:lsdException w:name="Medium Shading 1" w:semiHidden="0" w:uiPriority="63" w:unhideWhenUsed="0"/>
-    <w:lsdException w:name="Medium Shading 2" w:semiHidden="0" w:uiPriority="64" w:unhideWhenUsed="0"/>
-    <w:lsdException w:name="Medium List 1" w:semiHidden="0" w:uiPriority="65" w:unhideWhenUsed="0"/>
-    <w:lsdException w:name="Medium List 2" w:semiHidden="0" w:uiPriority="66" w:unhideWhenUsed="0"/>
-    <w:lsdException w:name="Medium Grid 1" w:semiHidden="0" w:uiPriority="67" w:unhideWhenUsed="0"/>
-    <w:lsdException w:name="Medium Grid 2" w:semiHidden="0" w:uiPriority="68" w:unhideWhenUsed="0"/>
-    <w:lsdException w:name="Medium Grid 3" w:semiHidden="0" w:uiPriority="69" w:unhideWhenUsed="0"/>
-    <w:lsdException w:name="Dark List" w:semiHidden="0" w:uiPriority="70" w:unhideWhenUsed="0"/>
-    <w:lsdException w:name="Colorful Shading" w:semiHidden="0" w:uiPriority="71" w:unhideWhenUsed="0"/>
-    <w:lsdException w:name="Colorful List" w:semiHidden="0" w:uiPriority="72" w:unhideWhenUsed="0"/>
-    <w:lsdException w:name="Colorful Grid" w:semiHidden="0" w:uiPriority="73" w:unhideWhenUsed="0"/>
-    <w:lsdException w:name="Light Shading Accent 1" w:semiHidden="0" w:uiPriority="60" w:unhideWhenUsed="0"/>
-    <w:lsdException w:name="Light List Accent 1" w:semiHidden="0" w:uiPriority="61" w:unhideWhenUsed="0"/>
-    <w:lsdException w:name="Light Grid Accent 1" w:semiHidden="0" w:uiPriority="62" w:unhideWhenUsed="0"/>
-    <w:lsdException w:name="Medium Shading 1 Accent 1" w:semiHidden="0" w:uiPriority="63" w:unhideWhenUsed="0"/>
-    <w:lsdException w:name="Medium Shading 2 Accent 1" w:semiHidden="0" w:uiPriority="64" w:unhideWhenUsed="0"/>
-    <w:lsdException w:name="Medium List 1 Accent 1" w:semiHidden="0" w:uiPriority="65" w:unhideWhenUsed="0"/>
-    <w:lsdException w:name="Medium List 2 Accent 1" w:semiHidden="0" w:uiPriority="66" w:unhideWhenUsed="0"/>
-    <w:lsdException w:name="Medium Grid 1 Accent 1" w:semiHidden="0" w:uiPriority="67" w:unhideWhenUsed="0"/>
-    <w:lsdException w:name="Medium Grid 2 Accent 1" w:semiHidden="0" w:uiPriority="68" w:unhideWhenUsed="0"/>
-    <w:lsdException w:name="Medium Grid 3 Accent 1" w:semiHidden="0" w:uiPriority="69" w:unhideWhenUsed="0"/>
-    <w:lsdException w:name="Dark List Accent 1" w:semiHidden="0" w:uiPriority="70" w:unhideWhenUsed="0"/>
-    <w:lsdException w:name="Colorful Shading Accent 1" w:semiHidden="0" w:uiPriority="71" w:unhideWhenUsed="0"/>
-    <w:lsdException w:name="Colorful List Accent 1" w:semiHidden="0" w:uiPriority="72" w:unhideWhenUsed="0"/>
-    <w:lsdException w:name="Colorful Grid Accent 1" w:semiHidden="0" w:uiPriority="73" w:unhideWhenUsed="0"/>
-    <w:lsdException w:name="Light Shading Accent 2" w:semiHidden="0" w:uiPriority="60" w:unhideWhenUsed="0"/>
-    <w:lsdException w:name="Light List Accent 2" w:semiHidden="0" w:uiPriority="61" w:unhideWhenUsed="0"/>
-    <w:lsdException w:name="Light Grid Accent 2" w:semiHidden="0" w:uiPriority="62" w:unhideWhenUsed="0"/>
-    <w:lsdException w:name="Medium Shading 1 Accent 2" w:semiHidden="0" w:uiPriority="63" w:unhideWhenUsed="0"/>
-    <w:lsdException w:name="Medium Shading 2 Accent 2" w:semiHidden="0" w:uiPriority="64" w:unhideWhenUsed="0"/>
-    <w:lsdException w:name="Medium List 1 Accent 2" w:semiHidden="0" w:uiPriority="65" w:unhideWhenUsed="0"/>
-    <w:lsdException w:name="Medium List 2 Accent 2" w:semiHidden="0" w:uiPriority="66" w:unhideWhenUsed="0"/>
-    <w:lsdException w:name="Medium Grid 1 Accent 2" w:semiHidden="0" w:uiPriority="67" w:unhideWhenUsed="0"/>
-    <w:lsdException w:name="Medium Grid 2 Accent 2" w:semiHidden="0" w:uiPriority="68" w:unhideWhenUsed="0"/>
-    <w:lsdException w:name="Medium Grid 3 Accent 2" w:semiHidden="0" w:uiPriority="69" w:unhideWhenUsed="0"/>
-    <w:lsdException w:name="Dark List Accent 2" w:semiHidden="0" w:uiPriority="70" w:unhideWhenUsed="0"/>
-    <w:lsdException w:name="Colorful Shading Accent 2" w:semiHidden="0" w:uiPriority="71" w:unhideWhenUsed="0"/>
-    <w:lsdException w:name="Colorful List Accent 2" w:semiHidden="0" w:uiPriority="72" w:unhideWhenUsed="0"/>
-    <w:lsdException w:name="Colorful Grid Accent 2" w:semiHidden="0" w:uiPriority="73" w:unhideWhenUsed="0"/>
-    <w:lsdException w:name="Light Shading Accent 3" w:semiHidden="0" w:uiPriority="60" w:unhideWhenUsed="0"/>
-    <w:lsdException w:name="Light List Accent 3" w:semiHidden="0" w:uiPriority="61" w:unhideWhenUsed="0"/>
-    <w:lsdException w:name="Light Grid Accent 3" w:semiHidden="0" w:uiPriority="62" w:unhideWhenUsed="0"/>
-    <w:lsdException w:name="Medium Shading 1 Accent 3" w:semiHidden="0" w:uiPriority="63" w:unhideWhenUsed="0"/>
-    <w:lsdException w:name="Medium Shading 2 Accent 3" w:semiHidden="0" w:uiPriority="64" w:unhideWhenUsed="0"/>
-    <w:lsdException w:name="Medium List 1 Accent 3" w:semiHidden="0" w:uiPriority="65" w:unhideWhenUsed="0"/>
-    <w:lsdException w:name="Medium List 2 Accent 3" w:semiHidden="0" w:uiPriority="66" w:unhideWhenUsed="0"/>
-    <w:lsdException w:name="Medium Grid 1 Accent 3" w:semiHidden="0" w:uiPriority="67" w:unhideWhenUsed="0"/>
-    <w:lsdException w:name="Medium Grid 2 Accent 3" w:semiHidden="0" w:uiPriority="68" w:unhideWhenUsed="0"/>
-    <w:lsdException w:name="Medium Grid 3 Accent 3" w:semiHidden="0" w:uiPriority="69" w:unhideWhenUsed="0"/>
-    <w:lsdException w:name="Dark List Accent 3" w:semiHidden="0" w:uiPriority="70" w:unhideWhenUsed="0"/>
-    <w:lsdException w:name="Colorful Shading Accent 3" w:semiHidden="0" w:uiPriority="71" w:unhideWhenUsed="0"/>
-    <w:lsdException w:name="Colorful List Accent 3" w:semiHidden="0" w:uiPriority="72" w:unhideWhenUsed="0"/>
-    <w:lsdException w:name="Colorful Grid Accent 3" w:semiHidden="0" w:uiPriority="73" w:unhideWhenUsed="0"/>
-    <w:lsdException w:name="Light Shading Accent 4" w:semiHidden="0" w:uiPriority="60" w:unhideWhenUsed="0"/>
-    <w:lsdException w:name="Light List Accent 4" w:semiHidden="0" w:uiPriority="61" w:unhideWhenUsed="0"/>
-    <w:lsdException w:name="Light Grid Accent 4" w:semiHidden="0" w:uiPriority="62" w:unhideWhenUsed="0"/>
-    <w:lsdException w:name="Medium Shading 1 Accent 4" w:semiHidden="0" w:uiPriority="63" w:unhideWhenUsed="0"/>
-    <w:lsdException w:name="Medium Shading 2 Accent 4" w:semiHidden="0" w:uiPriority="64" w:unhideWhenUsed="0"/>
-    <w:lsdException w:name="Medium List 1 Accent 4" w:semiHidden="0" w:uiPriority="65" w:unhideWhenUsed="0"/>
-    <w:lsdException w:name="Medium List 2 Accent 4" w:semiHidden="0" w:uiPriority="66" w:unhideWhenUsed="0"/>
-    <w:lsdException w:name="Medium Grid 1 Accent 4" w:semiHidden="0" w:uiPriority="67" w:unhideWhenUsed="0"/>
-    <w:lsdException w:name="Medium Grid 2 Accent 4" w:semiHidden="0" w:uiPriority="68" w:unhideWhenUsed="0"/>
-    <w:lsdException w:name="Medium Grid 3 Accent 4" w:semiHidden="0" w:uiPriority="69" w:unhideWhenUsed="0"/>
-    <w:lsdException w:name="Dark List Accent 4" w:semiHidden="0" w:uiPriority="70" w:unhideWhenUsed="0"/>
-    <w:lsdException w:name="Colorful Shading Accent 4" w:semiHidden="0" w:uiPriority="71" w:unhideWhenUsed="0"/>
-    <w:lsdException w:name="Colorful List Accent 4" w:semiHidden="0" w:uiPriority="72" w:unhideWhenUsed="0"/>
-    <w:lsdException w:name="Colorful Grid Accent 4" w:semiHidden="0" w:uiPriority="73" w:unhideWhenUsed="0"/>
-    <w:lsdException w:name="Light Shading Accent 5" w:semiHidden="0" w:uiPriority="60" w:unhideWhenUsed="0"/>
-    <w:lsdException w:name="Light List Accent 5" w:semiHidden="0" w:uiPriority="61" w:unhideWhenUsed="0"/>
-    <w:lsdException w:name="Light Grid Accent 5" w:semiHidden="0" w:uiPriority="62" w:unhideWhenUsed="0"/>
-    <w:lsdException w:name="Medium Shading 1 Accent 5" w:semiHidden="0" w:uiPriority="63" w:unhideWhenUsed="0"/>
-    <w:lsdException w:name="Medium Shading 2 Accent 5" w:semiHidden="0" w:uiPriority="64" w:unhideWhenUsed="0"/>
-    <w:lsdException w:name="Medium List 1 Accent 5" w:semiHidden="0" w:uiPriority="65" w:unhideWhenUsed="0"/>
-    <w:lsdException w:name="Medium List 2 Accent 5" w:semiHidden="0" w:uiPriority="66" w:unhideWhenUsed="0"/>
-    <w:lsdException w:name="Medium Grid 1 Accent 5" w:semiHidden="0" w:uiPriority="67" w:unhideWhenUsed="0"/>
-    <w:lsdException w:name="Medium Grid 2 Accent 5" w:semiHidden="0" w:uiPriority="68" w:unhideWhenUsed="0"/>
-    <w:lsdException w:name="Medium Grid 3 Accent 5" w:semiHidden="0" w:uiPriority="69" w:unhideWhenUsed="0"/>
-    <w:lsdException w:name="Dark List Accent 5" w:semiHidden="0" w:uiPriority="70" w:unhideWhenUsed="0"/>
-    <w:lsdException w:name="Colorful Shading Accent 5" w:semiHidden="0" w:uiPriority="71" w:unhideWhenUsed="0"/>
-    <w:lsdException w:name="Colorful List Accent 5" w:semiHidden="0" w:uiPriority="72" w:unhideWhenUsed="0"/>
-    <w:lsdException w:name="Colorful Grid Accent 5" w:semiHidden="0" w:uiPriority="73" w:unhideWhenUsed="0"/>
-    <w:lsdException w:name="Light Shading Accent 6" w:semiHidden="0" w:uiPriority="60" w:unhideWhenUsed="0"/>
-    <w:lsdException w:name="Light List Accent 6" w:semiHidden="0" w:uiPriority="61" w:unhideWhenUsed="0"/>
-    <w:lsdException w:name="Light Grid Accent 6" w:semiHidden="0" w:uiPriority="62" w:unhideWhenUsed="0"/>
-    <w:lsdException w:name="Medium Shading 1 Accent 6" w:semiHidden="0" w:uiPriority="63" w:unhideWhenUsed="0"/>
-    <w:lsdException w:name="Medium Shading 2 Accent 6" w:semiHidden="0" w:uiPriority="64" w:unhideWhenUsed="0"/>
-    <w:lsdException w:name="Medium List 1 Accent 6" w:semiHidden="0" w:uiPriority="65" w:unhideWhenUsed="0"/>
-    <w:lsdException w:name="Medium List 2 Accent 6" w:semiHidden="0" w:uiPriority="66" w:unhideWhenUsed="0"/>
-    <w:lsdException w:name="Medium Grid 1 Accent 6" w:semiHidden="0" w:uiPriority="67" w:unhideWhenUsed="0"/>
-    <w:lsdException w:name="Medium Grid 2 Accent 6" w:semiHidden="0" w:uiPriority="68" w:unhideWhenUsed="0"/>
-    <w:lsdException w:name="Medium Grid 3 Accent 6" w:semiHidden="0" w:uiPriority="69" w:unhideWhenUsed="0"/>
-    <w:lsdException w:name="Dark List Accent 6" w:semiHidden="0" w:uiPriority="70" w:unhideWhenUsed="0"/>
-    <w:lsdException w:name="Colorful Shading Accent 6" w:semiHidden="0" w:uiPriority="71" w:unhideWhenUsed="0"/>
-    <w:lsdException w:name="Colorful List Accent 6" w:semiHidden="0" w:uiPriority="72" w:unhideWhenUsed="0"/>
-    <w:lsdException w:name="Colorful Grid Accent 6" w:semiHidden="0" w:uiPriority="73" w:unhideWhenUsed="0"/>
+  <w:latentStyles w:count="260" w:defQFormat="0" w:defUnhideWhenUsed="1" w:defSemiHidden="1" w:defUIPriority="99" w:defLockedState="0">
+    <w:lsdException w:qFormat="1" w:unhideWhenUsed="0" w:uiPriority="0" w:semiHidden="0" w:name="Normal"/>
+    <w:lsdException w:qFormat="1" w:unhideWhenUsed="0" w:uiPriority="0" w:semiHidden="0" w:name="heading 1"/>
+    <w:lsdException w:qFormat="1" w:uiPriority="0" w:semiHidden="0" w:name="heading 2"/>
+    <w:lsdException w:qFormat="1" w:uiPriority="0" w:name="heading 3"/>
+    <w:lsdException w:qFormat="1" w:uiPriority="0" w:semiHidden="0" w:name="heading 4"/>
+    <w:lsdException w:qFormat="1" w:uiPriority="0" w:name="heading 5"/>
+    <w:lsdException w:qFormat="1" w:uiPriority="0" w:name="heading 6"/>
+    <w:lsdException w:qFormat="1" w:uiPriority="0" w:name="heading 7"/>
+    <w:lsdException w:qFormat="1" w:uiPriority="0" w:name="heading 8"/>
+    <w:lsdException w:qFormat="1" w:uiPriority="0" w:name="heading 9"/>
+    <w:lsdException w:unhideWhenUsed="0" w:uiPriority="0" w:semiHidden="0" w:name="index 1"/>
+    <w:lsdException w:unhideWhenUsed="0" w:uiPriority="0" w:semiHidden="0" w:name="index 2"/>
+    <w:lsdException w:unhideWhenUsed="0" w:uiPriority="0" w:semiHidden="0" w:name="index 3"/>
+    <w:lsdException w:unhideWhenUsed="0" w:uiPriority="0" w:semiHidden="0" w:name="index 4"/>
+    <w:lsdException w:unhideWhenUsed="0" w:uiPriority="0" w:semiHidden="0" w:name="index 5"/>
+    <w:lsdException w:unhideWhenUsed="0" w:uiPriority="0" w:semiHidden="0" w:name="index 6"/>
+    <w:lsdException w:unhideWhenUsed="0" w:uiPriority="0" w:semiHidden="0" w:name="index 7"/>
+    <w:lsdException w:unhideWhenUsed="0" w:uiPriority="0" w:semiHidden="0" w:name="index 8"/>
+    <w:lsdException w:unhideWhenUsed="0" w:uiPriority="0" w:semiHidden="0" w:name="index 9"/>
+    <w:lsdException w:qFormat="1" w:unhideWhenUsed="0" w:uiPriority="0" w:semiHidden="0" w:name="toc 1"/>
+    <w:lsdException w:qFormat="1" w:unhideWhenUsed="0" w:uiPriority="0" w:semiHidden="0" w:name="toc 2"/>
+    <w:lsdException w:qFormat="1" w:unhideWhenUsed="0" w:uiPriority="0" w:semiHidden="0" w:name="toc 3"/>
+    <w:lsdException w:unhideWhenUsed="0" w:uiPriority="0" w:semiHidden="0" w:name="toc 4"/>
+    <w:lsdException w:unhideWhenUsed="0" w:uiPriority="0" w:semiHidden="0" w:name="toc 5"/>
+    <w:lsdException w:unhideWhenUsed="0" w:uiPriority="0" w:semiHidden="0" w:name="toc 6"/>
+    <w:lsdException w:unhideWhenUsed="0" w:uiPriority="0" w:semiHidden="0" w:name="toc 7"/>
+    <w:lsdException w:unhideWhenUsed="0" w:uiPriority="0" w:semiHidden="0" w:name="toc 8"/>
+    <w:lsdException w:unhideWhenUsed="0" w:uiPriority="0" w:semiHidden="0" w:name="toc 9"/>
+    <w:lsdException w:unhideWhenUsed="0" w:uiPriority="0" w:semiHidden="0" w:name="Normal Indent"/>
+    <w:lsdException w:unhideWhenUsed="0" w:uiPriority="0" w:semiHidden="0" w:name="footnote text"/>
+    <w:lsdException w:qFormat="1" w:unhideWhenUsed="0" w:uiPriority="0" w:semiHidden="0" w:name="annotation text"/>
+    <w:lsdException w:qFormat="1" w:unhideWhenUsed="0" w:uiPriority="0" w:semiHidden="0" w:name="header"/>
+    <w:lsdException w:qFormat="1" w:unhideWhenUsed="0" w:uiPriority="0" w:semiHidden="0" w:name="footer"/>
+    <w:lsdException w:unhideWhenUsed="0" w:uiPriority="0" w:semiHidden="0" w:name="index heading"/>
+    <w:lsdException w:qFormat="1" w:uiPriority="0" w:name="caption"/>
+    <w:lsdException w:unhideWhenUsed="0" w:uiPriority="0" w:semiHidden="0" w:name="table of figures"/>
+    <w:lsdException w:unhideWhenUsed="0" w:uiPriority="0" w:semiHidden="0" w:name="envelope address"/>
+    <w:lsdException w:unhideWhenUsed="0" w:uiPriority="0" w:semiHidden="0" w:name="envelope return"/>
+    <w:lsdException w:unhideWhenUsed="0" w:uiPriority="0" w:semiHidden="0" w:name="footnote reference"/>
+    <w:lsdException w:unhideWhenUsed="0" w:uiPriority="0" w:semiHidden="0" w:name="annotation reference"/>
+    <w:lsdException w:unhideWhenUsed="0" w:uiPriority="0" w:semiHidden="0" w:name="line number"/>
+    <w:lsdException w:unhideWhenUsed="0" w:uiPriority="0" w:semiHidden="0" w:name="page number"/>
+    <w:lsdException w:unhideWhenUsed="0" w:uiPriority="0" w:semiHidden="0" w:name="endnote reference"/>
+    <w:lsdException w:unhideWhenUsed="0" w:uiPriority="0" w:semiHidden="0" w:name="endnote text"/>
+    <w:lsdException w:unhideWhenUsed="0" w:uiPriority="0" w:semiHidden="0" w:name="table of authorities"/>
+    <w:lsdException w:unhideWhenUsed="0" w:uiPriority="0" w:semiHidden="0" w:name="macro"/>
+    <w:lsdException w:unhideWhenUsed="0" w:uiPriority="0" w:semiHidden="0" w:name="toa heading"/>
+    <w:lsdException w:unhideWhenUsed="0" w:uiPriority="0" w:semiHidden="0" w:name="List"/>
+    <w:lsdException w:unhideWhenUsed="0" w:uiPriority="0" w:semiHidden="0" w:name="List Bullet"/>
+    <w:lsdException w:unhideWhenUsed="0" w:uiPriority="0" w:semiHidden="0" w:name="List Number"/>
+    <w:lsdException w:unhideWhenUsed="0" w:uiPriority="0" w:semiHidden="0" w:name="List 2"/>
+    <w:lsdException w:unhideWhenUsed="0" w:uiPriority="0" w:semiHidden="0" w:name="List 3"/>
+    <w:lsdException w:unhideWhenUsed="0" w:uiPriority="0" w:semiHidden="0" w:name="List 4"/>
+    <w:lsdException w:unhideWhenUsed="0" w:uiPriority="0" w:semiHidden="0" w:name="List 5"/>
+    <w:lsdException w:unhideWhenUsed="0" w:uiPriority="0" w:semiHidden="0" w:name="List Bullet 2"/>
+    <w:lsdException w:unhideWhenUsed="0" w:uiPriority="0" w:semiHidden="0" w:name="List Bullet 3"/>
+    <w:lsdException w:unhideWhenUsed="0" w:uiPriority="0" w:semiHidden="0" w:name="List Bullet 4"/>
+    <w:lsdException w:unhideWhenUsed="0" w:uiPriority="0" w:semiHidden="0" w:name="List Bullet 5"/>
+    <w:lsdException w:unhideWhenUsed="0" w:uiPriority="0" w:semiHidden="0" w:name="List Number 2"/>
+    <w:lsdException w:unhideWhenUsed="0" w:uiPriority="0" w:semiHidden="0" w:name="List Number 3"/>
+    <w:lsdException w:unhideWhenUsed="0" w:uiPriority="0" w:semiHidden="0" w:name="List Number 4"/>
+    <w:lsdException w:unhideWhenUsed="0" w:uiPriority="0" w:semiHidden="0" w:name="List Number 5"/>
+    <w:lsdException w:qFormat="1" w:unhideWhenUsed="0" w:uiPriority="0" w:semiHidden="0" w:name="Title"/>
+    <w:lsdException w:unhideWhenUsed="0" w:uiPriority="0" w:semiHidden="0" w:name="Closing"/>
+    <w:lsdException w:unhideWhenUsed="0" w:uiPriority="0" w:semiHidden="0" w:name="Signature"/>
+    <w:lsdException w:qFormat="1" w:unhideWhenUsed="0" w:uiPriority="0" w:name="Default Paragraph Font"/>
+    <w:lsdException w:qFormat="1" w:unhideWhenUsed="0" w:uiPriority="0" w:name="Body Text"/>
+    <w:lsdException w:unhideWhenUsed="0" w:uiPriority="0" w:semiHidden="0" w:name="Body Text Indent"/>
+    <w:lsdException w:unhideWhenUsed="0" w:uiPriority="0" w:semiHidden="0" w:name="List Continue"/>
+    <w:lsdException w:unhideWhenUsed="0" w:uiPriority="0" w:semiHidden="0" w:name="List Continue 2"/>
+    <w:lsdException w:unhideWhenUsed="0" w:uiPriority="0" w:semiHidden="0" w:name="List Continue 3"/>
+    <w:lsdException w:unhideWhenUsed="0" w:uiPriority="0" w:semiHidden="0" w:name="List Continue 4"/>
+    <w:lsdException w:unhideWhenUsed="0" w:uiPriority="0" w:semiHidden="0" w:name="List Continue 5"/>
+    <w:lsdException w:unhideWhenUsed="0" w:uiPriority="0" w:semiHidden="0" w:name="Message Header"/>
+    <w:lsdException w:qFormat="1" w:unhideWhenUsed="0" w:uiPriority="0" w:semiHidden="0" w:name="Subtitle"/>
+    <w:lsdException w:unhideWhenUsed="0" w:uiPriority="0" w:semiHidden="0" w:name="Salutation"/>
+    <w:lsdException w:unhideWhenUsed="0" w:uiPriority="0" w:semiHidden="0" w:name="Date"/>
+    <w:lsdException w:unhideWhenUsed="0" w:uiPriority="0" w:semiHidden="0" w:name="Body Text First Indent"/>
+    <w:lsdException w:unhideWhenUsed="0" w:uiPriority="0" w:semiHidden="0" w:name="Body Text First Indent 2"/>
+    <w:lsdException w:uiPriority="99" w:name="Note Heading"/>
+    <w:lsdException w:unhideWhenUsed="0" w:uiPriority="0" w:semiHidden="0" w:name="Body Text 2"/>
+    <w:lsdException w:unhideWhenUsed="0" w:uiPriority="0" w:semiHidden="0" w:name="Body Text 3"/>
+    <w:lsdException w:unhideWhenUsed="0" w:uiPriority="0" w:semiHidden="0" w:name="Body Text Indent 2"/>
+    <w:lsdException w:unhideWhenUsed="0" w:uiPriority="0" w:semiHidden="0" w:name="Body Text Indent 3"/>
+    <w:lsdException w:unhideWhenUsed="0" w:uiPriority="0" w:semiHidden="0" w:name="Block Text"/>
+    <w:lsdException w:unhideWhenUsed="0" w:uiPriority="0" w:semiHidden="0" w:name="Hyperlink"/>
+    <w:lsdException w:unhideWhenUsed="0" w:uiPriority="0" w:semiHidden="0" w:name="FollowedHyperlink"/>
+    <w:lsdException w:qFormat="1" w:unhideWhenUsed="0" w:uiPriority="0" w:semiHidden="0" w:name="Strong"/>
+    <w:lsdException w:qFormat="1" w:unhideWhenUsed="0" w:uiPriority="0" w:semiHidden="0" w:name="Emphasis"/>
+    <w:lsdException w:unhideWhenUsed="0" w:uiPriority="0" w:semiHidden="0" w:name="Document Map"/>
+    <w:lsdException w:unhideWhenUsed="0" w:uiPriority="0" w:semiHidden="0" w:name="Plain Text"/>
+    <w:lsdException w:unhideWhenUsed="0" w:uiPriority="0" w:semiHidden="0" w:name="E-mail Signature"/>
+    <w:lsdException w:qFormat="1" w:unhideWhenUsed="0" w:uiPriority="0" w:semiHidden="0" w:name="Normal (Web)"/>
+    <w:lsdException w:unhideWhenUsed="0" w:uiPriority="0" w:semiHidden="0" w:name="HTML Acronym"/>
+    <w:lsdException w:unhideWhenUsed="0" w:uiPriority="0" w:semiHidden="0" w:name="HTML Address"/>
+    <w:lsdException w:unhideWhenUsed="0" w:uiPriority="0" w:semiHidden="0" w:name="HTML Cite"/>
+    <w:lsdException w:unhideWhenUsed="0" w:uiPriority="0" w:semiHidden="0" w:name="HTML Code"/>
+    <w:lsdException w:unhideWhenUsed="0" w:uiPriority="0" w:semiHidden="0" w:name="HTML Definition"/>
+    <w:lsdException w:unhideWhenUsed="0" w:uiPriority="0" w:semiHidden="0" w:name="HTML Keyboard"/>
+    <w:lsdException w:unhideWhenUsed="0" w:uiPriority="0" w:semiHidden="0" w:name="HTML Preformatted"/>
+    <w:lsdException w:unhideWhenUsed="0" w:uiPriority="0" w:semiHidden="0" w:name="HTML Sample"/>
+    <w:lsdException w:unhideWhenUsed="0" w:uiPriority="0" w:semiHidden="0" w:name="HTML Typewriter"/>
+    <w:lsdException w:unhideWhenUsed="0" w:uiPriority="0" w:semiHidden="0" w:name="HTML Variable"/>
+    <w:lsdException w:qFormat="1" w:unhideWhenUsed="0" w:uiPriority="0" w:name="Normal Table"/>
+    <w:lsdException w:unhideWhenUsed="0" w:uiPriority="0" w:semiHidden="0" w:name="annotation subject"/>
+    <w:lsdException w:unhideWhenUsed="0" w:uiPriority="0" w:semiHidden="0" w:name="Table Simple 1"/>
+    <w:lsdException w:unhideWhenUsed="0" w:uiPriority="0" w:semiHidden="0" w:name="Table Simple 2"/>
+    <w:lsdException w:unhideWhenUsed="0" w:uiPriority="0" w:semiHidden="0" w:name="Table Simple 3"/>
+    <w:lsdException w:unhideWhenUsed="0" w:uiPriority="0" w:semiHidden="0" w:name="Table Classic 1"/>
+    <w:lsdException w:unhideWhenUsed="0" w:uiPriority="0" w:semiHidden="0" w:name="Table Classic 2"/>
+    <w:lsdException w:unhideWhenUsed="0" w:uiPriority="0" w:semiHidden="0" w:name="Table Classic 3"/>
+    <w:lsdException w:unhideWhenUsed="0" w:uiPriority="0" w:semiHidden="0" w:name="Table Classic 4"/>
+    <w:lsdException w:unhideWhenUsed="0" w:uiPriority="0" w:semiHidden="0" w:name="Table Colorful 1"/>
+    <w:lsdException w:unhideWhenUsed="0" w:uiPriority="0" w:semiHidden="0" w:name="Table Colorful 2"/>
+    <w:lsdException w:unhideWhenUsed="0" w:uiPriority="0" w:semiHidden="0" w:name="Table Colorful 3"/>
+    <w:lsdException w:unhideWhenUsed="0" w:uiPriority="0" w:semiHidden="0" w:name="Table Columns 1"/>
+    <w:lsdException w:unhideWhenUsed="0" w:uiPriority="0" w:semiHidden="0" w:name="Table Columns 2"/>
+    <w:lsdException w:unhideWhenUsed="0" w:uiPriority="0" w:semiHidden="0" w:name="Table Columns 3"/>
+    <w:lsdException w:unhideWhenUsed="0" w:uiPriority="0" w:semiHidden="0" w:name="Table Columns 4"/>
+    <w:lsdException w:unhideWhenUsed="0" w:uiPriority="0" w:semiHidden="0" w:name="Table Columns 5"/>
+    <w:lsdException w:unhideWhenUsed="0" w:uiPriority="0" w:semiHidden="0" w:name="Table Grid 1"/>
+    <w:lsdException w:unhideWhenUsed="0" w:uiPriority="0" w:semiHidden="0" w:name="Table Grid 2"/>
+    <w:lsdException w:unhideWhenUsed="0" w:uiPriority="0" w:semiHidden="0" w:name="Table Grid 3"/>
+    <w:lsdException w:unhideWhenUsed="0" w:uiPriority="0" w:semiHidden="0" w:name="Table Grid 4"/>
+    <w:lsdException w:unhideWhenUsed="0" w:uiPriority="0" w:semiHidden="0" w:name="Table Grid 5"/>
+    <w:lsdException w:unhideWhenUsed="0" w:uiPriority="0" w:semiHidden="0" w:name="Table Grid 6"/>
+    <w:lsdException w:unhideWhenUsed="0" w:uiPriority="0" w:semiHidden="0" w:name="Table Grid 7"/>
+    <w:lsdException w:unhideWhenUsed="0" w:uiPriority="0" w:semiHidden="0" w:name="Table Grid 8"/>
+    <w:lsdException w:unhideWhenUsed="0" w:uiPriority="0" w:semiHidden="0" w:name="Table List 1"/>
+    <w:lsdException w:unhideWhenUsed="0" w:uiPriority="0" w:semiHidden="0" w:name="Table List 2"/>
+    <w:lsdException w:unhideWhenUsed="0" w:uiPriority="0" w:semiHidden="0" w:name="Table List 3"/>
+    <w:lsdException w:unhideWhenUsed="0" w:uiPriority="0" w:semiHidden="0" w:name="Table List 4"/>
+    <w:lsdException w:unhideWhenUsed="0" w:uiPriority="0" w:semiHidden="0" w:name="Table List 5"/>
+    <w:lsdException w:unhideWhenUsed="0" w:uiPriority="0" w:semiHidden="0" w:name="Table List 6"/>
+    <w:lsdException w:unhideWhenUsed="0" w:uiPriority="0" w:semiHidden="0" w:name="Table List 7"/>
+    <w:lsdException w:unhideWhenUsed="0" w:uiPriority="0" w:semiHidden="0" w:name="Table List 8"/>
+    <w:lsdException w:unhideWhenUsed="0" w:uiPriority="0" w:semiHidden="0" w:name="Table 3D effects 1"/>
+    <w:lsdException w:unhideWhenUsed="0" w:uiPriority="0" w:semiHidden="0" w:name="Table 3D effects 2"/>
+    <w:lsdException w:unhideWhenUsed="0" w:uiPriority="0" w:semiHidden="0" w:name="Table 3D effects 3"/>
+    <w:lsdException w:unhideWhenUsed="0" w:uiPriority="0" w:semiHidden="0" w:name="Table Contemporary"/>
+    <w:lsdException w:unhideWhenUsed="0" w:uiPriority="0" w:semiHidden="0" w:name="Table Elegant"/>
+    <w:lsdException w:unhideWhenUsed="0" w:uiPriority="0" w:semiHidden="0" w:name="Table Professional"/>
+    <w:lsdException w:unhideWhenUsed="0" w:uiPriority="0" w:semiHidden="0" w:name="Table Subtle 1"/>
+    <w:lsdException w:unhideWhenUsed="0" w:uiPriority="0" w:semiHidden="0" w:name="Table Subtle 2"/>
+    <w:lsdException w:unhideWhenUsed="0" w:uiPriority="0" w:semiHidden="0" w:name="Table Web 1"/>
+    <w:lsdException w:unhideWhenUsed="0" w:uiPriority="0" w:semiHidden="0" w:name="Table Web 2"/>
+    <w:lsdException w:unhideWhenUsed="0" w:uiPriority="0" w:semiHidden="0" w:name="Table Web 3"/>
+    <w:lsdException w:unhideWhenUsed="0" w:uiPriority="0" w:semiHidden="0" w:name="Balloon Text"/>
+    <w:lsdException w:qFormat="1" w:unhideWhenUsed="0" w:uiPriority="0" w:semiHidden="0" w:name="Table Grid"/>
+    <w:lsdException w:unhideWhenUsed="0" w:uiPriority="0" w:semiHidden="0" w:name="Table Theme"/>
+    <w:lsdException w:unhideWhenUsed="0" w:uiPriority="60" w:semiHidden="0" w:name="Light Shading"/>
+    <w:lsdException w:unhideWhenUsed="0" w:uiPriority="61" w:semiHidden="0" w:name="Light List"/>
+    <w:lsdException w:unhideWhenUsed="0" w:uiPriority="62" w:semiHidden="0" w:name="Light Grid"/>
+    <w:lsdException w:unhideWhenUsed="0" w:uiPriority="63" w:semiHidden="0" w:name="Medium Shading 1"/>
+    <w:lsdException w:unhideWhenUsed="0" w:uiPriority="64" w:semiHidden="0" w:name="Medium Shading 2"/>
+    <w:lsdException w:unhideWhenUsed="0" w:uiPriority="65" w:semiHidden="0" w:name="Medium List 1"/>
+    <w:lsdException w:unhideWhenUsed="0" w:uiPriority="66" w:semiHidden="0" w:name="Medium List 2"/>
+    <w:lsdException w:unhideWhenUsed="0" w:uiPriority="67" w:semiHidden="0" w:name="Medium Grid 1"/>
+    <w:lsdException w:unhideWhenUsed="0" w:uiPriority="68" w:semiHidden="0" w:name="Medium Grid 2"/>
+    <w:lsdException w:unhideWhenUsed="0" w:uiPriority="69" w:semiHidden="0" w:name="Medium Grid 3"/>
+    <w:lsdException w:unhideWhenUsed="0" w:uiPriority="70" w:semiHidden="0" w:name="Dark List"/>
+    <w:lsdException w:unhideWhenUsed="0" w:uiPriority="71" w:semiHidden="0" w:name="Colorful Shading"/>
+    <w:lsdException w:unhideWhenUsed="0" w:uiPriority="72" w:semiHidden="0" w:name="Colorful List"/>
+    <w:lsdException w:unhideWhenUsed="0" w:uiPriority="73" w:semiHidden="0" w:name="Colorful Grid"/>
+    <w:lsdException w:unhideWhenUsed="0" w:uiPriority="60" w:semiHidden="0" w:name="Light Shading Accent 1"/>
+    <w:lsdException w:unhideWhenUsed="0" w:uiPriority="61" w:semiHidden="0" w:name="Light List Accent 1"/>
+    <w:lsdException w:unhideWhenUsed="0" w:uiPriority="62" w:semiHidden="0" w:name="Light Grid Accent 1"/>
+    <w:lsdException w:unhideWhenUsed="0" w:uiPriority="63" w:semiHidden="0" w:name="Medium Shading 1 Accent 1"/>
+    <w:lsdException w:unhideWhenUsed="0" w:uiPriority="64" w:semiHidden="0" w:name="Medium Shading 2 Accent 1"/>
+    <w:lsdException w:unhideWhenUsed="0" w:uiPriority="65" w:semiHidden="0" w:name="Medium List 1 Accent 1"/>
+    <w:lsdException w:unhideWhenUsed="0" w:uiPriority="66" w:semiHidden="0" w:name="Medium List 2 Accent 1"/>
+    <w:lsdException w:unhideWhenUsed="0" w:uiPriority="67" w:semiHidden="0" w:name="Medium Grid 1 Accent 1"/>
+    <w:lsdException w:unhideWhenUsed="0" w:uiPriority="68" w:semiHidden="0" w:name="Medium Grid 2 Accent 1"/>
+    <w:lsdException w:unhideWhenUsed="0" w:uiPriority="69" w:semiHidden="0" w:name="Medium Grid 3 Accent 1"/>
+    <w:lsdException w:unhideWhenUsed="0" w:uiPriority="70" w:semiHidden="0" w:name="Dark List Accent 1"/>
+    <w:lsdException w:unhideWhenUsed="0" w:uiPriority="71" w:semiHidden="0" w:name="Colorful Shading Accent 1"/>
+    <w:lsdException w:unhideWhenUsed="0" w:uiPriority="72" w:semiHidden="0" w:name="Colorful List Accent 1"/>
+    <w:lsdException w:unhideWhenUsed="0" w:uiPriority="73" w:semiHidden="0" w:name="Colorful Grid Accent 1"/>
+    <w:lsdException w:unhideWhenUsed="0" w:uiPriority="60" w:semiHidden="0" w:name="Light Shading Accent 2"/>
+    <w:lsdException w:unhideWhenUsed="0" w:uiPriority="61" w:semiHidden="0" w:name="Light List Accent 2"/>
+    <w:lsdException w:unhideWhenUsed="0" w:uiPriority="62" w:semiHidden="0" w:name="Light Grid Accent 2"/>
+    <w:lsdException w:unhideWhenUsed="0" w:uiPriority="63" w:semiHidden="0" w:name="Medium Shading 1 Accent 2"/>
+    <w:lsdException w:unhideWhenUsed="0" w:uiPriority="64" w:semiHidden="0" w:name="Medium Shading 2 Accent 2"/>
+    <w:lsdException w:unhideWhenUsed="0" w:uiPriority="65" w:semiHidden="0" w:name="Medium List 1 Accent 2"/>
+    <w:lsdException w:unhideWhenUsed="0" w:uiPriority="66" w:semiHidden="0" w:name="Medium List 2 Accent 2"/>
+    <w:lsdException w:unhideWhenUsed="0" w:uiPriority="67" w:semiHidden="0" w:name="Medium Grid 1 Accent 2"/>
+    <w:lsdException w:unhideWhenUsed="0" w:uiPriority="68" w:semiHidden="0" w:name="Medium Grid 2 Accent 2"/>
+    <w:lsdException w:unhideWhenUsed="0" w:uiPriority="69" w:semiHidden="0" w:name="Medium Grid 3 Accent 2"/>
+    <w:lsdException w:unhideWhenUsed="0" w:uiPriority="70" w:semiHidden="0" w:name="Dark List Accent 2"/>
+    <w:lsdException w:unhideWhenUsed="0" w:uiPriority="71" w:semiHidden="0" w:name="Colorful Shading Accent 2"/>
+    <w:lsdException w:unhideWhenUsed="0" w:uiPriority="72" w:semiHidden="0" w:name="Colorful List Accent 2"/>
+    <w:lsdException w:unhideWhenUsed="0" w:uiPriority="73" w:semiHidden="0" w:name="Colorful Grid Accent 2"/>
+    <w:lsdException w:unhideWhenUsed="0" w:uiPriority="60" w:semiHidden="0" w:name="Light Shading Accent 3"/>
+    <w:lsdException w:unhideWhenUsed="0" w:uiPriority="61" w:semiHidden="0" w:name="Light List Accent 3"/>
+    <w:lsdException w:unhideWhenUsed="0" w:uiPriority="62" w:semiHidden="0" w:name="Light Grid Accent 3"/>
+    <w:lsdException w:unhideWhenUsed="0" w:uiPriority="63" w:semiHidden="0" w:name="Medium Shading 1 Accent 3"/>
+    <w:lsdException w:unhideWhenUsed="0" w:uiPriority="64" w:semiHidden="0" w:name="Medium Shading 2 Accent 3"/>
+    <w:lsdException w:unhideWhenUsed="0" w:uiPriority="65" w:semiHidden="0" w:name="Medium List 1 Accent 3"/>
+    <w:lsdException w:unhideWhenUsed="0" w:uiPriority="66" w:semiHidden="0" w:name="Medium List 2 Accent 3"/>
+    <w:lsdException w:unhideWhenUsed="0" w:uiPriority="67" w:semiHidden="0" w:name="Medium Grid 1 Accent 3"/>
+    <w:lsdException w:unhideWhenUsed="0" w:uiPriority="68" w:semiHidden="0" w:name="Medium Grid 2 Accent 3"/>
+    <w:lsdException w:unhideWhenUsed="0" w:uiPriority="69" w:semiHidden="0" w:name="Medium Grid 3 Accent 3"/>
+    <w:lsdException w:unhideWhenUsed="0" w:uiPriority="70" w:semiHidden="0" w:name="Dark List Accent 3"/>
+    <w:lsdException w:unhideWhenUsed="0" w:uiPriority="71" w:semiHidden="0" w:name="Colorful Shading Accent 3"/>
+    <w:lsdException w:unhideWhenUsed="0" w:uiPriority="72" w:semiHidden="0" w:name="Colorful List Accent 3"/>
+    <w:lsdException w:unhideWhenUsed="0" w:uiPriority="73" w:semiHidden="0" w:name="Colorful Grid Accent 3"/>
+    <w:lsdException w:unhideWhenUsed="0" w:uiPriority="60" w:semiHidden="0" w:name="Light Shading Accent 4"/>
+    <w:lsdException w:unhideWhenUsed="0" w:uiPriority="61" w:semiHidden="0" w:name="Light List Accent 4"/>
+    <w:lsdException w:unhideWhenUsed="0" w:uiPriority="62" w:semiHidden="0" w:name="Light Grid Accent 4"/>
+    <w:lsdException w:unhideWhenUsed="0" w:uiPriority="63" w:semiHidden="0" w:name="Medium Shading 1 Accent 4"/>
+    <w:lsdException w:unhideWhenUsed="0" w:uiPriority="64" w:semiHidden="0" w:name="Medium Shading 2 Accent 4"/>
+    <w:lsdException w:unhideWhenUsed="0" w:uiPriority="65" w:semiHidden="0" w:name="Medium List 1 Accent 4"/>
+    <w:lsdException w:unhideWhenUsed="0" w:uiPriority="66" w:semiHidden="0" w:name="Medium List 2 Accent 4"/>
+    <w:lsdException w:unhideWhenUsed="0" w:uiPriority="67" w:semiHidden="0" w:name="Medium Grid 1 Accent 4"/>
+    <w:lsdException w:unhideWhenUsed="0" w:uiPriority="68" w:semiHidden="0" w:name="Medium Grid 2 Accent 4"/>
+    <w:lsdException w:unhideWhenUsed="0" w:uiPriority="69" w:semiHidden="0" w:name="Medium Grid 3 Accent 4"/>
+    <w:lsdException w:unhideWhenUsed="0" w:uiPriority="70" w:semiHidden="0" w:name="Dark List Accent 4"/>
+    <w:lsdException w:unhideWhenUsed="0" w:uiPriority="71" w:semiHidden="0" w:name="Colorful Shading Accent 4"/>
+    <w:lsdException w:unhideWhenUsed="0" w:uiPriority="72" w:semiHidden="0" w:name="Colorful List Accent 4"/>
+    <w:lsdException w:unhideWhenUsed="0" w:uiPriority="73" w:semiHidden="0" w:name="Colorful Grid Accent 4"/>
+    <w:lsdException w:unhideWhenUsed="0" w:uiPriority="60" w:semiHidden="0" w:name="Light Shading Accent 5"/>
+    <w:lsdException w:unhideWhenUsed="0" w:uiPriority="61" w:semiHidden="0" w:name="Light List Accent 5"/>
+    <w:lsdException w:unhideWhenUsed="0" w:uiPriority="62" w:semiHidden="0" w:name="Light Grid Accent 5"/>
+    <w:lsdException w:unhideWhenUsed="0" w:uiPriority="63" w:semiHidden="0" w:name="Medium Shading 1 Accent 5"/>
+    <w:lsdException w:unhideWhenUsed="0" w:uiPriority="64" w:semiHidden="0" w:name="Medium Shading 2 Accent 5"/>
+    <w:lsdException w:unhideWhenUsed="0" w:uiPriority="65" w:semiHidden="0" w:name="Medium List 1 Accent 5"/>
+    <w:lsdException w:unhideWhenUsed="0" w:uiPriority="66" w:semiHidden="0" w:name="Medium List 2 Accent 5"/>
+    <w:lsdException w:unhideWhenUsed="0" w:uiPriority="67" w:semiHidden="0" w:name="Medium Grid 1 Accent 5"/>
+    <w:lsdException w:unhideWhenUsed="0" w:uiPriority="68" w:semiHidden="0" w:name="Medium Grid 2 Accent 5"/>
+    <w:lsdException w:unhideWhenUsed="0" w:uiPriority="69" w:semiHidden="0" w:name="Medium Grid 3 Accent 5"/>
+    <w:lsdException w:unhideWhenUsed="0" w:uiPriority="70" w:semiHidden="0" w:name="Dark List Accent 5"/>
+    <w:lsdException w:unhideWhenUsed="0" w:uiPriority="71" w:semiHidden="0" w:name="Colorful Shading Accent 5"/>
+    <w:lsdException w:unhideWhenUsed="0" w:uiPriority="72" w:semiHidden="0" w:name="Colorful List Accent 5"/>
+    <w:lsdException w:unhideWhenUsed="0" w:uiPriority="73" w:semiHidden="0" w:name="Colorful Grid Accent 5"/>
+    <w:lsdException w:unhideWhenUsed="0" w:uiPriority="60" w:semiHidden="0" w:name="Light Shading Accent 6"/>
+    <w:lsdException w:unhideWhenUsed="0" w:uiPriority="61" w:semiHidden="0" w:name="Light List Accent 6"/>
+    <w:lsdException w:unhideWhenUsed="0" w:uiPriority="62" w:semiHidden="0" w:name="Light Grid Accent 6"/>
+    <w:lsdException w:unhideWhenUsed="0" w:uiPriority="63" w:semiHidden="0" w:name="Medium Shading 1 Accent 6"/>
+    <w:lsdException w:unhideWhenUsed="0" w:uiPriority="64" w:semiHidden="0" w:name="Medium Shading 2 Accent 6"/>
+    <w:lsdException w:unhideWhenUsed="0" w:uiPriority="65" w:semiHidden="0" w:name="Medium List 1 Accent 6"/>
+    <w:lsdException w:unhideWhenUsed="0" w:uiPriority="66" w:semiHidden="0" w:name="Medium List 2 Accent 6"/>
+    <w:lsdException w:unhideWhenUsed="0" w:uiPriority="67" w:semiHidden="0" w:name="Medium Grid 1 Accent 6"/>
+    <w:lsdException w:unhideWhenUsed="0" w:uiPriority="68" w:semiHidden="0" w:name="Medium Grid 2 Accent 6"/>
+    <w:lsdException w:unhideWhenUsed="0" w:uiPriority="69" w:semiHidden="0" w:name="Medium Grid 3 Accent 6"/>
+    <w:lsdException w:unhideWhenUsed="0" w:uiPriority="70" w:semiHidden="0" w:name="Dark List Accent 6"/>
+    <w:lsdException w:unhideWhenUsed="0" w:uiPriority="71" w:semiHidden="0" w:name="Colorful Shading Accent 6"/>
+    <w:lsdException w:unhideWhenUsed="0" w:uiPriority="72" w:semiHidden="0" w:name="Colorful List Accent 6"/>
+    <w:lsdException w:unhideWhenUsed="0" w:uiPriority="73" w:semiHidden="0" w:name="Colorful Grid Accent 6"/>
   </w:latentStyles>
-  <w:style w:type="paragraph" w:default="1" w:styleId="Normal">
+  <w:style w:type="paragraph" w:default="1" w:styleId="1">
     <w:name w:val="Normal"/>
     <w:qFormat/>
+    <w:uiPriority w:val="0"/>
     <w:pPr>
       <w:kinsoku w:val="0"/>
       <w:autoSpaceDE w:val="0"/>
@@ -5728,7 +5795,7 @@
       <w:textAlignment w:val="baseline"/>
     </w:pPr>
     <w:rPr>
-      <w:rFonts w:ascii="Arial" w:eastAsia="宋体" w:hAnsi="Arial" w:cs="Arial"/>
+      <w:rFonts w:ascii="Arial" w:hAnsi="Arial" w:eastAsia="宋体" w:cs="Arial"/>
       <w:snapToGrid w:val="0"/>
       <w:color w:val="000000"/>
       <w:kern w:val="0"/>
@@ -5737,11 +5804,12 @@
       <w:lang w:val="en-US" w:eastAsia="en-US" w:bidi="ar-SA"/>
     </w:rPr>
   </w:style>
-  <w:style w:type="paragraph" w:styleId="Heading1">
+  <w:style w:type="paragraph" w:styleId="2">
     <w:name w:val="heading 1"/>
-    <w:basedOn w:val="Normal"/>
-    <w:next w:val="Normal"/>
+    <w:basedOn w:val="1"/>
+    <w:next w:val="1"/>
     <w:qFormat/>
+    <w:uiPriority w:val="0"/>
     <w:pPr>
       <w:keepNext/>
       <w:keepLines/>
@@ -5759,12 +5827,13 @@
       <w:sz w:val="44"/>
     </w:rPr>
   </w:style>
-  <w:style w:type="paragraph" w:styleId="Heading2">
+  <w:style w:type="paragraph" w:styleId="3">
     <w:name w:val="heading 2"/>
-    <w:basedOn w:val="Normal"/>
-    <w:next w:val="Normal"/>
+    <w:basedOn w:val="1"/>
+    <w:next w:val="1"/>
     <w:unhideWhenUsed/>
     <w:qFormat/>
+    <w:uiPriority w:val="0"/>
     <w:pPr>
       <w:keepNext/>
       <w:keepLines/>
@@ -5777,18 +5846,19 @@
       <w:outlineLvl w:val="1"/>
     </w:pPr>
     <w:rPr>
-      <w:rFonts w:ascii="Arial" w:eastAsia="黑体" w:hAnsi="Arial"/>
+      <w:rFonts w:ascii="Arial" w:hAnsi="Arial" w:eastAsia="黑体"/>
       <w:b/>
       <w:sz w:val="32"/>
     </w:rPr>
   </w:style>
-  <w:style w:type="paragraph" w:styleId="Heading3">
+  <w:style w:type="paragraph" w:styleId="4">
     <w:name w:val="heading 3"/>
-    <w:basedOn w:val="Normal"/>
-    <w:next w:val="Normal"/>
+    <w:basedOn w:val="1"/>
+    <w:next w:val="1"/>
     <w:semiHidden/>
     <w:unhideWhenUsed/>
     <w:qFormat/>
+    <w:uiPriority w:val="0"/>
     <w:pPr>
       <w:keepNext/>
       <w:keepLines/>
@@ -5805,12 +5875,13 @@
       <w:sz w:val="32"/>
     </w:rPr>
   </w:style>
-  <w:style w:type="paragraph" w:styleId="Heading4">
+  <w:style w:type="paragraph" w:styleId="5">
     <w:name w:val="heading 4"/>
-    <w:basedOn w:val="Normal"/>
-    <w:next w:val="Normal"/>
+    <w:basedOn w:val="1"/>
+    <w:next w:val="1"/>
     <w:unhideWhenUsed/>
     <w:qFormat/>
+    <w:uiPriority w:val="0"/>
     <w:pPr>
       <w:keepNext/>
       <w:keepLines/>
@@ -5823,18 +5894,19 @@
       <w:outlineLvl w:val="3"/>
     </w:pPr>
     <w:rPr>
-      <w:rFonts w:ascii="Arial" w:eastAsia="黑体" w:hAnsi="Arial"/>
+      <w:rFonts w:ascii="Arial" w:hAnsi="Arial" w:eastAsia="黑体"/>
       <w:b/>
       <w:sz w:val="28"/>
     </w:rPr>
   </w:style>
-  <w:style w:type="paragraph" w:styleId="Heading5">
+  <w:style w:type="paragraph" w:styleId="6">
     <w:name w:val="heading 5"/>
-    <w:basedOn w:val="Normal"/>
-    <w:next w:val="Normal"/>
+    <w:basedOn w:val="1"/>
+    <w:next w:val="1"/>
     <w:semiHidden/>
     <w:unhideWhenUsed/>
     <w:qFormat/>
+    <w:uiPriority w:val="0"/>
     <w:pPr>
       <w:keepNext/>
       <w:keepLines/>
@@ -5851,13 +5923,14 @@
       <w:sz w:val="28"/>
     </w:rPr>
   </w:style>
-  <w:style w:type="paragraph" w:styleId="Heading6">
+  <w:style w:type="paragraph" w:styleId="7">
     <w:name w:val="heading 6"/>
-    <w:basedOn w:val="Normal"/>
-    <w:next w:val="Normal"/>
+    <w:basedOn w:val="1"/>
+    <w:next w:val="1"/>
     <w:semiHidden/>
     <w:unhideWhenUsed/>
     <w:qFormat/>
+    <w:uiPriority w:val="0"/>
     <w:pPr>
       <w:keepNext/>
       <w:keepLines/>
@@ -5870,18 +5943,19 @@
       <w:outlineLvl w:val="5"/>
     </w:pPr>
     <w:rPr>
-      <w:rFonts w:ascii="Arial" w:eastAsia="黑体" w:hAnsi="Arial"/>
+      <w:rFonts w:ascii="Arial" w:hAnsi="Arial" w:eastAsia="黑体"/>
       <w:b/>
       <w:sz w:val="24"/>
     </w:rPr>
   </w:style>
-  <w:style w:type="paragraph" w:styleId="Heading7">
+  <w:style w:type="paragraph" w:styleId="8">
     <w:name w:val="heading 7"/>
-    <w:basedOn w:val="Normal"/>
-    <w:next w:val="Normal"/>
+    <w:basedOn w:val="1"/>
+    <w:next w:val="1"/>
     <w:semiHidden/>
     <w:unhideWhenUsed/>
     <w:qFormat/>
+    <w:uiPriority w:val="0"/>
     <w:pPr>
       <w:keepNext/>
       <w:keepLines/>
@@ -5898,13 +5972,14 @@
       <w:sz w:val="24"/>
     </w:rPr>
   </w:style>
-  <w:style w:type="paragraph" w:styleId="Heading8">
+  <w:style w:type="paragraph" w:styleId="9">
     <w:name w:val="heading 8"/>
-    <w:basedOn w:val="Normal"/>
-    <w:next w:val="Normal"/>
+    <w:basedOn w:val="1"/>
+    <w:next w:val="1"/>
     <w:semiHidden/>
     <w:unhideWhenUsed/>
     <w:qFormat/>
+    <w:uiPriority w:val="0"/>
     <w:pPr>
       <w:keepNext/>
       <w:keepLines/>
@@ -5917,17 +5992,18 @@
       <w:outlineLvl w:val="7"/>
     </w:pPr>
     <w:rPr>
-      <w:rFonts w:ascii="Arial" w:eastAsia="黑体" w:hAnsi="Arial"/>
+      <w:rFonts w:ascii="Arial" w:hAnsi="Arial" w:eastAsia="黑体"/>
       <w:sz w:val="24"/>
     </w:rPr>
   </w:style>
-  <w:style w:type="paragraph" w:styleId="Heading9">
+  <w:style w:type="paragraph" w:styleId="10">
     <w:name w:val="heading 9"/>
-    <w:basedOn w:val="Normal"/>
-    <w:next w:val="Normal"/>
+    <w:basedOn w:val="1"/>
+    <w:next w:val="1"/>
     <w:semiHidden/>
     <w:unhideWhenUsed/>
     <w:qFormat/>
+    <w:uiPriority w:val="0"/>
     <w:pPr>
       <w:keepNext/>
       <w:keepLines/>
@@ -5940,19 +6016,21 @@
       <w:outlineLvl w:val="8"/>
     </w:pPr>
     <w:rPr>
-      <w:rFonts w:ascii="Arial" w:eastAsia="黑体" w:hAnsi="Arial"/>
+      <w:rFonts w:ascii="Arial" w:hAnsi="Arial" w:eastAsia="黑体"/>
       <w:sz w:val="21"/>
     </w:rPr>
   </w:style>
-  <w:style w:type="character" w:default="1" w:styleId="DefaultParagraphFont">
+  <w:style w:type="character" w:default="1" w:styleId="22">
     <w:name w:val="Default Paragraph Font"/>
     <w:semiHidden/>
     <w:qFormat/>
+    <w:uiPriority w:val="0"/>
   </w:style>
-  <w:style w:type="table" w:default="1" w:styleId="TableNormal">
+  <w:style w:type="table" w:default="1" w:styleId="20">
     <w:name w:val="Normal Table"/>
     <w:semiHidden/>
     <w:qFormat/>
+    <w:uiPriority w:val="0"/>
     <w:tblPr>
       <w:tblCellMar>
         <w:top w:w="0" w:type="dxa"/>
@@ -5962,39 +6040,43 @@
       </w:tblCellMar>
     </w:tblPr>
   </w:style>
-  <w:style w:type="paragraph" w:styleId="CommentText">
+  <w:style w:type="paragraph" w:styleId="11">
     <w:name w:val="annotation text"/>
-    <w:basedOn w:val="Normal"/>
+    <w:basedOn w:val="1"/>
     <w:qFormat/>
+    <w:uiPriority w:val="0"/>
     <w:pPr>
       <w:jc w:val="left"/>
     </w:pPr>
   </w:style>
-  <w:style w:type="paragraph" w:styleId="BodyText">
+  <w:style w:type="paragraph" w:styleId="12">
     <w:name w:val="Body Text"/>
-    <w:basedOn w:val="Normal"/>
+    <w:basedOn w:val="1"/>
     <w:semiHidden/>
     <w:qFormat/>
+    <w:uiPriority w:val="0"/>
     <w:rPr>
-      <w:rFonts w:ascii="Arial" w:eastAsia="Arial" w:hAnsi="Arial" w:cs="Arial"/>
+      <w:rFonts w:ascii="Arial" w:hAnsi="Arial" w:eastAsia="Arial" w:cs="Arial"/>
       <w:sz w:val="21"/>
       <w:szCs w:val="21"/>
       <w:lang w:val="en-US" w:eastAsia="en-US" w:bidi="ar-SA"/>
     </w:rPr>
   </w:style>
-  <w:style w:type="paragraph" w:styleId="TOC3">
+  <w:style w:type="paragraph" w:styleId="13">
     <w:name w:val="toc 3"/>
-    <w:basedOn w:val="Normal"/>
-    <w:next w:val="Normal"/>
+    <w:basedOn w:val="1"/>
+    <w:next w:val="1"/>
     <w:qFormat/>
+    <w:uiPriority w:val="0"/>
     <w:pPr>
       <w:ind w:left="840" w:leftChars="400"/>
     </w:pPr>
   </w:style>
-  <w:style w:type="paragraph" w:styleId="Footer">
+  <w:style w:type="paragraph" w:styleId="14">
     <w:name w:val="footer"/>
-    <w:basedOn w:val="Normal"/>
+    <w:basedOn w:val="1"/>
     <w:qFormat/>
+    <w:uiPriority w:val="0"/>
     <w:pPr>
       <w:tabs>
         <w:tab w:val="center" w:pos="4153"/>
@@ -6007,16 +6089,17 @@
       <w:sz w:val="18"/>
     </w:rPr>
   </w:style>
-  <w:style w:type="paragraph" w:styleId="Header">
+  <w:style w:type="paragraph" w:styleId="15">
     <w:name w:val="header"/>
-    <w:basedOn w:val="Normal"/>
+    <w:basedOn w:val="1"/>
     <w:qFormat/>
+    <w:uiPriority w:val="0"/>
     <w:pPr>
       <w:pBdr>
-        <w:top w:val="nil"/>
-        <w:left w:val="nil"/>
-        <w:bottom w:val="nil"/>
-        <w:right w:val="nil"/>
+        <w:top w:val="none" w:color="auto" w:sz="0" w:space="0"/>
+        <w:left w:val="none" w:color="auto" w:sz="0" w:space="0"/>
+        <w:bottom w:val="none" w:color="auto" w:sz="0" w:space="0"/>
+        <w:right w:val="none" w:color="auto" w:sz="0" w:space="0"/>
       </w:pBdr>
       <w:tabs>
         <w:tab w:val="center" w:pos="4153"/>
@@ -6031,37 +6114,41 @@
       <w:sz w:val="18"/>
     </w:rPr>
   </w:style>
-  <w:style w:type="paragraph" w:styleId="TOC1">
+  <w:style w:type="paragraph" w:styleId="16">
     <w:name w:val="toc 1"/>
-    <w:basedOn w:val="Normal"/>
-    <w:next w:val="Normal"/>
+    <w:basedOn w:val="1"/>
+    <w:next w:val="1"/>
     <w:qFormat/>
+    <w:uiPriority w:val="0"/>
     <w:rPr>
-      <w:rFonts w:ascii="Arial" w:eastAsia="Microsoft JhengHei" w:hAnsi="Arial"/>
+      <w:rFonts w:ascii="Arial" w:hAnsi="Arial" w:eastAsia="Microsoft JhengHei"/>
       <w:sz w:val="24"/>
     </w:rPr>
   </w:style>
-  <w:style w:type="paragraph" w:styleId="TOC2">
+  <w:style w:type="paragraph" w:styleId="17">
     <w:name w:val="toc 2"/>
-    <w:basedOn w:val="Normal"/>
-    <w:next w:val="Normal"/>
+    <w:basedOn w:val="1"/>
+    <w:next w:val="1"/>
     <w:qFormat/>
+    <w:uiPriority w:val="0"/>
     <w:pPr>
       <w:ind w:left="420" w:leftChars="200"/>
     </w:pPr>
   </w:style>
-  <w:style w:type="paragraph" w:styleId="NormalWeb">
+  <w:style w:type="paragraph" w:styleId="18">
     <w:name w:val="Normal (Web)"/>
-    <w:basedOn w:val="Normal"/>
+    <w:basedOn w:val="1"/>
     <w:qFormat/>
+    <w:uiPriority w:val="0"/>
     <w:rPr>
       <w:sz w:val="24"/>
     </w:rPr>
   </w:style>
-  <w:style w:type="paragraph" w:styleId="Title">
+  <w:style w:type="paragraph" w:styleId="19">
     <w:name w:val="Title"/>
-    <w:basedOn w:val="Normal"/>
+    <w:basedOn w:val="1"/>
     <w:qFormat/>
+    <w:uiPriority w:val="0"/>
     <w:pPr>
       <w:spacing w:before="240" w:beforeLines="0" w:beforeAutospacing="0" w:after="60" w:afterLines="0" w:afterAutospacing="0"/>
       <w:jc w:val="center"/>
@@ -6073,68 +6160,73 @@
       <w:sz w:val="32"/>
     </w:rPr>
   </w:style>
-  <w:style w:type="table" w:styleId="TableGrid">
+  <w:style w:type="table" w:styleId="21">
     <w:name w:val="Table Grid"/>
-    <w:basedOn w:val="TableNormal"/>
+    <w:basedOn w:val="20"/>
     <w:qFormat/>
+    <w:uiPriority w:val="0"/>
     <w:pPr>
       <w:widowControl w:val="0"/>
       <w:jc w:val="both"/>
     </w:pPr>
     <w:tblPr>
       <w:tblBorders>
-        <w:top w:val="single" w:sz="4" w:space="0" w:color="auto"/>
-        <w:left w:val="single" w:sz="4" w:space="0" w:color="auto"/>
-        <w:bottom w:val="single" w:sz="4" w:space="0" w:color="auto"/>
-        <w:right w:val="single" w:sz="4" w:space="0" w:color="auto"/>
-        <w:insideH w:val="single" w:sz="4" w:space="0" w:color="auto"/>
-        <w:insideV w:val="single" w:sz="4" w:space="0" w:color="auto"/>
+        <w:top w:val="single" w:color="auto" w:sz="4" w:space="0"/>
+        <w:left w:val="single" w:color="auto" w:sz="4" w:space="0"/>
+        <w:bottom w:val="single" w:color="auto" w:sz="4" w:space="0"/>
+        <w:right w:val="single" w:color="auto" w:sz="4" w:space="0"/>
+        <w:insideH w:val="single" w:color="auto" w:sz="4" w:space="0"/>
+        <w:insideV w:val="single" w:color="auto" w:sz="4" w:space="0"/>
       </w:tblBorders>
     </w:tblPr>
   </w:style>
-  <w:style w:type="character" w:styleId="Strong">
+  <w:style w:type="character" w:styleId="23">
     <w:name w:val="Strong"/>
-    <w:basedOn w:val="DefaultParagraphFont"/>
+    <w:basedOn w:val="22"/>
     <w:qFormat/>
+    <w:uiPriority w:val="0"/>
     <w:rPr>
       <w:b/>
     </w:rPr>
   </w:style>
-  <w:style w:type="paragraph" w:customStyle="1" w:styleId="a">
+  <w:style w:type="paragraph" w:customStyle="1" w:styleId="24">
     <w:name w:val="柴_公司名"/>
-    <w:basedOn w:val="Title"/>
+    <w:basedOn w:val="19"/>
     <w:qFormat/>
+    <w:uiPriority w:val="0"/>
     <w:pPr>
       <w:spacing w:after="600" w:afterLines="600"/>
     </w:pPr>
     <w:rPr>
-      <w:rFonts w:ascii="宋体" w:eastAsia="宋体" w:hAnsi="宋体" w:cs="宋体" w:hint="eastAsia"/>
+      <w:rFonts w:hint="eastAsia" w:ascii="宋体" w:hAnsi="宋体" w:eastAsia="宋体" w:cs="宋体"/>
       <w:bCs/>
       <w:spacing w:val="-6"/>
       <w:sz w:val="52"/>
       <w:szCs w:val="52"/>
     </w:rPr>
   </w:style>
-  <w:style w:type="paragraph" w:customStyle="1" w:styleId="a0">
+  <w:style w:type="paragraph" w:customStyle="1" w:styleId="25">
     <w:name w:val="柴_文档名"/>
-    <w:basedOn w:val="Title"/>
+    <w:basedOn w:val="19"/>
     <w:qFormat/>
+    <w:uiPriority w:val="0"/>
     <w:pPr>
       <w:spacing w:after="900" w:afterLines="900"/>
     </w:pPr>
     <w:rPr>
-      <w:rFonts w:ascii="黑体" w:eastAsia="黑体" w:hAnsi="黑体" w:cs="黑体"/>
+      <w:rFonts w:ascii="黑体" w:hAnsi="黑体" w:eastAsia="黑体" w:cs="黑体"/>
       <w:bCs/>
       <w:spacing w:val="-7"/>
       <w:sz w:val="52"/>
       <w:szCs w:val="52"/>
     </w:rPr>
   </w:style>
-  <w:style w:type="table" w:customStyle="1" w:styleId="TableNormal0">
+  <w:style w:type="table" w:customStyle="1" w:styleId="26">
     <w:name w:val="Table Normal_0"/>
     <w:semiHidden/>
     <w:unhideWhenUsed/>
     <w:qFormat/>
+    <w:uiPriority w:val="0"/>
     <w:tblPr>
       <w:tblCellMar>
         <w:top w:w="0" w:type="dxa"/>
@@ -6144,81 +6236,87 @@
       </w:tblCellMar>
     </w:tblPr>
   </w:style>
-  <w:style w:type="paragraph" w:customStyle="1" w:styleId="TableText">
+  <w:style w:type="paragraph" w:customStyle="1" w:styleId="27">
     <w:name w:val="Table Text"/>
-    <w:basedOn w:val="Normal"/>
+    <w:basedOn w:val="1"/>
     <w:semiHidden/>
     <w:qFormat/>
+    <w:uiPriority w:val="0"/>
     <w:rPr>
-      <w:rFonts w:ascii="宋体" w:eastAsia="宋体" w:hAnsi="宋体" w:cs="宋体"/>
+      <w:rFonts w:ascii="宋体" w:hAnsi="宋体" w:eastAsia="宋体" w:cs="宋体"/>
       <w:sz w:val="21"/>
       <w:szCs w:val="21"/>
       <w:lang w:val="en-US" w:eastAsia="en-US" w:bidi="ar-SA"/>
     </w:rPr>
   </w:style>
-  <w:style w:type="paragraph" w:customStyle="1" w:styleId="1">
+  <w:style w:type="paragraph" w:customStyle="1" w:styleId="28">
     <w:name w:val="柴_标题1"/>
-    <w:basedOn w:val="Heading1"/>
-    <w:next w:val="a1"/>
-    <w:link w:val="1Char"/>
+    <w:basedOn w:val="2"/>
+    <w:next w:val="29"/>
+    <w:link w:val="38"/>
     <w:qFormat/>
+    <w:uiPriority w:val="0"/>
     <w:pPr>
       <w:spacing w:before="100" w:after="90" w:line="360" w:lineRule="auto"/>
     </w:pPr>
     <w:rPr>
-      <w:rFonts w:ascii="Arial" w:eastAsia="宋体" w:hAnsi="Arial"/>
+      <w:rFonts w:ascii="Arial" w:hAnsi="Arial" w:eastAsia="宋体"/>
       <w:sz w:val="32"/>
     </w:rPr>
   </w:style>
-  <w:style w:type="paragraph" w:customStyle="1" w:styleId="a1">
+  <w:style w:type="paragraph" w:customStyle="1" w:styleId="29">
     <w:name w:val="柴_正文"/>
-    <w:basedOn w:val="BodyText"/>
-    <w:link w:val="Char"/>
+    <w:basedOn w:val="12"/>
+    <w:link w:val="41"/>
     <w:qFormat/>
+    <w:uiPriority w:val="0"/>
     <w:pPr>
       <w:spacing w:line="360" w:lineRule="auto"/>
       <w:ind w:firstLine="470" w:firstLineChars="200"/>
     </w:pPr>
     <w:rPr>
-      <w:rFonts w:ascii="Arial" w:eastAsia="宋体" w:hAnsi="Arial"/>
+      <w:rFonts w:ascii="Arial" w:hAnsi="Arial" w:eastAsia="宋体"/>
       <w:sz w:val="24"/>
       <w:lang w:eastAsia="zh-CN"/>
     </w:rPr>
   </w:style>
-  <w:style w:type="paragraph" w:customStyle="1" w:styleId="2">
+  <w:style w:type="paragraph" w:customStyle="1" w:styleId="30">
     <w:name w:val="柴_标题2"/>
-    <w:basedOn w:val="Heading2"/>
-    <w:next w:val="a1"/>
+    <w:basedOn w:val="3"/>
+    <w:next w:val="29"/>
     <w:qFormat/>
+    <w:uiPriority w:val="0"/>
     <w:pPr>
       <w:spacing w:line="360" w:lineRule="auto"/>
     </w:pPr>
     <w:rPr>
-      <w:rFonts w:ascii="Arial" w:eastAsia="宋体" w:hAnsi="Arial"/>
+      <w:rFonts w:ascii="Arial" w:hAnsi="Arial" w:eastAsia="宋体"/>
       <w:sz w:val="28"/>
     </w:rPr>
   </w:style>
-  <w:style w:type="paragraph" w:customStyle="1" w:styleId="3">
+  <w:style w:type="paragraph" w:customStyle="1" w:styleId="31">
     <w:name w:val="柴_标题3"/>
-    <w:basedOn w:val="Heading3"/>
-    <w:next w:val="a1"/>
+    <w:basedOn w:val="4"/>
+    <w:next w:val="29"/>
     <w:qFormat/>
+    <w:uiPriority w:val="0"/>
     <w:pPr>
       <w:spacing w:line="360" w:lineRule="auto"/>
       <w:ind w:left="0" w:firstLine="472" w:firstLineChars="200"/>
     </w:pPr>
     <w:rPr>
-      <w:rFonts w:ascii="宋体" w:eastAsia="宋体" w:hAnsi="宋体" w:cs="宋体"/>
+      <w:rFonts w:ascii="宋体" w:hAnsi="宋体" w:eastAsia="宋体" w:cs="宋体"/>
       <w:spacing w:val="-2"/>
       <w:sz w:val="24"/>
       <w:szCs w:val="24"/>
     </w:rPr>
   </w:style>
-  <w:style w:type="paragraph" w:customStyle="1" w:styleId="a2">
+  <w:style w:type="paragraph" w:customStyle="1" w:styleId="32">
     <w:name w:val="柴_目录"/>
-    <w:basedOn w:val="Normal"/>
-    <w:next w:val="BodyText"/>
+    <w:basedOn w:val="1"/>
+    <w:next w:val="12"/>
     <w:qFormat/>
+    <w:uiPriority w:val="0"/>
     <w:pPr>
       <w:tabs>
         <w:tab w:val="right" w:leader="dot" w:pos="8442"/>
@@ -6226,59 +6324,64 @@
       <w:ind w:left="0" w:leftChars="0"/>
     </w:pPr>
     <w:rPr>
-      <w:rFonts w:ascii="Arial" w:eastAsia="Microsoft JhengHei" w:hAnsi="Arial"/>
+      <w:rFonts w:ascii="Arial" w:hAnsi="Arial" w:eastAsia="Microsoft JhengHei"/>
       <w:sz w:val="24"/>
     </w:rPr>
   </w:style>
-  <w:style w:type="paragraph" w:customStyle="1" w:styleId="WPSOffice1">
+  <w:style w:type="paragraph" w:customStyle="1" w:styleId="33">
     <w:name w:val="WPSOffice手动目录 1"/>
     <w:qFormat/>
+    <w:uiPriority w:val="0"/>
     <w:pPr>
       <w:ind w:leftChars="0"/>
     </w:pPr>
     <w:rPr>
-      <w:rFonts w:ascii="Times New Roman" w:eastAsia="宋体" w:hAnsi="Times New Roman" w:cs="Times New Roman"/>
+      <w:rFonts w:ascii="Times New Roman" w:hAnsi="Times New Roman" w:eastAsia="宋体" w:cs="Times New Roman"/>
       <w:sz w:val="20"/>
       <w:szCs w:val="20"/>
     </w:rPr>
   </w:style>
-  <w:style w:type="paragraph" w:customStyle="1" w:styleId="WPSOffice2">
+  <w:style w:type="paragraph" w:customStyle="1" w:styleId="34">
     <w:name w:val="WPSOffice手动目录 2"/>
     <w:qFormat/>
+    <w:uiPriority w:val="0"/>
     <w:pPr>
       <w:ind w:leftChars="200"/>
     </w:pPr>
     <w:rPr>
-      <w:rFonts w:ascii="Times New Roman" w:eastAsia="宋体" w:hAnsi="Times New Roman" w:cs="Times New Roman"/>
+      <w:rFonts w:ascii="Times New Roman" w:hAnsi="Times New Roman" w:eastAsia="宋体" w:cs="Times New Roman"/>
       <w:sz w:val="20"/>
       <w:szCs w:val="20"/>
     </w:rPr>
   </w:style>
-  <w:style w:type="paragraph" w:customStyle="1" w:styleId="WPSOffice3">
+  <w:style w:type="paragraph" w:customStyle="1" w:styleId="35">
     <w:name w:val="WPSOffice手动目录 3"/>
     <w:qFormat/>
+    <w:uiPriority w:val="0"/>
     <w:pPr>
       <w:ind w:leftChars="400"/>
     </w:pPr>
     <w:rPr>
-      <w:rFonts w:ascii="Times New Roman" w:eastAsia="宋体" w:hAnsi="Times New Roman" w:cs="Times New Roman"/>
+      <w:rFonts w:ascii="Times New Roman" w:hAnsi="Times New Roman" w:eastAsia="宋体" w:cs="Times New Roman"/>
       <w:sz w:val="20"/>
       <w:szCs w:val="20"/>
     </w:rPr>
   </w:style>
-  <w:style w:type="paragraph" w:customStyle="1" w:styleId="Compact">
+  <w:style w:type="paragraph" w:customStyle="1" w:styleId="36">
     <w:name w:val="Compact"/>
-    <w:basedOn w:val="BodyText"/>
+    <w:basedOn w:val="12"/>
     <w:qFormat/>
+    <w:uiPriority w:val="0"/>
     <w:pPr>
       <w:spacing w:before="36" w:after="36"/>
     </w:pPr>
   </w:style>
-  <w:style w:type="table" w:customStyle="1" w:styleId="Table">
+  <w:style w:type="table" w:customStyle="1" w:styleId="37">
     <w:name w:val="Table"/>
     <w:semiHidden/>
     <w:unhideWhenUsed/>
     <w:qFormat/>
+    <w:uiPriority w:val="0"/>
     <w:tblPr>
       <w:tblCellMar>
         <w:top w:w="0" w:type="dxa"/>
@@ -6290,25 +6393,27 @@
     <w:tblStylePr w:type="firstRow">
       <w:tcPr>
         <w:tcBorders>
-          <w:bottom w:val="single" w:sz="0" w:space="0" w:color="auto"/>
+          <w:bottom w:val="single" w:color="auto" w:sz="0" w:space="0"/>
         </w:tcBorders>
         <w:vAlign w:val="bottom"/>
       </w:tcPr>
     </w:tblStylePr>
   </w:style>
-  <w:style w:type="character" w:customStyle="1" w:styleId="1Char">
+  <w:style w:type="character" w:customStyle="1" w:styleId="38">
     <w:name w:val="柴_标题1 Char"/>
-    <w:link w:val="1"/>
+    <w:link w:val="28"/>
     <w:qFormat/>
+    <w:uiPriority w:val="0"/>
     <w:rPr>
-      <w:rFonts w:ascii="Arial" w:eastAsia="宋体" w:hAnsi="Arial"/>
+      <w:rFonts w:ascii="Arial" w:hAnsi="Arial" w:eastAsia="宋体"/>
       <w:sz w:val="32"/>
     </w:rPr>
   </w:style>
-  <w:style w:type="paragraph" w:customStyle="1" w:styleId="a3">
+  <w:style w:type="paragraph" w:customStyle="1" w:styleId="39">
     <w:name w:val="柴_正文_无缩进"/>
-    <w:basedOn w:val="Normal"/>
+    <w:basedOn w:val="1"/>
     <w:qFormat/>
+    <w:uiPriority w:val="0"/>
     <w:pPr>
       <w:ind w:firstLine="0" w:firstLineChars="0"/>
     </w:pPr>
@@ -6318,29 +6423,31 @@
       <w:lang w:eastAsia="zh-CN"/>
     </w:rPr>
   </w:style>
-  <w:style w:type="paragraph" w:customStyle="1" w:styleId="4">
+  <w:style w:type="paragraph" w:customStyle="1" w:styleId="40">
     <w:name w:val="柴_标题4"/>
-    <w:basedOn w:val="Heading4"/>
-    <w:next w:val="Normal"/>
+    <w:basedOn w:val="5"/>
+    <w:next w:val="1"/>
     <w:qFormat/>
+    <w:uiPriority w:val="0"/>
     <w:pPr>
       <w:widowControl w:val="0"/>
       <w:spacing w:before="160" w:line="360" w:lineRule="auto"/>
-      <w:ind w:left="981" w:hanging="862" w:leftChars="300"/>
+      <w:ind w:left="981" w:leftChars="300" w:hanging="862"/>
     </w:pPr>
     <w:rPr>
-      <w:rFonts w:ascii="Calibri" w:eastAsia="宋体" w:hAnsi="Calibri" w:cs="宋体" w:hint="eastAsia"/>
+      <w:rFonts w:hint="eastAsia" w:ascii="Calibri" w:hAnsi="Calibri" w:eastAsia="宋体" w:cs="宋体"/>
       <w:sz w:val="24"/>
       <w:szCs w:val="24"/>
       <w:lang w:eastAsia="zh-CN" w:bidi="zh-CN"/>
     </w:rPr>
   </w:style>
-  <w:style w:type="character" w:customStyle="1" w:styleId="Char">
+  <w:style w:type="character" w:customStyle="1" w:styleId="41">
     <w:name w:val="柴_正文 Char"/>
-    <w:link w:val="a1"/>
+    <w:link w:val="29"/>
     <w:qFormat/>
+    <w:uiPriority w:val="0"/>
     <w:rPr>
-      <w:rFonts w:ascii="Arial" w:eastAsia="宋体" w:hAnsi="Arial"/>
+      <w:rFonts w:ascii="Arial" w:hAnsi="Arial" w:eastAsia="宋体"/>
       <w:sz w:val="24"/>
       <w:lang w:eastAsia="zh-CN"/>
     </w:rPr>

--- a/1-运维服务目录/0101- 运维服务目录管理制度.docx
+++ b/1-运维服务目录/0101- 运维服务目录管理制度.docx
@@ -181,12 +181,6 @@
             <w:insideH w:val="none" w:color="auto" w:sz="0" w:space="0"/>
             <w:insideV w:val="none" w:color="auto" w:sz="0" w:space="0"/>
           </w:tblBorders>
-          <w:tblCellMar>
-            <w:top w:w="0" w:type="dxa"/>
-            <w:left w:w="108" w:type="dxa"/>
-            <w:bottom w:w="0" w:type="dxa"/>
-            <w:right w:w="108" w:type="dxa"/>
-          </w:tblCellMar>
         </w:tblPrEx>
         <w:trPr>
           <w:trHeight w:val="810" w:hRule="atLeast"/>
@@ -360,7 +354,7 @@
                 <w:u w:val="single"/>
                 <w:lang w:val="en-US" w:eastAsia="zh-CN"/>
               </w:rPr>
-              <w:t>李钢要</w:t>
+              <w:t>刘钢要</w:t>
             </w:r>
           </w:p>
         </w:tc>
@@ -1019,7 +1013,16 @@
                 <w:rFonts w:hint="eastAsia"/>
                 <w:lang w:val="en-US" w:eastAsia="zh-CN"/>
               </w:rPr>
-              <w:t>李钢要</w:t>
+              <w:t>刘</w:t>
+            </w:r>
+            <w:bookmarkStart w:id="52" w:name="_GoBack"/>
+            <w:bookmarkEnd w:id="52"/>
+            <w:r>
+              <w:rPr>
+                <w:rFonts w:hint="eastAsia"/>
+                <w:lang w:val="en-US" w:eastAsia="zh-CN"/>
+              </w:rPr>
+              <w:t>钢要</w:t>
             </w:r>
           </w:p>
         </w:tc>
@@ -3397,9 +3400,9 @@
         <w:topLinePunct w:val="0"/>
         <w:bidi w:val="0"/>
       </w:pPr>
-      <w:bookmarkStart w:id="5" w:name="bookmark4"/>
+      <w:bookmarkStart w:id="5" w:name="bookmark3"/>
       <w:bookmarkEnd w:id="5"/>
-      <w:bookmarkStart w:id="6" w:name="bookmark3"/>
+      <w:bookmarkStart w:id="6" w:name="bookmark4"/>
       <w:bookmarkEnd w:id="6"/>
       <w:bookmarkStart w:id="7" w:name="_Toc30343"/>
       <w:r>
@@ -3455,13 +3458,13 @@
         <w:topLinePunct w:val="0"/>
         <w:bidi w:val="0"/>
       </w:pPr>
-      <w:bookmarkStart w:id="8" w:name="bookmark5"/>
+      <w:bookmarkStart w:id="8" w:name="bookmark8"/>
       <w:bookmarkEnd w:id="8"/>
-      <w:bookmarkStart w:id="9" w:name="bookmark6"/>
+      <w:bookmarkStart w:id="9" w:name="bookmark7"/>
       <w:bookmarkEnd w:id="9"/>
-      <w:bookmarkStart w:id="10" w:name="bookmark8"/>
+      <w:bookmarkStart w:id="10" w:name="bookmark6"/>
       <w:bookmarkEnd w:id="10"/>
-      <w:bookmarkStart w:id="11" w:name="bookmark7"/>
+      <w:bookmarkStart w:id="11" w:name="bookmark5"/>
       <w:bookmarkEnd w:id="11"/>
       <w:bookmarkStart w:id="12" w:name="_Toc12247"/>
       <w:r>
@@ -3541,9 +3544,9 @@
           <w:lang w:val="en-US" w:eastAsia="zh-CN"/>
         </w:rPr>
       </w:pPr>
-      <w:bookmarkStart w:id="15" w:name="bookmark9"/>
+      <w:bookmarkStart w:id="15" w:name="bookmark10"/>
       <w:bookmarkEnd w:id="15"/>
-      <w:bookmarkStart w:id="16" w:name="bookmark10"/>
+      <w:bookmarkStart w:id="16" w:name="bookmark9"/>
       <w:bookmarkEnd w:id="16"/>
       <w:bookmarkStart w:id="17" w:name="_Toc18665"/>
       <w:r>
@@ -3671,14 +3674,14 @@
       </w:pPr>
       <w:bookmarkStart w:id="21" w:name="bookmark14"/>
       <w:bookmarkEnd w:id="21"/>
-      <w:bookmarkStart w:id="22" w:name="bookmark15"/>
+      <w:bookmarkStart w:id="22" w:name="bookmark16"/>
       <w:bookmarkEnd w:id="22"/>
       <w:bookmarkStart w:id="23" w:name="bookmark13"/>
       <w:bookmarkEnd w:id="23"/>
-      <w:bookmarkStart w:id="24" w:name="bookmark16"/>
+      <w:bookmarkStart w:id="24" w:name="bookmark15"/>
       <w:bookmarkEnd w:id="24"/>
-      <w:bookmarkStart w:id="25" w:name="_Toc10089"/>
-      <w:bookmarkStart w:id="26" w:name="_Toc31710"/>
+      <w:bookmarkStart w:id="25" w:name="_Toc31710"/>
+      <w:bookmarkStart w:id="26" w:name="_Toc10089"/>
       <w:r>
         <w:t>具体内容</w:t>
       </w:r>
@@ -4374,18 +4377,7 @@
           <w:szCs w:val="24"/>
           <w:lang w:val="en-US" w:eastAsia="zh-CN"/>
         </w:rPr>
-        <w:t>202</w:t>
-      </w:r>
-      <w:bookmarkStart w:id="52" w:name="_GoBack"/>
-      <w:bookmarkEnd w:id="52"/>
-      <w:r>
-        <w:rPr>
-          <w:rFonts w:hint="eastAsia" w:ascii="宋体" w:hAnsi="宋体" w:cs="宋体"/>
-          <w:sz w:val="24"/>
-          <w:szCs w:val="24"/>
-          <w:lang w:val="en-US" w:eastAsia="zh-CN"/>
-        </w:rPr>
-        <w:t>6年6月</w:t>
+        <w:t>2026年6月</w:t>
       </w:r>
       <w:r>
         <w:rPr>
@@ -4806,9 +4798,9 @@
         </w:rPr>
         <w:t>运维服务目录向运维服务相关部门、公司管理人员发布，并提交质量部</w:t>
       </w:r>
-      <w:bookmarkStart w:id="41" w:name="bookmark26"/>
+      <w:bookmarkStart w:id="41" w:name="bookmark25"/>
       <w:bookmarkEnd w:id="41"/>
-      <w:bookmarkStart w:id="42" w:name="bookmark25"/>
+      <w:bookmarkStart w:id="42" w:name="bookmark26"/>
       <w:bookmarkEnd w:id="42"/>
       <w:r>
         <w:rPr>
@@ -5099,9 +5091,9 @@
         <w:topLinePunct w:val="0"/>
         <w:bidi w:val="0"/>
       </w:pPr>
-      <w:bookmarkStart w:id="47" w:name="bookmark28"/>
+      <w:bookmarkStart w:id="47" w:name="bookmark27"/>
       <w:bookmarkEnd w:id="47"/>
-      <w:bookmarkStart w:id="48" w:name="bookmark27"/>
+      <w:bookmarkStart w:id="48" w:name="bookmark28"/>
       <w:bookmarkEnd w:id="48"/>
       <w:bookmarkStart w:id="49" w:name="_Toc5964"/>
       <w:r>
